--- a/textFileQuestiosn.docx
+++ b/textFileQuestiosn.docx
@@ -25,6 +25,9 @@
         </w:rPr>
       </w:pPr>
       <w:r>
+        <w:rPr>
+          <w:noProof/>
+        </w:rPr>
         <w:drawing>
           <wp:inline distT="0" distB="0" distL="0" distR="0" wp14:anchorId="241BE9D5" wp14:editId="5A616063">
             <wp:extent cx="5731510" cy="3679190"/>
@@ -104,6 +107,7 @@
         <w:rPr>
           <w:b/>
           <w:bCs/>
+          <w:noProof/>
         </w:rPr>
         <w:drawing>
           <wp:inline distT="0" distB="0" distL="0" distR="0" wp14:anchorId="6386A6A4" wp14:editId="1D15A2FE">
@@ -149,6 +153,120 @@
           <w:bCs/>
         </w:rPr>
       </w:pPr>
+    </w:p>
+    <w:p>
+      <w:pPr>
+        <w:rPr>
+          <w:b/>
+          <w:bCs/>
+        </w:rPr>
+      </w:pPr>
+      <w:r>
+        <w:rPr>
+          <w:b/>
+          <w:bCs/>
+        </w:rPr>
+        <w:lastRenderedPageBreak/>
+        <w:t>2023</w:t>
+      </w:r>
+    </w:p>
+    <w:p>
+      <w:pPr>
+        <w:rPr>
+          <w:b/>
+          <w:bCs/>
+        </w:rPr>
+      </w:pPr>
+      <w:r>
+        <w:rPr>
+          <w:b/>
+          <w:bCs/>
+        </w:rPr>
+        <w:drawing>
+          <wp:inline distT="0" distB="0" distL="0" distR="0" wp14:anchorId="69E13793" wp14:editId="0744265C">
+            <wp:extent cx="5731510" cy="2871470"/>
+            <wp:effectExtent l="0" t="0" r="2540" b="5080"/>
+            <wp:docPr id="384757476" name="Picture 1"/>
+            <wp:cNvGraphicFramePr>
+              <a:graphicFrameLocks xmlns:a="http://schemas.openxmlformats.org/drawingml/2006/main" noChangeAspect="1"/>
+            </wp:cNvGraphicFramePr>
+            <a:graphic xmlns:a="http://schemas.openxmlformats.org/drawingml/2006/main">
+              <a:graphicData uri="http://schemas.openxmlformats.org/drawingml/2006/picture">
+                <pic:pic xmlns:pic="http://schemas.openxmlformats.org/drawingml/2006/picture">
+                  <pic:nvPicPr>
+                    <pic:cNvPr id="384757476" name=""/>
+                    <pic:cNvPicPr/>
+                  </pic:nvPicPr>
+                  <pic:blipFill>
+                    <a:blip r:embed="rId6"/>
+                    <a:stretch>
+                      <a:fillRect/>
+                    </a:stretch>
+                  </pic:blipFill>
+                  <pic:spPr>
+                    <a:xfrm>
+                      <a:off x="0" y="0"/>
+                      <a:ext cx="5731510" cy="2871470"/>
+                    </a:xfrm>
+                    <a:prstGeom prst="rect">
+                      <a:avLst/>
+                    </a:prstGeom>
+                  </pic:spPr>
+                </pic:pic>
+              </a:graphicData>
+            </a:graphic>
+          </wp:inline>
+        </w:drawing>
+      </w:r>
+    </w:p>
+    <w:p>
+      <w:pPr>
+        <w:rPr>
+          <w:b/>
+          <w:bCs/>
+        </w:rPr>
+      </w:pPr>
+      <w:r>
+        <w:rPr>
+          <w:b/>
+          <w:bCs/>
+        </w:rPr>
+        <w:drawing>
+          <wp:inline distT="0" distB="0" distL="0" distR="0" wp14:anchorId="0F21E9AF" wp14:editId="3781D196">
+            <wp:extent cx="5731510" cy="1991995"/>
+            <wp:effectExtent l="0" t="0" r="2540" b="8255"/>
+            <wp:docPr id="1140718701" name="Picture 1"/>
+            <wp:cNvGraphicFramePr>
+              <a:graphicFrameLocks xmlns:a="http://schemas.openxmlformats.org/drawingml/2006/main" noChangeAspect="1"/>
+            </wp:cNvGraphicFramePr>
+            <a:graphic xmlns:a="http://schemas.openxmlformats.org/drawingml/2006/main">
+              <a:graphicData uri="http://schemas.openxmlformats.org/drawingml/2006/picture">
+                <pic:pic xmlns:pic="http://schemas.openxmlformats.org/drawingml/2006/picture">
+                  <pic:nvPicPr>
+                    <pic:cNvPr id="1140718701" name=""/>
+                    <pic:cNvPicPr/>
+                  </pic:nvPicPr>
+                  <pic:blipFill>
+                    <a:blip r:embed="rId7"/>
+                    <a:stretch>
+                      <a:fillRect/>
+                    </a:stretch>
+                  </pic:blipFill>
+                  <pic:spPr>
+                    <a:xfrm>
+                      <a:off x="0" y="0"/>
+                      <a:ext cx="5731510" cy="1991995"/>
+                    </a:xfrm>
+                    <a:prstGeom prst="rect">
+                      <a:avLst/>
+                    </a:prstGeom>
+                  </pic:spPr>
+                </pic:pic>
+              </a:graphicData>
+            </a:graphic>
+          </wp:inline>
+        </w:drawing>
+      </w:r>
     </w:p>
     <w:sectPr>
       <w:pgSz w:w="11906" w:h="16838"/>

--- a/textFileQuestiosn.docx
+++ b/textFileQuestiosn.docx
@@ -2,6 +2,5831 @@
 <file path=word/document.xml><?xml version="1.0" encoding="utf-8"?>
 <w:document xmlns:wpc="http://schemas.microsoft.com/office/word/2010/wordprocessingCanvas" xmlns:cx="http://schemas.microsoft.com/office/drawing/2014/chartex" xmlns:cx1="http://schemas.microsoft.com/office/drawing/2015/9/8/chartex" xmlns:cx2="http://schemas.microsoft.com/office/drawing/2015/10/21/chartex" xmlns:cx3="http://schemas.microsoft.com/office/drawing/2016/5/9/chartex" xmlns:cx4="http://schemas.microsoft.com/office/drawing/2016/5/10/chartex" xmlns:cx5="http://schemas.microsoft.com/office/drawing/2016/5/11/chartex" xmlns:cx6="http://schemas.microsoft.com/office/drawing/2016/5/12/chartex" xmlns:cx7="http://schemas.microsoft.com/office/drawing/2016/5/13/chartex" xmlns:cx8="http://schemas.microsoft.com/office/drawing/2016/5/14/chartex" xmlns:mc="http://schemas.openxmlformats.org/markup-compatibility/2006" xmlns:aink="http://schemas.microsoft.com/office/drawing/2016/ink" xmlns:am3d="http://schemas.microsoft.com/office/drawing/2017/model3d" xmlns:o="urn:schemas-microsoft-com:office:office" xmlns:oel="http://schemas.microsoft.com/office/2019/extlst" xmlns:r="http://schemas.openxmlformats.org/officeDocument/2006/relationships" xmlns:m="http://schemas.openxmlformats.org/officeDocument/2006/math" xmlns:v="urn:schemas-microsoft-com:vml" xmlns:wp14="http://schemas.microsoft.com/office/word/2010/wordprocessingDrawing" xmlns:wp="http://schemas.openxmlformats.org/drawingml/2006/wordprocessingDrawing" xmlns:w10="urn:schemas-microsoft-com:office:word" xmlns:w="http://schemas.openxmlformats.org/wordprocessingml/2006/main" xmlns:w14="http://schemas.microsoft.com/office/word/2010/wordml" xmlns:w15="http://schemas.microsoft.com/office/word/2012/wordml" xmlns:w16cex="http://schemas.microsoft.com/office/word/2018/wordml/cex" xmlns:w16cid="http://schemas.microsoft.com/office/word/2016/wordml/cid" xmlns:w16="http://schemas.microsoft.com/office/word/2018/wordml" xmlns:w16du="http://schemas.microsoft.com/office/word/2023/wordml/word16du" xmlns:w16sdtdh="http://schemas.microsoft.com/office/word/2020/wordml/sdtdatahash" xmlns:w16sdtfl="http://schemas.microsoft.com/office/word/2024/wordml/sdtformatlock" xmlns:w16se="http://schemas.microsoft.com/office/word/2015/wordml/symex" xmlns:wpg="http://schemas.microsoft.com/office/word/2010/wordprocessingGroup" xmlns:wpi="http://schemas.microsoft.com/office/word/2010/wordprocessingInk" xmlns:wne="http://schemas.microsoft.com/office/word/2006/wordml" xmlns:wps="http://schemas.microsoft.com/office/word/2010/wordprocessingShape" mc:Ignorable="w14 w15 w16se w16cid w16 w16cex w16sdtdh w16sdtfl w16du wp14">
   <w:body>
+    <w:p>
+      <w:pPr>
+        <w:pStyle w:val="Title"/>
+        <w:jc w:val="center"/>
+        <w:rPr>
+          <w:b/>
+          <w:color w:val="262626" w:themeColor="text1" w:themeTint="D9"/>
+          <w:spacing w:val="0"/>
+          <w14:shadow w14:blurRad="0" w14:dist="38100" w14:dir="2700000" w14:sx="100000" w14:sy="100000" w14:kx="0" w14:ky="0" w14:algn="bl">
+            <w14:schemeClr w14:val="accent5"/>
+          </w14:shadow>
+          <w14:textOutline w14:w="6731" w14:cap="flat" w14:cmpd="sng" w14:algn="ctr">
+            <w14:solidFill>
+              <w14:schemeClr w14:val="bg1"/>
+            </w14:solidFill>
+            <w14:prstDash w14:val="solid"/>
+            <w14:round/>
+          </w14:textOutline>
+        </w:rPr>
+      </w:pPr>
+      <w:r>
+        <w:rPr>
+          <w:b/>
+          <w:color w:val="262626" w:themeColor="text1" w:themeTint="D9"/>
+          <w:spacing w:val="0"/>
+          <w14:shadow w14:blurRad="0" w14:dist="38100" w14:dir="2700000" w14:sx="100000" w14:sy="100000" w14:kx="0" w14:ky="0" w14:algn="bl">
+            <w14:schemeClr w14:val="accent5"/>
+          </w14:shadow>
+          <w14:textOutline w14:w="6731" w14:cap="flat" w14:cmpd="sng" w14:algn="ctr">
+            <w14:solidFill>
+              <w14:schemeClr w14:val="bg1"/>
+            </w14:solidFill>
+            <w14:prstDash w14:val="solid"/>
+            <w14:round/>
+          </w14:textOutline>
+        </w:rPr>
+        <w:t>Text File Handling</w:t>
+      </w:r>
+    </w:p>
+    <w:tbl>
+      <w:tblPr>
+        <w:tblStyle w:val="GridTable2"/>
+        <w:tblW w:w="0" w:type="auto"/>
+        <w:jc w:val="center"/>
+        <w:tblLook w:val="04A0" w:firstRow="1" w:lastRow="0" w:firstColumn="1" w:lastColumn="0" w:noHBand="0" w:noVBand="1"/>
+      </w:tblPr>
+      <w:tblGrid>
+        <w:gridCol w:w="1550"/>
+        <w:gridCol w:w="1763"/>
+        <w:gridCol w:w="1564"/>
+      </w:tblGrid>
+      <w:tr>
+        <w:trPr>
+          <w:cnfStyle w:val="100000000000" w:firstRow="1" w:lastRow="0" w:firstColumn="0" w:lastColumn="0" w:oddVBand="0" w:evenVBand="0" w:oddHBand="0" w:evenHBand="0" w:firstRowFirstColumn="0" w:firstRowLastColumn="0" w:lastRowFirstColumn="0" w:lastRowLastColumn="0"/>
+          <w:trHeight w:val="450"/>
+          <w:jc w:val="center"/>
+        </w:trPr>
+        <w:tc>
+          <w:tcPr>
+            <w:cnfStyle w:val="001000000000" w:firstRow="0" w:lastRow="0" w:firstColumn="1" w:lastColumn="0" w:oddVBand="0" w:evenVBand="0" w:oddHBand="0" w:evenHBand="0" w:firstRowFirstColumn="0" w:firstRowLastColumn="0" w:lastRowFirstColumn="0" w:lastRowLastColumn="0"/>
+            <w:tcW w:w="0" w:type="auto"/>
+            <w:hideMark/>
+          </w:tcPr>
+          <w:p>
+            <w:pPr>
+              <w:spacing w:after="160" w:line="259" w:lineRule="auto"/>
+            </w:pPr>
+            <w:r>
+              <w:t>Text File Mode</w:t>
+            </w:r>
+          </w:p>
+        </w:tc>
+        <w:tc>
+          <w:tcPr>
+            <w:tcW w:w="0" w:type="auto"/>
+            <w:hideMark/>
+          </w:tcPr>
+          <w:p>
+            <w:pPr>
+              <w:spacing w:after="160" w:line="259" w:lineRule="auto"/>
+              <w:cnfStyle w:val="100000000000" w:firstRow="1" w:lastRow="0" w:firstColumn="0" w:lastColumn="0" w:oddVBand="0" w:evenVBand="0" w:oddHBand="0" w:evenHBand="0" w:firstRowFirstColumn="0" w:firstRowLastColumn="0" w:lastRowFirstColumn="0" w:lastRowLastColumn="0"/>
+            </w:pPr>
+            <w:r>
+              <w:t>Binary File Mode</w:t>
+            </w:r>
+          </w:p>
+        </w:tc>
+        <w:tc>
+          <w:tcPr>
+            <w:tcW w:w="0" w:type="auto"/>
+            <w:hideMark/>
+          </w:tcPr>
+          <w:p>
+            <w:pPr>
+              <w:spacing w:after="160" w:line="259" w:lineRule="auto"/>
+              <w:cnfStyle w:val="100000000000" w:firstRow="1" w:lastRow="0" w:firstColumn="0" w:lastColumn="0" w:oddVBand="0" w:evenVBand="0" w:oddHBand="0" w:evenHBand="0" w:firstRowFirstColumn="0" w:firstRowLastColumn="0" w:lastRowFirstColumn="0" w:lastRowLastColumn="0"/>
+            </w:pPr>
+            <w:r>
+              <w:t>Description</w:t>
+            </w:r>
+          </w:p>
+        </w:tc>
+      </w:tr>
+      <w:tr>
+        <w:trPr>
+          <w:cnfStyle w:val="000000100000" w:firstRow="0" w:lastRow="0" w:firstColumn="0" w:lastColumn="0" w:oddVBand="0" w:evenVBand="0" w:oddHBand="1" w:evenHBand="0" w:firstRowFirstColumn="0" w:firstRowLastColumn="0" w:lastRowFirstColumn="0" w:lastRowLastColumn="0"/>
+          <w:trHeight w:val="450"/>
+          <w:jc w:val="center"/>
+        </w:trPr>
+        <w:tc>
+          <w:tcPr>
+            <w:cnfStyle w:val="001000000000" w:firstRow="0" w:lastRow="0" w:firstColumn="1" w:lastColumn="0" w:oddVBand="0" w:evenVBand="0" w:oddHBand="0" w:evenHBand="0" w:firstRowFirstColumn="0" w:firstRowLastColumn="0" w:lastRowFirstColumn="0" w:lastRowLastColumn="0"/>
+            <w:tcW w:w="0" w:type="auto"/>
+            <w:hideMark/>
+          </w:tcPr>
+          <w:p>
+            <w:pPr>
+              <w:spacing w:after="160" w:line="259" w:lineRule="auto"/>
+            </w:pPr>
+            <w:r>
+              <w:t>‘r’</w:t>
+            </w:r>
+          </w:p>
+        </w:tc>
+        <w:tc>
+          <w:tcPr>
+            <w:tcW w:w="0" w:type="auto"/>
+            <w:hideMark/>
+          </w:tcPr>
+          <w:p>
+            <w:pPr>
+              <w:spacing w:after="160" w:line="259" w:lineRule="auto"/>
+              <w:cnfStyle w:val="000000100000" w:firstRow="0" w:lastRow="0" w:firstColumn="0" w:lastColumn="0" w:oddVBand="0" w:evenVBand="0" w:oddHBand="1" w:evenHBand="0" w:firstRowFirstColumn="0" w:firstRowLastColumn="0" w:lastRowFirstColumn="0" w:lastRowLastColumn="0"/>
+            </w:pPr>
+            <w:r>
+              <w:t>‘</w:t>
+            </w:r>
+            <w:proofErr w:type="spellStart"/>
+            <w:r>
+              <w:t>rb</w:t>
+            </w:r>
+            <w:proofErr w:type="spellEnd"/>
+            <w:r>
+              <w:t>’</w:t>
+            </w:r>
+          </w:p>
+        </w:tc>
+        <w:tc>
+          <w:tcPr>
+            <w:tcW w:w="0" w:type="auto"/>
+            <w:hideMark/>
+          </w:tcPr>
+          <w:p>
+            <w:pPr>
+              <w:spacing w:after="160" w:line="259" w:lineRule="auto"/>
+              <w:cnfStyle w:val="000000100000" w:firstRow="0" w:lastRow="0" w:firstColumn="0" w:lastColumn="0" w:oddVBand="0" w:evenVBand="0" w:oddHBand="1" w:evenHBand="0" w:firstRowFirstColumn="0" w:firstRowLastColumn="0" w:lastRowFirstColumn="0" w:lastRowLastColumn="0"/>
+            </w:pPr>
+            <w:r>
+              <w:t>Read</w:t>
+            </w:r>
+          </w:p>
+        </w:tc>
+      </w:tr>
+      <w:tr>
+        <w:trPr>
+          <w:trHeight w:val="450"/>
+          <w:jc w:val="center"/>
+        </w:trPr>
+        <w:tc>
+          <w:tcPr>
+            <w:cnfStyle w:val="001000000000" w:firstRow="0" w:lastRow="0" w:firstColumn="1" w:lastColumn="0" w:oddVBand="0" w:evenVBand="0" w:oddHBand="0" w:evenHBand="0" w:firstRowFirstColumn="0" w:firstRowLastColumn="0" w:lastRowFirstColumn="0" w:lastRowLastColumn="0"/>
+            <w:tcW w:w="0" w:type="auto"/>
+            <w:hideMark/>
+          </w:tcPr>
+          <w:p>
+            <w:pPr>
+              <w:spacing w:after="160" w:line="259" w:lineRule="auto"/>
+            </w:pPr>
+            <w:r>
+              <w:t>‘w’</w:t>
+            </w:r>
+          </w:p>
+        </w:tc>
+        <w:tc>
+          <w:tcPr>
+            <w:tcW w:w="0" w:type="auto"/>
+            <w:hideMark/>
+          </w:tcPr>
+          <w:p>
+            <w:pPr>
+              <w:spacing w:after="160" w:line="259" w:lineRule="auto"/>
+              <w:cnfStyle w:val="000000000000" w:firstRow="0" w:lastRow="0" w:firstColumn="0" w:lastColumn="0" w:oddVBand="0" w:evenVBand="0" w:oddHBand="0" w:evenHBand="0" w:firstRowFirstColumn="0" w:firstRowLastColumn="0" w:lastRowFirstColumn="0" w:lastRowLastColumn="0"/>
+            </w:pPr>
+            <w:r>
+              <w:t>‘</w:t>
+            </w:r>
+            <w:proofErr w:type="spellStart"/>
+            <w:r>
+              <w:t>wb</w:t>
+            </w:r>
+            <w:proofErr w:type="spellEnd"/>
+            <w:r>
+              <w:t>’</w:t>
+            </w:r>
+          </w:p>
+        </w:tc>
+        <w:tc>
+          <w:tcPr>
+            <w:tcW w:w="0" w:type="auto"/>
+            <w:hideMark/>
+          </w:tcPr>
+          <w:p>
+            <w:pPr>
+              <w:spacing w:after="160" w:line="259" w:lineRule="auto"/>
+              <w:cnfStyle w:val="000000000000" w:firstRow="0" w:lastRow="0" w:firstColumn="0" w:lastColumn="0" w:oddVBand="0" w:evenVBand="0" w:oddHBand="0" w:evenHBand="0" w:firstRowFirstColumn="0" w:firstRowLastColumn="0" w:lastRowFirstColumn="0" w:lastRowLastColumn="0"/>
+            </w:pPr>
+            <w:r>
+              <w:t>Write</w:t>
+            </w:r>
+          </w:p>
+        </w:tc>
+      </w:tr>
+      <w:tr>
+        <w:trPr>
+          <w:cnfStyle w:val="000000100000" w:firstRow="0" w:lastRow="0" w:firstColumn="0" w:lastColumn="0" w:oddVBand="0" w:evenVBand="0" w:oddHBand="1" w:evenHBand="0" w:firstRowFirstColumn="0" w:firstRowLastColumn="0" w:lastRowFirstColumn="0" w:lastRowLastColumn="0"/>
+          <w:trHeight w:val="450"/>
+          <w:jc w:val="center"/>
+        </w:trPr>
+        <w:tc>
+          <w:tcPr>
+            <w:cnfStyle w:val="001000000000" w:firstRow="0" w:lastRow="0" w:firstColumn="1" w:lastColumn="0" w:oddVBand="0" w:evenVBand="0" w:oddHBand="0" w:evenHBand="0" w:firstRowFirstColumn="0" w:firstRowLastColumn="0" w:lastRowFirstColumn="0" w:lastRowLastColumn="0"/>
+            <w:tcW w:w="0" w:type="auto"/>
+            <w:hideMark/>
+          </w:tcPr>
+          <w:p>
+            <w:pPr>
+              <w:spacing w:after="160" w:line="259" w:lineRule="auto"/>
+            </w:pPr>
+            <w:r>
+              <w:t>‘a’</w:t>
+            </w:r>
+          </w:p>
+        </w:tc>
+        <w:tc>
+          <w:tcPr>
+            <w:tcW w:w="0" w:type="auto"/>
+            <w:hideMark/>
+          </w:tcPr>
+          <w:p>
+            <w:pPr>
+              <w:spacing w:after="160" w:line="259" w:lineRule="auto"/>
+              <w:cnfStyle w:val="000000100000" w:firstRow="0" w:lastRow="0" w:firstColumn="0" w:lastColumn="0" w:oddVBand="0" w:evenVBand="0" w:oddHBand="1" w:evenHBand="0" w:firstRowFirstColumn="0" w:firstRowLastColumn="0" w:lastRowFirstColumn="0" w:lastRowLastColumn="0"/>
+            </w:pPr>
+            <w:r>
+              <w:t>‘ab’</w:t>
+            </w:r>
+          </w:p>
+        </w:tc>
+        <w:tc>
+          <w:tcPr>
+            <w:tcW w:w="0" w:type="auto"/>
+            <w:hideMark/>
+          </w:tcPr>
+          <w:p>
+            <w:pPr>
+              <w:spacing w:after="160" w:line="259" w:lineRule="auto"/>
+              <w:cnfStyle w:val="000000100000" w:firstRow="0" w:lastRow="0" w:firstColumn="0" w:lastColumn="0" w:oddVBand="0" w:evenVBand="0" w:oddHBand="1" w:evenHBand="0" w:firstRowFirstColumn="0" w:firstRowLastColumn="0" w:lastRowFirstColumn="0" w:lastRowLastColumn="0"/>
+            </w:pPr>
+            <w:r>
+              <w:t>Append</w:t>
+            </w:r>
+          </w:p>
+        </w:tc>
+      </w:tr>
+      <w:tr>
+        <w:trPr>
+          <w:trHeight w:val="450"/>
+          <w:jc w:val="center"/>
+        </w:trPr>
+        <w:tc>
+          <w:tcPr>
+            <w:cnfStyle w:val="001000000000" w:firstRow="0" w:lastRow="0" w:firstColumn="1" w:lastColumn="0" w:oddVBand="0" w:evenVBand="0" w:oddHBand="0" w:evenHBand="0" w:firstRowFirstColumn="0" w:firstRowLastColumn="0" w:lastRowFirstColumn="0" w:lastRowLastColumn="0"/>
+            <w:tcW w:w="0" w:type="auto"/>
+            <w:hideMark/>
+          </w:tcPr>
+          <w:p>
+            <w:pPr>
+              <w:spacing w:after="160" w:line="259" w:lineRule="auto"/>
+            </w:pPr>
+            <w:r>
+              <w:t>‘r+’</w:t>
+            </w:r>
+          </w:p>
+        </w:tc>
+        <w:tc>
+          <w:tcPr>
+            <w:tcW w:w="0" w:type="auto"/>
+            <w:hideMark/>
+          </w:tcPr>
+          <w:p>
+            <w:pPr>
+              <w:spacing w:after="160" w:line="259" w:lineRule="auto"/>
+              <w:cnfStyle w:val="000000000000" w:firstRow="0" w:lastRow="0" w:firstColumn="0" w:lastColumn="0" w:oddVBand="0" w:evenVBand="0" w:oddHBand="0" w:evenHBand="0" w:firstRowFirstColumn="0" w:firstRowLastColumn="0" w:lastRowFirstColumn="0" w:lastRowLastColumn="0"/>
+            </w:pPr>
+            <w:r>
+              <w:t>‘</w:t>
+            </w:r>
+            <w:proofErr w:type="spellStart"/>
+            <w:r>
+              <w:t>rb</w:t>
+            </w:r>
+            <w:proofErr w:type="spellEnd"/>
+            <w:r>
+              <w:t>+’</w:t>
+            </w:r>
+          </w:p>
+        </w:tc>
+        <w:tc>
+          <w:tcPr>
+            <w:tcW w:w="0" w:type="auto"/>
+            <w:hideMark/>
+          </w:tcPr>
+          <w:p>
+            <w:pPr>
+              <w:spacing w:after="160" w:line="259" w:lineRule="auto"/>
+              <w:cnfStyle w:val="000000000000" w:firstRow="0" w:lastRow="0" w:firstColumn="0" w:lastColumn="0" w:oddVBand="0" w:evenVBand="0" w:oddHBand="0" w:evenHBand="0" w:firstRowFirstColumn="0" w:firstRowLastColumn="0" w:lastRowFirstColumn="0" w:lastRowLastColumn="0"/>
+            </w:pPr>
+            <w:r>
+              <w:t>Read and write</w:t>
+            </w:r>
+          </w:p>
+        </w:tc>
+      </w:tr>
+      <w:tr>
+        <w:trPr>
+          <w:cnfStyle w:val="000000100000" w:firstRow="0" w:lastRow="0" w:firstColumn="0" w:lastColumn="0" w:oddVBand="0" w:evenVBand="0" w:oddHBand="1" w:evenHBand="0" w:firstRowFirstColumn="0" w:firstRowLastColumn="0" w:lastRowFirstColumn="0" w:lastRowLastColumn="0"/>
+          <w:trHeight w:val="450"/>
+          <w:jc w:val="center"/>
+        </w:trPr>
+        <w:tc>
+          <w:tcPr>
+            <w:cnfStyle w:val="001000000000" w:firstRow="0" w:lastRow="0" w:firstColumn="1" w:lastColumn="0" w:oddVBand="0" w:evenVBand="0" w:oddHBand="0" w:evenHBand="0" w:firstRowFirstColumn="0" w:firstRowLastColumn="0" w:lastRowFirstColumn="0" w:lastRowLastColumn="0"/>
+            <w:tcW w:w="0" w:type="auto"/>
+            <w:hideMark/>
+          </w:tcPr>
+          <w:p>
+            <w:pPr>
+              <w:spacing w:after="160" w:line="259" w:lineRule="auto"/>
+            </w:pPr>
+            <w:r>
+              <w:t>‘w+’</w:t>
+            </w:r>
+          </w:p>
+        </w:tc>
+        <w:tc>
+          <w:tcPr>
+            <w:tcW w:w="0" w:type="auto"/>
+            <w:hideMark/>
+          </w:tcPr>
+          <w:p>
+            <w:pPr>
+              <w:spacing w:after="160" w:line="259" w:lineRule="auto"/>
+              <w:cnfStyle w:val="000000100000" w:firstRow="0" w:lastRow="0" w:firstColumn="0" w:lastColumn="0" w:oddVBand="0" w:evenVBand="0" w:oddHBand="1" w:evenHBand="0" w:firstRowFirstColumn="0" w:firstRowLastColumn="0" w:lastRowFirstColumn="0" w:lastRowLastColumn="0"/>
+            </w:pPr>
+            <w:r>
+              <w:t>‘</w:t>
+            </w:r>
+            <w:proofErr w:type="spellStart"/>
+            <w:r>
+              <w:t>wb</w:t>
+            </w:r>
+            <w:proofErr w:type="spellEnd"/>
+            <w:r>
+              <w:t>+’</w:t>
+            </w:r>
+          </w:p>
+        </w:tc>
+        <w:tc>
+          <w:tcPr>
+            <w:tcW w:w="0" w:type="auto"/>
+            <w:hideMark/>
+          </w:tcPr>
+          <w:p>
+            <w:pPr>
+              <w:spacing w:after="160" w:line="259" w:lineRule="auto"/>
+              <w:cnfStyle w:val="000000100000" w:firstRow="0" w:lastRow="0" w:firstColumn="0" w:lastColumn="0" w:oddVBand="0" w:evenVBand="0" w:oddHBand="1" w:evenHBand="0" w:firstRowFirstColumn="0" w:firstRowLastColumn="0" w:lastRowFirstColumn="0" w:lastRowLastColumn="0"/>
+            </w:pPr>
+            <w:r>
+              <w:t>Write and read</w:t>
+            </w:r>
+          </w:p>
+        </w:tc>
+      </w:tr>
+      <w:tr>
+        <w:trPr>
+          <w:trHeight w:val="450"/>
+          <w:jc w:val="center"/>
+        </w:trPr>
+        <w:tc>
+          <w:tcPr>
+            <w:cnfStyle w:val="001000000000" w:firstRow="0" w:lastRow="0" w:firstColumn="1" w:lastColumn="0" w:oddVBand="0" w:evenVBand="0" w:oddHBand="0" w:evenHBand="0" w:firstRowFirstColumn="0" w:firstRowLastColumn="0" w:lastRowFirstColumn="0" w:lastRowLastColumn="0"/>
+            <w:tcW w:w="0" w:type="auto"/>
+            <w:hideMark/>
+          </w:tcPr>
+          <w:p>
+            <w:pPr>
+              <w:spacing w:after="160" w:line="259" w:lineRule="auto"/>
+            </w:pPr>
+            <w:r>
+              <w:t>‘a+’</w:t>
+            </w:r>
+          </w:p>
+        </w:tc>
+        <w:tc>
+          <w:tcPr>
+            <w:tcW w:w="0" w:type="auto"/>
+            <w:hideMark/>
+          </w:tcPr>
+          <w:p>
+            <w:pPr>
+              <w:spacing w:after="160" w:line="259" w:lineRule="auto"/>
+              <w:cnfStyle w:val="000000000000" w:firstRow="0" w:lastRow="0" w:firstColumn="0" w:lastColumn="0" w:oddVBand="0" w:evenVBand="0" w:oddHBand="0" w:evenHBand="0" w:firstRowFirstColumn="0" w:firstRowLastColumn="0" w:lastRowFirstColumn="0" w:lastRowLastColumn="0"/>
+            </w:pPr>
+            <w:r>
+              <w:t>‘ab+’</w:t>
+            </w:r>
+          </w:p>
+        </w:tc>
+        <w:tc>
+          <w:tcPr>
+            <w:tcW w:w="0" w:type="auto"/>
+            <w:hideMark/>
+          </w:tcPr>
+          <w:p>
+            <w:pPr>
+              <w:spacing w:after="160" w:line="259" w:lineRule="auto"/>
+              <w:cnfStyle w:val="000000000000" w:firstRow="0" w:lastRow="0" w:firstColumn="0" w:lastColumn="0" w:oddVBand="0" w:evenVBand="0" w:oddHBand="0" w:evenHBand="0" w:firstRowFirstColumn="0" w:firstRowLastColumn="0" w:lastRowFirstColumn="0" w:lastRowLastColumn="0"/>
+            </w:pPr>
+            <w:r>
+              <w:t>Write and read</w:t>
+            </w:r>
+          </w:p>
+        </w:tc>
+      </w:tr>
+    </w:tbl>
+    <w:p/>
+    <w:sdt>
+      <w:sdtPr>
+        <w:id w:val="2045012083"/>
+        <w:docPartObj>
+          <w:docPartGallery w:val="Table of Contents"/>
+          <w:docPartUnique/>
+        </w:docPartObj>
+      </w:sdtPr>
+      <w:sdtEndPr>
+        <w:rPr>
+          <w:rFonts w:asciiTheme="minorHAnsi" w:eastAsiaTheme="minorHAnsi" w:hAnsiTheme="minorHAnsi" w:cstheme="minorBidi"/>
+          <w:b/>
+          <w:bCs/>
+          <w:noProof/>
+          <w:color w:val="auto"/>
+          <w:kern w:val="2"/>
+          <w:sz w:val="22"/>
+          <w:szCs w:val="22"/>
+          <w:lang w:val="en-IN"/>
+          <w14:ligatures w14:val="standardContextual"/>
+        </w:rPr>
+      </w:sdtEndPr>
+      <w:sdtContent>
+        <w:p>
+          <w:pPr>
+            <w:pStyle w:val="TOCHeading"/>
+          </w:pPr>
+          <w:r>
+            <w:t>Contents</w:t>
+          </w:r>
+        </w:p>
+        <w:p>
+          <w:pPr>
+            <w:pStyle w:val="TOC1"/>
+            <w:tabs>
+              <w:tab w:val="right" w:leader="dot" w:pos="9016"/>
+            </w:tabs>
+            <w:rPr>
+              <w:rFonts w:eastAsiaTheme="minorEastAsia"/>
+              <w:noProof/>
+              <w:sz w:val="24"/>
+              <w:szCs w:val="24"/>
+              <w:lang w:eastAsia="en-IN"/>
+            </w:rPr>
+          </w:pPr>
+          <w:r>
+            <w:fldChar w:fldCharType="begin"/>
+          </w:r>
+          <w:r>
+            <w:instrText xml:space="preserve"> TOC \o "1-3" \h \z \u </w:instrText>
+          </w:r>
+          <w:r>
+            <w:fldChar w:fldCharType="separate"/>
+          </w:r>
+          <w:hyperlink w:anchor="_Toc234853472" w:history="1">
+            <w:r>
+              <w:rPr>
+                <w:rStyle w:val="Hyperlink"/>
+                <w:noProof/>
+              </w:rPr>
+              <w:t>Theory Questions.</w:t>
+            </w:r>
+            <w:r>
+              <w:rPr>
+                <w:noProof/>
+                <w:webHidden/>
+              </w:rPr>
+              <w:tab/>
+            </w:r>
+            <w:r>
+              <w:rPr>
+                <w:noProof/>
+                <w:webHidden/>
+              </w:rPr>
+              <w:fldChar w:fldCharType="begin"/>
+            </w:r>
+            <w:r>
+              <w:rPr>
+                <w:noProof/>
+                <w:webHidden/>
+              </w:rPr>
+              <w:instrText xml:space="preserve"> PAGEREF _Toc234853472 \h </w:instrText>
+            </w:r>
+            <w:r>
+              <w:rPr>
+                <w:noProof/>
+                <w:webHidden/>
+              </w:rPr>
+            </w:r>
+            <w:r>
+              <w:rPr>
+                <w:noProof/>
+                <w:webHidden/>
+              </w:rPr>
+              <w:fldChar w:fldCharType="separate"/>
+            </w:r>
+            <w:r>
+              <w:rPr>
+                <w:noProof/>
+                <w:webHidden/>
+              </w:rPr>
+              <w:t>1</w:t>
+            </w:r>
+            <w:r>
+              <w:rPr>
+                <w:noProof/>
+                <w:webHidden/>
+              </w:rPr>
+              <w:fldChar w:fldCharType="end"/>
+            </w:r>
+          </w:hyperlink>
+        </w:p>
+        <w:p>
+          <w:pPr>
+            <w:pStyle w:val="TOC1"/>
+            <w:tabs>
+              <w:tab w:val="right" w:leader="dot" w:pos="9016"/>
+            </w:tabs>
+            <w:rPr>
+              <w:rFonts w:eastAsiaTheme="minorEastAsia"/>
+              <w:noProof/>
+              <w:sz w:val="24"/>
+              <w:szCs w:val="24"/>
+              <w:lang w:eastAsia="en-IN"/>
+            </w:rPr>
+          </w:pPr>
+          <w:hyperlink w:anchor="_Toc234853473" w:history="1">
+            <w:r>
+              <w:rPr>
+                <w:rStyle w:val="Hyperlink"/>
+                <w:noProof/>
+              </w:rPr>
+              <w:t>Questions and Answers</w:t>
+            </w:r>
+            <w:r>
+              <w:rPr>
+                <w:noProof/>
+                <w:webHidden/>
+              </w:rPr>
+              <w:tab/>
+            </w:r>
+            <w:r>
+              <w:rPr>
+                <w:noProof/>
+                <w:webHidden/>
+              </w:rPr>
+              <w:fldChar w:fldCharType="begin"/>
+            </w:r>
+            <w:r>
+              <w:rPr>
+                <w:noProof/>
+                <w:webHidden/>
+              </w:rPr>
+              <w:instrText xml:space="preserve"> PAGEREF _Toc234853473 \h </w:instrText>
+            </w:r>
+            <w:r>
+              <w:rPr>
+                <w:noProof/>
+                <w:webHidden/>
+              </w:rPr>
+            </w:r>
+            <w:r>
+              <w:rPr>
+                <w:noProof/>
+                <w:webHidden/>
+              </w:rPr>
+              <w:fldChar w:fldCharType="separate"/>
+            </w:r>
+            <w:r>
+              <w:rPr>
+                <w:noProof/>
+                <w:webHidden/>
+              </w:rPr>
+              <w:t>1</w:t>
+            </w:r>
+            <w:r>
+              <w:rPr>
+                <w:noProof/>
+                <w:webHidden/>
+              </w:rPr>
+              <w:fldChar w:fldCharType="end"/>
+            </w:r>
+          </w:hyperlink>
+        </w:p>
+        <w:p>
+          <w:pPr>
+            <w:pStyle w:val="TOC1"/>
+            <w:tabs>
+              <w:tab w:val="right" w:leader="dot" w:pos="9016"/>
+            </w:tabs>
+            <w:rPr>
+              <w:rFonts w:eastAsiaTheme="minorEastAsia"/>
+              <w:noProof/>
+              <w:sz w:val="24"/>
+              <w:szCs w:val="24"/>
+              <w:lang w:eastAsia="en-IN"/>
+            </w:rPr>
+          </w:pPr>
+          <w:hyperlink w:anchor="_Toc234853474" w:history="1">
+            <w:r>
+              <w:rPr>
+                <w:rStyle w:val="Hyperlink"/>
+                <w:noProof/>
+              </w:rPr>
+              <w:t>Previous Year Questions and Answers</w:t>
+            </w:r>
+            <w:r>
+              <w:rPr>
+                <w:noProof/>
+                <w:webHidden/>
+              </w:rPr>
+              <w:tab/>
+            </w:r>
+            <w:r>
+              <w:rPr>
+                <w:noProof/>
+                <w:webHidden/>
+              </w:rPr>
+              <w:fldChar w:fldCharType="begin"/>
+            </w:r>
+            <w:r>
+              <w:rPr>
+                <w:noProof/>
+                <w:webHidden/>
+              </w:rPr>
+              <w:instrText xml:space="preserve"> PAGEREF _Toc234853474 \h </w:instrText>
+            </w:r>
+            <w:r>
+              <w:rPr>
+                <w:noProof/>
+                <w:webHidden/>
+              </w:rPr>
+            </w:r>
+            <w:r>
+              <w:rPr>
+                <w:noProof/>
+                <w:webHidden/>
+              </w:rPr>
+              <w:fldChar w:fldCharType="separate"/>
+            </w:r>
+            <w:r>
+              <w:rPr>
+                <w:noProof/>
+                <w:webHidden/>
+              </w:rPr>
+              <w:t>3</w:t>
+            </w:r>
+            <w:r>
+              <w:rPr>
+                <w:noProof/>
+                <w:webHidden/>
+              </w:rPr>
+              <w:fldChar w:fldCharType="end"/>
+            </w:r>
+          </w:hyperlink>
+        </w:p>
+        <w:p>
+          <w:r>
+            <w:rPr>
+              <w:b/>
+              <w:bCs/>
+              <w:noProof/>
+            </w:rPr>
+            <w:fldChar w:fldCharType="end"/>
+          </w:r>
+        </w:p>
+      </w:sdtContent>
+    </w:sdt>
+    <w:p/>
+    <w:p>
+      <w:pPr>
+        <w:pStyle w:val="Heading1"/>
+      </w:pPr>
+      <w:bookmarkStart w:id="0" w:name="_Toc234853472"/>
+      <w:r>
+        <w:t>Theory Questions.</w:t>
+      </w:r>
+      <w:bookmarkEnd w:id="0"/>
+    </w:p>
+    <w:p>
+      <w:pPr>
+        <w:pStyle w:val="ListParagraph"/>
+        <w:numPr>
+          <w:ilvl w:val="0"/>
+          <w:numId w:val="1"/>
+        </w:numPr>
+        <w:rPr>
+          <w:b/>
+          <w:bCs/>
+        </w:rPr>
+      </w:pPr>
+      <w:r>
+        <w:rPr>
+          <w:b/>
+          <w:bCs/>
+        </w:rPr>
+        <w:t>What do you mean by file? What do you mean by file handling?</w:t>
+      </w:r>
+    </w:p>
+    <w:p>
+      <w:pPr>
+        <w:numPr>
+          <w:ilvl w:val="1"/>
+          <w:numId w:val="1"/>
+        </w:numPr>
+        <w:rPr>
+          <w:b/>
+          <w:bCs/>
+        </w:rPr>
+      </w:pPr>
+      <w:r>
+        <w:rPr>
+          <w:b/>
+          <w:bCs/>
+        </w:rPr>
+        <w:t>The file refers to the collection of bytes stored in computer storage.</w:t>
+      </w:r>
+    </w:p>
+    <w:p>
+      <w:pPr>
+        <w:numPr>
+          <w:ilvl w:val="1"/>
+          <w:numId w:val="1"/>
+        </w:numPr>
+        <w:rPr>
+          <w:b/>
+          <w:bCs/>
+        </w:rPr>
+      </w:pPr>
+      <w:r>
+        <w:rPr>
+          <w:b/>
+          <w:bCs/>
+        </w:rPr>
+        <w:t>Data can be stored in various forms in a file.</w:t>
+      </w:r>
+    </w:p>
+    <w:p>
+      <w:pPr>
+        <w:numPr>
+          <w:ilvl w:val="1"/>
+          <w:numId w:val="1"/>
+        </w:numPr>
+        <w:rPr>
+          <w:b/>
+          <w:bCs/>
+        </w:rPr>
+      </w:pPr>
+      <w:r>
+        <w:rPr>
+          <w:b/>
+          <w:bCs/>
+        </w:rPr>
+        <w:t>These files saved in a specific format with a specific extension.</w:t>
+      </w:r>
+    </w:p>
+    <w:p>
+      <w:pPr>
+        <w:numPr>
+          <w:ilvl w:val="1"/>
+          <w:numId w:val="1"/>
+        </w:numPr>
+        <w:rPr>
+          <w:b/>
+          <w:bCs/>
+        </w:rPr>
+      </w:pPr>
+      <w:r>
+        <w:rPr>
+          <w:b/>
+          <w:bCs/>
+        </w:rPr>
+        <w:t>Every file needs to have a specific program to read them.</w:t>
+      </w:r>
+    </w:p>
+    <w:p>
+      <w:pPr>
+        <w:numPr>
+          <w:ilvl w:val="1"/>
+          <w:numId w:val="1"/>
+        </w:numPr>
+        <w:rPr>
+          <w:b/>
+          <w:bCs/>
+        </w:rPr>
+      </w:pPr>
+      <w:r>
+        <w:rPr>
+          <w:b/>
+          <w:bCs/>
+        </w:rPr>
+        <w:t>Fille handling refers to the process of handling data using software for IO operations.</w:t>
+      </w:r>
+    </w:p>
+    <w:p>
+      <w:pPr>
+        <w:pStyle w:val="ListParagraph"/>
+        <w:numPr>
+          <w:ilvl w:val="0"/>
+          <w:numId w:val="1"/>
+        </w:numPr>
+        <w:rPr>
+          <w:b/>
+          <w:bCs/>
+        </w:rPr>
+      </w:pPr>
+      <w:r>
+        <w:rPr>
+          <w:b/>
+          <w:bCs/>
+        </w:rPr>
+        <w:t xml:space="preserve">Write a statement to create a data.txt file with </w:t>
+      </w:r>
+      <w:proofErr w:type="spellStart"/>
+      <w:r>
+        <w:rPr>
+          <w:b/>
+          <w:bCs/>
+        </w:rPr>
+        <w:t>thefollowing</w:t>
+      </w:r>
+      <w:proofErr w:type="spellEnd"/>
+      <w:r>
+        <w:rPr>
+          <w:b/>
+          <w:bCs/>
+        </w:rPr>
+        <w:t xml:space="preserve"> text.</w:t>
+      </w:r>
+    </w:p>
+    <w:p>
+      <w:pPr>
+        <w:pStyle w:val="ListParagraph"/>
+        <w:ind w:firstLine="720"/>
+        <w:rPr>
+          <w:b/>
+          <w:bCs/>
+        </w:rPr>
+      </w:pPr>
+      <w:r>
+        <w:rPr>
+          <w:b/>
+          <w:bCs/>
+        </w:rPr>
+        <w:t>Python file handling is very interesting and useful.</w:t>
+      </w:r>
+    </w:p>
+    <w:p>
+      <w:pPr>
+        <w:pStyle w:val="ListParagraph"/>
+        <w:ind w:firstLine="720"/>
+        <w:rPr>
+          <w:b/>
+          <w:bCs/>
+        </w:rPr>
+      </w:pPr>
+    </w:p>
+    <w:p>
+      <w:pPr>
+        <w:pStyle w:val="ListParagraph"/>
+        <w:rPr>
+          <w:b/>
+          <w:bCs/>
+        </w:rPr>
+      </w:pPr>
+      <w:r>
+        <w:rPr>
+          <w:b/>
+          <w:bCs/>
+        </w:rPr>
+        <w:t>f=open(“</w:t>
+      </w:r>
+      <w:proofErr w:type="spellStart"/>
+      <w:r>
+        <w:rPr>
+          <w:b/>
+          <w:bCs/>
+        </w:rPr>
+        <w:t>data.txt”</w:t>
+      </w:r>
+      <w:proofErr w:type="gramStart"/>
+      <w:r>
+        <w:rPr>
+          <w:b/>
+          <w:bCs/>
+        </w:rPr>
+        <w:t>,”w</w:t>
+      </w:r>
+      <w:proofErr w:type="spellEnd"/>
+      <w:proofErr w:type="gramEnd"/>
+      <w:r>
+        <w:rPr>
+          <w:b/>
+          <w:bCs/>
+        </w:rPr>
+        <w:t>”)</w:t>
+      </w:r>
+    </w:p>
+    <w:p>
+      <w:pPr>
+        <w:pStyle w:val="ListParagraph"/>
+        <w:rPr>
+          <w:b/>
+          <w:bCs/>
+        </w:rPr>
+      </w:pPr>
+      <w:proofErr w:type="spellStart"/>
+      <w:proofErr w:type="gramStart"/>
+      <w:r>
+        <w:rPr>
+          <w:b/>
+          <w:bCs/>
+        </w:rPr>
+        <w:t>f.write</w:t>
+      </w:r>
+      <w:proofErr w:type="spellEnd"/>
+      <w:proofErr w:type="gramEnd"/>
+      <w:r>
+        <w:rPr>
+          <w:b/>
+          <w:bCs/>
+        </w:rPr>
+        <w:t>(“Python file handling is very interesting and useful.”)</w:t>
+      </w:r>
+    </w:p>
+    <w:p>
+      <w:pPr>
+        <w:pStyle w:val="ListParagraph"/>
+        <w:rPr>
+          <w:b/>
+          <w:bCs/>
+        </w:rPr>
+      </w:pPr>
+      <w:proofErr w:type="spellStart"/>
+      <w:proofErr w:type="gramStart"/>
+      <w:r>
+        <w:rPr>
+          <w:b/>
+          <w:bCs/>
+        </w:rPr>
+        <w:t>f.close</w:t>
+      </w:r>
+      <w:proofErr w:type="spellEnd"/>
+      <w:proofErr w:type="gramEnd"/>
+      <w:r>
+        <w:rPr>
+          <w:b/>
+          <w:bCs/>
+        </w:rPr>
+        <w:t>()</w:t>
+      </w:r>
+    </w:p>
+    <w:p>
+      <w:pPr>
+        <w:shd w:val="clear" w:color="auto" w:fill="FFFFFF"/>
+        <w:spacing w:after="0" w:line="240" w:lineRule="auto"/>
+        <w:rPr>
+          <w:rFonts w:ascii="Roboto" w:eastAsia="Times New Roman" w:hAnsi="Roboto" w:cs="Times New Roman"/>
+          <w:color w:val="000000"/>
+          <w:kern w:val="0"/>
+          <w:sz w:val="27"/>
+          <w:szCs w:val="27"/>
+          <w:lang w:eastAsia="en-IN"/>
+          <w14:ligatures w14:val="none"/>
+        </w:rPr>
+      </w:pPr>
+    </w:p>
+    <w:p>
+      <w:pPr>
+        <w:pStyle w:val="ListParagraph"/>
+        <w:numPr>
+          <w:ilvl w:val="0"/>
+          <w:numId w:val="1"/>
+        </w:numPr>
+        <w:rPr>
+          <w:b/>
+          <w:bCs/>
+        </w:rPr>
+      </w:pPr>
+      <w:r>
+        <w:rPr>
+          <w:b/>
+          <w:bCs/>
+        </w:rPr>
+        <w:t xml:space="preserve"> </w:t>
+      </w:r>
+      <w:r>
+        <w:rPr>
+          <w:b/>
+          <w:bCs/>
+        </w:rPr>
+        <w:t>List out the basic file modes available in python.</w:t>
+      </w:r>
+    </w:p>
+    <w:p>
+      <w:pPr>
+        <w:pStyle w:val="ListParagraph"/>
+        <w:rPr>
+          <w:b/>
+          <w:bCs/>
+        </w:rPr>
+      </w:pPr>
+      <w:r>
+        <w:rPr>
+          <w:b/>
+          <w:bCs/>
+        </w:rPr>
+        <w:t>r – to read from the file</w:t>
+      </w:r>
+    </w:p>
+    <w:p>
+      <w:pPr>
+        <w:pStyle w:val="ListParagraph"/>
+        <w:rPr>
+          <w:b/>
+          <w:bCs/>
+        </w:rPr>
+      </w:pPr>
+      <w:r>
+        <w:rPr>
+          <w:b/>
+          <w:bCs/>
+        </w:rPr>
+        <w:t>w – to write into the file</w:t>
+      </w:r>
+    </w:p>
+    <w:p>
+      <w:pPr>
+        <w:pStyle w:val="ListParagraph"/>
+        <w:rPr>
+          <w:b/>
+          <w:bCs/>
+        </w:rPr>
+      </w:pPr>
+      <w:r>
+        <w:rPr>
+          <w:b/>
+          <w:bCs/>
+        </w:rPr>
+        <w:lastRenderedPageBreak/>
+        <w:t>a – append data into the file already exists</w:t>
+      </w:r>
+    </w:p>
+    <w:p>
+      <w:pPr>
+        <w:pStyle w:val="ListParagraph"/>
+        <w:rPr>
+          <w:b/>
+          <w:bCs/>
+        </w:rPr>
+      </w:pPr>
+      <w:r>
+        <w:rPr>
+          <w:b/>
+          <w:bCs/>
+        </w:rPr>
+        <w:t>r+/w+ – to perform read and write together</w:t>
+      </w:r>
+    </w:p>
+    <w:p>
+      <w:pPr>
+        <w:pStyle w:val="ListParagraph"/>
+        <w:rPr>
+          <w:b/>
+          <w:bCs/>
+        </w:rPr>
+      </w:pPr>
+      <w:proofErr w:type="spellStart"/>
+      <w:r>
+        <w:rPr>
+          <w:b/>
+          <w:bCs/>
+        </w:rPr>
+        <w:t>rb</w:t>
+      </w:r>
+      <w:proofErr w:type="spellEnd"/>
+      <w:r>
+        <w:rPr>
+          <w:b/>
+          <w:bCs/>
+        </w:rPr>
+        <w:t>/</w:t>
+      </w:r>
+      <w:proofErr w:type="spellStart"/>
+      <w:r>
+        <w:rPr>
+          <w:b/>
+          <w:bCs/>
+        </w:rPr>
+        <w:t>wb</w:t>
+      </w:r>
+      <w:proofErr w:type="spellEnd"/>
+      <w:r>
+        <w:rPr>
+          <w:b/>
+          <w:bCs/>
+        </w:rPr>
+        <w:t>/ab – read, write and append data into binary files</w:t>
+      </w:r>
+    </w:p>
+    <w:p>
+      <w:pPr>
+        <w:pStyle w:val="ListParagraph"/>
+        <w:numPr>
+          <w:ilvl w:val="0"/>
+          <w:numId w:val="1"/>
+        </w:numPr>
+        <w:rPr>
+          <w:b/>
+          <w:bCs/>
+        </w:rPr>
+      </w:pPr>
+      <w:r>
+        <w:rPr>
+          <w:b/>
+          <w:bCs/>
+        </w:rPr>
+        <w:t>A __________ function reads first 15 characters of file.</w:t>
+      </w:r>
+    </w:p>
+    <w:p>
+      <w:pPr>
+        <w:pStyle w:val="ListParagraph"/>
+        <w:numPr>
+          <w:ilvl w:val="0"/>
+          <w:numId w:val="1"/>
+        </w:numPr>
+        <w:rPr>
+          <w:b/>
+          <w:bCs/>
+        </w:rPr>
+      </w:pPr>
+      <w:r>
+        <w:rPr>
+          <w:b/>
+          <w:bCs/>
+        </w:rPr>
+        <w:t>A _________ function reads all lines from the file.</w:t>
+      </w:r>
+    </w:p>
+    <w:p>
+      <w:pPr>
+        <w:pStyle w:val="ListParagraph"/>
+        <w:numPr>
+          <w:ilvl w:val="0"/>
+          <w:numId w:val="1"/>
+        </w:numPr>
+        <w:rPr>
+          <w:b/>
+          <w:bCs/>
+        </w:rPr>
+      </w:pPr>
+      <w:r>
+        <w:rPr>
+          <w:b/>
+          <w:bCs/>
+        </w:rPr>
+        <w:t>To add data into an existing file ________ mode is used.</w:t>
+      </w:r>
+    </w:p>
+    <w:p>
+      <w:pPr>
+        <w:pStyle w:val="ListParagraph"/>
+        <w:numPr>
+          <w:ilvl w:val="0"/>
+          <w:numId w:val="1"/>
+        </w:numPr>
+        <w:rPr>
+          <w:b/>
+          <w:bCs/>
+        </w:rPr>
+      </w:pPr>
+      <w:r>
+        <w:rPr>
+          <w:b/>
+          <w:bCs/>
+        </w:rPr>
+        <w:t>In ___________ files each line terminates with EOL or ‘\n’ or carriage return, or ‘\r\n’.</w:t>
+      </w:r>
+    </w:p>
+    <w:p>
+      <w:pPr>
+        <w:pStyle w:val="ListParagraph"/>
+        <w:numPr>
+          <w:ilvl w:val="0"/>
+          <w:numId w:val="1"/>
+        </w:numPr>
+        <w:rPr>
+          <w:b/>
+          <w:bCs/>
+        </w:rPr>
+      </w:pPr>
+      <w:r>
+        <w:rPr>
+          <w:b/>
+          <w:bCs/>
+        </w:rPr>
+        <w:t>A collection of bytes stored in computer’s secondary memory is known as _______.</w:t>
+      </w:r>
+    </w:p>
+    <w:p>
+      <w:pPr>
+        <w:pStyle w:val="ListParagraph"/>
+        <w:numPr>
+          <w:ilvl w:val="0"/>
+          <w:numId w:val="1"/>
+        </w:numPr>
+        <w:rPr>
+          <w:b/>
+          <w:bCs/>
+        </w:rPr>
+      </w:pPr>
+      <w:r>
+        <w:rPr>
+          <w:b/>
+          <w:bCs/>
+        </w:rPr>
+        <w:t>___________ is a process of storing data into files and allows to performs various tasks such as read, write, append, search and modify in files.</w:t>
+      </w:r>
+    </w:p>
+    <w:p>
+      <w:pPr>
+        <w:pStyle w:val="ListParagraph"/>
+        <w:numPr>
+          <w:ilvl w:val="0"/>
+          <w:numId w:val="1"/>
+        </w:numPr>
+        <w:rPr>
+          <w:b/>
+          <w:bCs/>
+        </w:rPr>
+      </w:pPr>
+      <w:r>
+        <w:rPr>
+          <w:b/>
+          <w:bCs/>
+        </w:rPr>
+        <w:t>The transfer of data from program to memory (RAM) to permanent storage device (hard disk) and vice versa are known as __________.</w:t>
+      </w:r>
+    </w:p>
+    <w:p>
+      <w:pPr>
+        <w:pStyle w:val="ListParagraph"/>
+        <w:numPr>
+          <w:ilvl w:val="0"/>
+          <w:numId w:val="1"/>
+        </w:numPr>
+        <w:rPr>
+          <w:b/>
+          <w:bCs/>
+        </w:rPr>
+      </w:pPr>
+      <w:r>
+        <w:rPr>
+          <w:b/>
+          <w:bCs/>
+        </w:rPr>
+        <w:t>Differentiate between text file and binary file.</w:t>
+      </w:r>
+    </w:p>
+    <w:tbl>
+      <w:tblPr>
+        <w:tblW w:w="0" w:type="auto"/>
+        <w:shd w:val="clear" w:color="auto" w:fill="FFFFFF"/>
+        <w:tblCellMar>
+          <w:top w:w="15" w:type="dxa"/>
+          <w:left w:w="15" w:type="dxa"/>
+          <w:bottom w:w="15" w:type="dxa"/>
+          <w:right w:w="15" w:type="dxa"/>
+        </w:tblCellMar>
+        <w:tblLook w:val="04A0" w:firstRow="1" w:lastRow="0" w:firstColumn="1" w:lastColumn="0" w:noHBand="0" w:noVBand="1"/>
+      </w:tblPr>
+      <w:tblGrid>
+        <w:gridCol w:w="4153"/>
+        <w:gridCol w:w="4857"/>
+      </w:tblGrid>
+      <w:tr>
+        <w:trPr>
+          <w:tblHeader/>
+        </w:trPr>
+        <w:tc>
+          <w:tcPr>
+            <w:tcW w:w="0" w:type="auto"/>
+            <w:tcBorders>
+              <w:top w:val="single" w:sz="6" w:space="0" w:color="DFE2E5"/>
+              <w:left w:val="single" w:sz="6" w:space="0" w:color="DFE2E5"/>
+              <w:bottom w:val="single" w:sz="6" w:space="0" w:color="DFE2E5"/>
+              <w:right w:val="single" w:sz="6" w:space="0" w:color="DFE2E5"/>
+            </w:tcBorders>
+            <w:shd w:val="clear" w:color="auto" w:fill="FFFFFF"/>
+            <w:tcMar>
+              <w:top w:w="90" w:type="dxa"/>
+              <w:left w:w="195" w:type="dxa"/>
+              <w:bottom w:w="90" w:type="dxa"/>
+              <w:right w:w="195" w:type="dxa"/>
+            </w:tcMar>
+            <w:vAlign w:val="center"/>
+            <w:hideMark/>
+          </w:tcPr>
+          <w:p>
+            <w:pPr>
+              <w:spacing w:after="240" w:line="240" w:lineRule="auto"/>
+              <w:jc w:val="center"/>
+              <w:rPr>
+                <w:rFonts w:asciiTheme="majorHAnsi" w:eastAsia="Times New Roman" w:hAnsiTheme="majorHAnsi" w:cstheme="majorHAnsi"/>
+                <w:b/>
+                <w:bCs/>
+                <w:color w:val="3C3C3C"/>
+                <w:spacing w:val="2"/>
+                <w:kern w:val="0"/>
+                <w:sz w:val="18"/>
+                <w:szCs w:val="18"/>
+                <w:lang w:eastAsia="en-IN"/>
+                <w14:ligatures w14:val="none"/>
+              </w:rPr>
+            </w:pPr>
+            <w:r>
+              <w:rPr>
+                <w:rFonts w:asciiTheme="majorHAnsi" w:eastAsia="Times New Roman" w:hAnsiTheme="majorHAnsi" w:cstheme="majorHAnsi"/>
+                <w:b/>
+                <w:bCs/>
+                <w:color w:val="3C3C3C"/>
+                <w:spacing w:val="2"/>
+                <w:kern w:val="0"/>
+                <w:sz w:val="18"/>
+                <w:szCs w:val="18"/>
+                <w:lang w:eastAsia="en-IN"/>
+                <w14:ligatures w14:val="none"/>
+              </w:rPr>
+              <w:t>Text File</w:t>
+            </w:r>
+          </w:p>
+        </w:tc>
+        <w:tc>
+          <w:tcPr>
+            <w:tcW w:w="0" w:type="auto"/>
+            <w:tcBorders>
+              <w:top w:val="single" w:sz="6" w:space="0" w:color="DFE2E5"/>
+              <w:left w:val="single" w:sz="6" w:space="0" w:color="DFE2E5"/>
+              <w:bottom w:val="single" w:sz="6" w:space="0" w:color="DFE2E5"/>
+              <w:right w:val="single" w:sz="6" w:space="0" w:color="DFE2E5"/>
+            </w:tcBorders>
+            <w:shd w:val="clear" w:color="auto" w:fill="FFFFFF"/>
+            <w:tcMar>
+              <w:top w:w="90" w:type="dxa"/>
+              <w:left w:w="195" w:type="dxa"/>
+              <w:bottom w:w="90" w:type="dxa"/>
+              <w:right w:w="195" w:type="dxa"/>
+            </w:tcMar>
+            <w:vAlign w:val="center"/>
+            <w:hideMark/>
+          </w:tcPr>
+          <w:p>
+            <w:pPr>
+              <w:spacing w:after="240" w:line="240" w:lineRule="auto"/>
+              <w:jc w:val="center"/>
+              <w:rPr>
+                <w:rFonts w:asciiTheme="majorHAnsi" w:eastAsia="Times New Roman" w:hAnsiTheme="majorHAnsi" w:cstheme="majorHAnsi"/>
+                <w:b/>
+                <w:bCs/>
+                <w:color w:val="3C3C3C"/>
+                <w:spacing w:val="2"/>
+                <w:kern w:val="0"/>
+                <w:sz w:val="18"/>
+                <w:szCs w:val="18"/>
+                <w:lang w:eastAsia="en-IN"/>
+                <w14:ligatures w14:val="none"/>
+              </w:rPr>
+            </w:pPr>
+            <w:r>
+              <w:rPr>
+                <w:rFonts w:asciiTheme="majorHAnsi" w:eastAsia="Times New Roman" w:hAnsiTheme="majorHAnsi" w:cstheme="majorHAnsi"/>
+                <w:b/>
+                <w:bCs/>
+                <w:color w:val="3C3C3C"/>
+                <w:spacing w:val="2"/>
+                <w:kern w:val="0"/>
+                <w:sz w:val="18"/>
+                <w:szCs w:val="18"/>
+                <w:lang w:eastAsia="en-IN"/>
+                <w14:ligatures w14:val="none"/>
+              </w:rPr>
+              <w:t>Binary File</w:t>
+            </w:r>
+          </w:p>
+        </w:tc>
+      </w:tr>
+      <w:tr>
+        <w:tc>
+          <w:tcPr>
+            <w:tcW w:w="0" w:type="auto"/>
+            <w:tcBorders>
+              <w:top w:val="single" w:sz="6" w:space="0" w:color="DFE2E5"/>
+              <w:left w:val="single" w:sz="6" w:space="0" w:color="DFE2E5"/>
+              <w:bottom w:val="single" w:sz="6" w:space="0" w:color="DFE2E5"/>
+              <w:right w:val="single" w:sz="6" w:space="0" w:color="DFE2E5"/>
+            </w:tcBorders>
+            <w:shd w:val="clear" w:color="auto" w:fill="FFFFFF"/>
+            <w:tcMar>
+              <w:top w:w="90" w:type="dxa"/>
+              <w:left w:w="195" w:type="dxa"/>
+              <w:bottom w:w="90" w:type="dxa"/>
+              <w:right w:w="195" w:type="dxa"/>
+            </w:tcMar>
+            <w:vAlign w:val="center"/>
+            <w:hideMark/>
+          </w:tcPr>
+          <w:p>
+            <w:pPr>
+              <w:spacing w:after="240" w:line="240" w:lineRule="auto"/>
+              <w:rPr>
+                <w:rFonts w:asciiTheme="majorHAnsi" w:eastAsia="Times New Roman" w:hAnsiTheme="majorHAnsi" w:cstheme="majorHAnsi"/>
+                <w:color w:val="3C3C3C"/>
+                <w:spacing w:val="2"/>
+                <w:kern w:val="0"/>
+                <w:sz w:val="18"/>
+                <w:szCs w:val="18"/>
+                <w:lang w:eastAsia="en-IN"/>
+                <w14:ligatures w14:val="none"/>
+              </w:rPr>
+            </w:pPr>
+            <w:r>
+              <w:rPr>
+                <w:rFonts w:asciiTheme="majorHAnsi" w:eastAsia="Times New Roman" w:hAnsiTheme="majorHAnsi" w:cstheme="majorHAnsi"/>
+                <w:color w:val="3C3C3C"/>
+                <w:spacing w:val="2"/>
+                <w:kern w:val="0"/>
+                <w:sz w:val="18"/>
+                <w:szCs w:val="18"/>
+                <w:lang w:eastAsia="en-IN"/>
+                <w14:ligatures w14:val="none"/>
+              </w:rPr>
+              <w:t>A text file consists of human readable characters, which can be opened by any text editor.</w:t>
+            </w:r>
+          </w:p>
+        </w:tc>
+        <w:tc>
+          <w:tcPr>
+            <w:tcW w:w="0" w:type="auto"/>
+            <w:tcBorders>
+              <w:top w:val="single" w:sz="6" w:space="0" w:color="DFE2E5"/>
+              <w:left w:val="single" w:sz="6" w:space="0" w:color="DFE2E5"/>
+              <w:bottom w:val="single" w:sz="6" w:space="0" w:color="DFE2E5"/>
+              <w:right w:val="single" w:sz="6" w:space="0" w:color="DFE2E5"/>
+            </w:tcBorders>
+            <w:shd w:val="clear" w:color="auto" w:fill="FFFFFF"/>
+            <w:tcMar>
+              <w:top w:w="90" w:type="dxa"/>
+              <w:left w:w="195" w:type="dxa"/>
+              <w:bottom w:w="90" w:type="dxa"/>
+              <w:right w:w="195" w:type="dxa"/>
+            </w:tcMar>
+            <w:vAlign w:val="center"/>
+            <w:hideMark/>
+          </w:tcPr>
+          <w:p>
+            <w:pPr>
+              <w:spacing w:after="240" w:line="240" w:lineRule="auto"/>
+              <w:rPr>
+                <w:rFonts w:asciiTheme="majorHAnsi" w:eastAsia="Times New Roman" w:hAnsiTheme="majorHAnsi" w:cstheme="majorHAnsi"/>
+                <w:color w:val="3C3C3C"/>
+                <w:spacing w:val="2"/>
+                <w:kern w:val="0"/>
+                <w:sz w:val="18"/>
+                <w:szCs w:val="18"/>
+                <w:lang w:eastAsia="en-IN"/>
+                <w14:ligatures w14:val="none"/>
+              </w:rPr>
+            </w:pPr>
+            <w:r>
+              <w:rPr>
+                <w:rFonts w:asciiTheme="majorHAnsi" w:eastAsia="Times New Roman" w:hAnsiTheme="majorHAnsi" w:cstheme="majorHAnsi"/>
+                <w:color w:val="3C3C3C"/>
+                <w:spacing w:val="2"/>
+                <w:kern w:val="0"/>
+                <w:sz w:val="18"/>
+                <w:szCs w:val="18"/>
+                <w:lang w:eastAsia="en-IN"/>
+                <w14:ligatures w14:val="none"/>
+              </w:rPr>
+              <w:t>A binary file is made up of non-human readable characters and symbols, which require specific programs to access its contents.</w:t>
+            </w:r>
+          </w:p>
+        </w:tc>
+      </w:tr>
+      <w:tr>
+        <w:tc>
+          <w:tcPr>
+            <w:tcW w:w="0" w:type="auto"/>
+            <w:tcBorders>
+              <w:top w:val="single" w:sz="6" w:space="0" w:color="DFE2E5"/>
+              <w:left w:val="single" w:sz="6" w:space="0" w:color="DFE2E5"/>
+              <w:bottom w:val="single" w:sz="6" w:space="0" w:color="DFE2E5"/>
+              <w:right w:val="single" w:sz="6" w:space="0" w:color="DFE2E5"/>
+            </w:tcBorders>
+            <w:shd w:val="clear" w:color="auto" w:fill="F6F8FA"/>
+            <w:tcMar>
+              <w:top w:w="90" w:type="dxa"/>
+              <w:left w:w="195" w:type="dxa"/>
+              <w:bottom w:w="90" w:type="dxa"/>
+              <w:right w:w="195" w:type="dxa"/>
+            </w:tcMar>
+            <w:vAlign w:val="center"/>
+            <w:hideMark/>
+          </w:tcPr>
+          <w:p>
+            <w:pPr>
+              <w:spacing w:after="240" w:line="240" w:lineRule="auto"/>
+              <w:rPr>
+                <w:rFonts w:asciiTheme="majorHAnsi" w:eastAsia="Times New Roman" w:hAnsiTheme="majorHAnsi" w:cstheme="majorHAnsi"/>
+                <w:color w:val="3C3C3C"/>
+                <w:spacing w:val="2"/>
+                <w:kern w:val="0"/>
+                <w:sz w:val="18"/>
+                <w:szCs w:val="18"/>
+                <w:lang w:eastAsia="en-IN"/>
+                <w14:ligatures w14:val="none"/>
+              </w:rPr>
+            </w:pPr>
+            <w:r>
+              <w:rPr>
+                <w:rFonts w:asciiTheme="majorHAnsi" w:eastAsia="Times New Roman" w:hAnsiTheme="majorHAnsi" w:cstheme="majorHAnsi"/>
+                <w:color w:val="3C3C3C"/>
+                <w:spacing w:val="2"/>
+                <w:kern w:val="0"/>
+                <w:sz w:val="18"/>
+                <w:szCs w:val="18"/>
+                <w:lang w:eastAsia="en-IN"/>
+                <w14:ligatures w14:val="none"/>
+              </w:rPr>
+              <w:t>A text file is a file that stores information in the form of a stream of ASCII or Unicode characters.</w:t>
+            </w:r>
+          </w:p>
+        </w:tc>
+        <w:tc>
+          <w:tcPr>
+            <w:tcW w:w="0" w:type="auto"/>
+            <w:tcBorders>
+              <w:top w:val="single" w:sz="6" w:space="0" w:color="DFE2E5"/>
+              <w:left w:val="single" w:sz="6" w:space="0" w:color="DFE2E5"/>
+              <w:bottom w:val="single" w:sz="6" w:space="0" w:color="DFE2E5"/>
+              <w:right w:val="single" w:sz="6" w:space="0" w:color="DFE2E5"/>
+            </w:tcBorders>
+            <w:shd w:val="clear" w:color="auto" w:fill="F6F8FA"/>
+            <w:tcMar>
+              <w:top w:w="90" w:type="dxa"/>
+              <w:left w:w="195" w:type="dxa"/>
+              <w:bottom w:w="90" w:type="dxa"/>
+              <w:right w:w="195" w:type="dxa"/>
+            </w:tcMar>
+            <w:vAlign w:val="center"/>
+            <w:hideMark/>
+          </w:tcPr>
+          <w:p>
+            <w:pPr>
+              <w:spacing w:after="240" w:line="240" w:lineRule="auto"/>
+              <w:rPr>
+                <w:rFonts w:asciiTheme="majorHAnsi" w:eastAsia="Times New Roman" w:hAnsiTheme="majorHAnsi" w:cstheme="majorHAnsi"/>
+                <w:color w:val="3C3C3C"/>
+                <w:spacing w:val="2"/>
+                <w:kern w:val="0"/>
+                <w:sz w:val="18"/>
+                <w:szCs w:val="18"/>
+                <w:lang w:eastAsia="en-IN"/>
+                <w14:ligatures w14:val="none"/>
+              </w:rPr>
+            </w:pPr>
+            <w:r>
+              <w:rPr>
+                <w:rFonts w:asciiTheme="majorHAnsi" w:eastAsia="Times New Roman" w:hAnsiTheme="majorHAnsi" w:cstheme="majorHAnsi"/>
+                <w:color w:val="3C3C3C"/>
+                <w:spacing w:val="2"/>
+                <w:kern w:val="0"/>
+                <w:sz w:val="18"/>
+                <w:szCs w:val="18"/>
+                <w:lang w:eastAsia="en-IN"/>
+                <w14:ligatures w14:val="none"/>
+              </w:rPr>
+              <w:t>A binary file is a file that stores the information in the form of a stream of bytes.</w:t>
+            </w:r>
+          </w:p>
+        </w:tc>
+      </w:tr>
+      <w:tr>
+        <w:tc>
+          <w:tcPr>
+            <w:tcW w:w="0" w:type="auto"/>
+            <w:tcBorders>
+              <w:top w:val="single" w:sz="6" w:space="0" w:color="DFE2E5"/>
+              <w:left w:val="single" w:sz="6" w:space="0" w:color="DFE2E5"/>
+              <w:bottom w:val="single" w:sz="6" w:space="0" w:color="DFE2E5"/>
+              <w:right w:val="single" w:sz="6" w:space="0" w:color="DFE2E5"/>
+            </w:tcBorders>
+            <w:shd w:val="clear" w:color="auto" w:fill="FFFFFF"/>
+            <w:tcMar>
+              <w:top w:w="90" w:type="dxa"/>
+              <w:left w:w="195" w:type="dxa"/>
+              <w:bottom w:w="90" w:type="dxa"/>
+              <w:right w:w="195" w:type="dxa"/>
+            </w:tcMar>
+            <w:vAlign w:val="center"/>
+            <w:hideMark/>
+          </w:tcPr>
+          <w:p>
+            <w:pPr>
+              <w:spacing w:after="240" w:line="240" w:lineRule="auto"/>
+              <w:rPr>
+                <w:rFonts w:asciiTheme="majorHAnsi" w:eastAsia="Times New Roman" w:hAnsiTheme="majorHAnsi" w:cstheme="majorHAnsi"/>
+                <w:color w:val="3C3C3C"/>
+                <w:spacing w:val="2"/>
+                <w:kern w:val="0"/>
+                <w:sz w:val="18"/>
+                <w:szCs w:val="18"/>
+                <w:lang w:eastAsia="en-IN"/>
+                <w14:ligatures w14:val="none"/>
+              </w:rPr>
+            </w:pPr>
+            <w:r>
+              <w:rPr>
+                <w:rFonts w:asciiTheme="majorHAnsi" w:eastAsia="Times New Roman" w:hAnsiTheme="majorHAnsi" w:cstheme="majorHAnsi"/>
+                <w:color w:val="3C3C3C"/>
+                <w:spacing w:val="2"/>
+                <w:kern w:val="0"/>
+                <w:sz w:val="18"/>
+                <w:szCs w:val="18"/>
+                <w:lang w:eastAsia="en-IN"/>
+                <w14:ligatures w14:val="none"/>
+              </w:rPr>
+              <w:t>In text files, each line of text is terminated with a special character known as EOL (End of Line) character.</w:t>
+            </w:r>
+          </w:p>
+        </w:tc>
+        <w:tc>
+          <w:tcPr>
+            <w:tcW w:w="0" w:type="auto"/>
+            <w:tcBorders>
+              <w:top w:val="single" w:sz="6" w:space="0" w:color="DFE2E5"/>
+              <w:left w:val="single" w:sz="6" w:space="0" w:color="DFE2E5"/>
+              <w:bottom w:val="single" w:sz="6" w:space="0" w:color="DFE2E5"/>
+              <w:right w:val="single" w:sz="6" w:space="0" w:color="DFE2E5"/>
+            </w:tcBorders>
+            <w:shd w:val="clear" w:color="auto" w:fill="FFFFFF"/>
+            <w:tcMar>
+              <w:top w:w="90" w:type="dxa"/>
+              <w:left w:w="195" w:type="dxa"/>
+              <w:bottom w:w="90" w:type="dxa"/>
+              <w:right w:w="195" w:type="dxa"/>
+            </w:tcMar>
+            <w:vAlign w:val="center"/>
+            <w:hideMark/>
+          </w:tcPr>
+          <w:p>
+            <w:pPr>
+              <w:spacing w:after="240" w:line="240" w:lineRule="auto"/>
+              <w:rPr>
+                <w:rFonts w:asciiTheme="majorHAnsi" w:eastAsia="Times New Roman" w:hAnsiTheme="majorHAnsi" w:cstheme="majorHAnsi"/>
+                <w:color w:val="3C3C3C"/>
+                <w:spacing w:val="2"/>
+                <w:kern w:val="0"/>
+                <w:sz w:val="18"/>
+                <w:szCs w:val="18"/>
+                <w:lang w:eastAsia="en-IN"/>
+                <w14:ligatures w14:val="none"/>
+              </w:rPr>
+            </w:pPr>
+            <w:r>
+              <w:rPr>
+                <w:rFonts w:asciiTheme="majorHAnsi" w:eastAsia="Times New Roman" w:hAnsiTheme="majorHAnsi" w:cstheme="majorHAnsi"/>
+                <w:color w:val="3C3C3C"/>
+                <w:spacing w:val="2"/>
+                <w:kern w:val="0"/>
+                <w:sz w:val="18"/>
+                <w:szCs w:val="18"/>
+                <w:lang w:eastAsia="en-IN"/>
+                <w14:ligatures w14:val="none"/>
+              </w:rPr>
+              <w:t>In a binary file, there is no delimiter for a line and no character translations occur here.</w:t>
+            </w:r>
+          </w:p>
+        </w:tc>
+      </w:tr>
+      <w:tr>
+        <w:tc>
+          <w:tcPr>
+            <w:tcW w:w="0" w:type="auto"/>
+            <w:tcBorders>
+              <w:top w:val="single" w:sz="6" w:space="0" w:color="DFE2E5"/>
+              <w:left w:val="single" w:sz="6" w:space="0" w:color="DFE2E5"/>
+              <w:bottom w:val="single" w:sz="6" w:space="0" w:color="DFE2E5"/>
+              <w:right w:val="single" w:sz="6" w:space="0" w:color="DFE2E5"/>
+            </w:tcBorders>
+            <w:shd w:val="clear" w:color="auto" w:fill="F6F8FA"/>
+            <w:tcMar>
+              <w:top w:w="90" w:type="dxa"/>
+              <w:left w:w="195" w:type="dxa"/>
+              <w:bottom w:w="90" w:type="dxa"/>
+              <w:right w:w="195" w:type="dxa"/>
+            </w:tcMar>
+            <w:vAlign w:val="center"/>
+            <w:hideMark/>
+          </w:tcPr>
+          <w:p>
+            <w:pPr>
+              <w:spacing w:after="240" w:line="240" w:lineRule="auto"/>
+              <w:rPr>
+                <w:rFonts w:asciiTheme="majorHAnsi" w:eastAsia="Times New Roman" w:hAnsiTheme="majorHAnsi" w:cstheme="majorHAnsi"/>
+                <w:color w:val="3C3C3C"/>
+                <w:spacing w:val="2"/>
+                <w:kern w:val="0"/>
+                <w:sz w:val="18"/>
+                <w:szCs w:val="18"/>
+                <w:lang w:eastAsia="en-IN"/>
+                <w14:ligatures w14:val="none"/>
+              </w:rPr>
+            </w:pPr>
+            <w:r>
+              <w:rPr>
+                <w:rFonts w:asciiTheme="majorHAnsi" w:eastAsia="Times New Roman" w:hAnsiTheme="majorHAnsi" w:cstheme="majorHAnsi"/>
+                <w:color w:val="3C3C3C"/>
+                <w:spacing w:val="2"/>
+                <w:kern w:val="0"/>
+                <w:sz w:val="18"/>
+                <w:szCs w:val="18"/>
+                <w:lang w:eastAsia="en-IN"/>
+                <w14:ligatures w14:val="none"/>
+              </w:rPr>
+              <w:t>Files with extensions like .txt, .</w:t>
+            </w:r>
+            <w:proofErr w:type="spellStart"/>
+            <w:r>
+              <w:rPr>
+                <w:rFonts w:asciiTheme="majorHAnsi" w:eastAsia="Times New Roman" w:hAnsiTheme="majorHAnsi" w:cstheme="majorHAnsi"/>
+                <w:color w:val="3C3C3C"/>
+                <w:spacing w:val="2"/>
+                <w:kern w:val="0"/>
+                <w:sz w:val="18"/>
+                <w:szCs w:val="18"/>
+                <w:lang w:eastAsia="en-IN"/>
+                <w14:ligatures w14:val="none"/>
+              </w:rPr>
+              <w:t>py</w:t>
+            </w:r>
+            <w:proofErr w:type="spellEnd"/>
+            <w:r>
+              <w:rPr>
+                <w:rFonts w:asciiTheme="majorHAnsi" w:eastAsia="Times New Roman" w:hAnsiTheme="majorHAnsi" w:cstheme="majorHAnsi"/>
+                <w:color w:val="3C3C3C"/>
+                <w:spacing w:val="2"/>
+                <w:kern w:val="0"/>
+                <w:sz w:val="18"/>
+                <w:szCs w:val="18"/>
+                <w:lang w:eastAsia="en-IN"/>
+                <w14:ligatures w14:val="none"/>
+              </w:rPr>
+              <w:t>, .csv etc are some examples of text files.</w:t>
+            </w:r>
+          </w:p>
+        </w:tc>
+        <w:tc>
+          <w:tcPr>
+            <w:tcW w:w="0" w:type="auto"/>
+            <w:tcBorders>
+              <w:top w:val="single" w:sz="6" w:space="0" w:color="DFE2E5"/>
+              <w:left w:val="single" w:sz="6" w:space="0" w:color="DFE2E5"/>
+              <w:bottom w:val="single" w:sz="6" w:space="0" w:color="DFE2E5"/>
+              <w:right w:val="single" w:sz="6" w:space="0" w:color="DFE2E5"/>
+            </w:tcBorders>
+            <w:shd w:val="clear" w:color="auto" w:fill="F6F8FA"/>
+            <w:tcMar>
+              <w:top w:w="90" w:type="dxa"/>
+              <w:left w:w="195" w:type="dxa"/>
+              <w:bottom w:w="90" w:type="dxa"/>
+              <w:right w:w="195" w:type="dxa"/>
+            </w:tcMar>
+            <w:vAlign w:val="center"/>
+            <w:hideMark/>
+          </w:tcPr>
+          <w:p>
+            <w:pPr>
+              <w:spacing w:after="240" w:line="240" w:lineRule="auto"/>
+              <w:rPr>
+                <w:rFonts w:asciiTheme="majorHAnsi" w:eastAsia="Times New Roman" w:hAnsiTheme="majorHAnsi" w:cstheme="majorHAnsi"/>
+                <w:color w:val="3C3C3C"/>
+                <w:spacing w:val="2"/>
+                <w:kern w:val="0"/>
+                <w:sz w:val="18"/>
+                <w:szCs w:val="18"/>
+                <w:lang w:eastAsia="en-IN"/>
+                <w14:ligatures w14:val="none"/>
+              </w:rPr>
+            </w:pPr>
+            <w:r>
+              <w:rPr>
+                <w:rFonts w:asciiTheme="majorHAnsi" w:eastAsia="Times New Roman" w:hAnsiTheme="majorHAnsi" w:cstheme="majorHAnsi"/>
+                <w:color w:val="3C3C3C"/>
+                <w:spacing w:val="2"/>
+                <w:kern w:val="0"/>
+                <w:sz w:val="18"/>
+                <w:szCs w:val="18"/>
+                <w:lang w:eastAsia="en-IN"/>
+                <w14:ligatures w14:val="none"/>
+              </w:rPr>
+              <w:t>Files with extensions like .jpg, .pdf etc are some examples of binary files.</w:t>
+            </w:r>
+          </w:p>
+        </w:tc>
+      </w:tr>
+    </w:tbl>
+    <w:p>
+      <w:pPr>
+        <w:shd w:val="clear" w:color="auto" w:fill="FFFFFF"/>
+        <w:spacing w:after="240" w:line="240" w:lineRule="auto"/>
+        <w:rPr>
+          <w:rFonts w:ascii="Open Sans" w:eastAsia="Times New Roman" w:hAnsi="Open Sans" w:cs="Open Sans"/>
+          <w:color w:val="3C3C3C"/>
+          <w:spacing w:val="2"/>
+          <w:kern w:val="0"/>
+          <w:sz w:val="29"/>
+          <w:szCs w:val="29"/>
+          <w:lang w:eastAsia="en-IN"/>
+          <w14:ligatures w14:val="none"/>
+        </w:rPr>
+      </w:pPr>
+    </w:p>
+    <w:p>
+      <w:pPr>
+        <w:pStyle w:val="ListParagraph"/>
+        <w:numPr>
+          <w:ilvl w:val="0"/>
+          <w:numId w:val="1"/>
+        </w:numPr>
+        <w:rPr>
+          <w:b/>
+          <w:bCs/>
+        </w:rPr>
+      </w:pPr>
+      <w:r>
+        <w:rPr>
+          <w:b/>
+          <w:bCs/>
+        </w:rPr>
+        <w:t xml:space="preserve">Differentiate between </w:t>
+      </w:r>
+      <w:proofErr w:type="spellStart"/>
+      <w:proofErr w:type="gramStart"/>
+      <w:r>
+        <w:rPr>
+          <w:b/>
+          <w:bCs/>
+        </w:rPr>
+        <w:t>readline</w:t>
+      </w:r>
+      <w:proofErr w:type="spellEnd"/>
+      <w:r>
+        <w:rPr>
+          <w:b/>
+          <w:bCs/>
+        </w:rPr>
+        <w:t>(</w:t>
+      </w:r>
+      <w:proofErr w:type="gramEnd"/>
+      <w:r>
+        <w:rPr>
+          <w:b/>
+          <w:bCs/>
+        </w:rPr>
+        <w:t xml:space="preserve">) and </w:t>
+      </w:r>
+      <w:proofErr w:type="spellStart"/>
+      <w:proofErr w:type="gramStart"/>
+      <w:r>
+        <w:rPr>
+          <w:b/>
+          <w:bCs/>
+        </w:rPr>
+        <w:t>readlines</w:t>
+      </w:r>
+      <w:proofErr w:type="spellEnd"/>
+      <w:r>
+        <w:rPr>
+          <w:b/>
+          <w:bCs/>
+        </w:rPr>
+        <w:t>(</w:t>
+      </w:r>
+      <w:proofErr w:type="gramEnd"/>
+      <w:r>
+        <w:rPr>
+          <w:b/>
+          <w:bCs/>
+        </w:rPr>
+        <w:t>).</w:t>
+      </w:r>
+    </w:p>
+    <w:tbl>
+      <w:tblPr>
+        <w:tblW w:w="0" w:type="auto"/>
+        <w:shd w:val="clear" w:color="auto" w:fill="FFFFFF"/>
+        <w:tblCellMar>
+          <w:top w:w="15" w:type="dxa"/>
+          <w:left w:w="15" w:type="dxa"/>
+          <w:bottom w:w="15" w:type="dxa"/>
+          <w:right w:w="15" w:type="dxa"/>
+        </w:tblCellMar>
+        <w:tblLook w:val="04A0" w:firstRow="1" w:lastRow="0" w:firstColumn="1" w:lastColumn="0" w:noHBand="0" w:noVBand="1"/>
+      </w:tblPr>
+      <w:tblGrid>
+        <w:gridCol w:w="4988"/>
+        <w:gridCol w:w="4022"/>
+      </w:tblGrid>
+      <w:tr>
+        <w:trPr>
+          <w:tblHeader/>
+        </w:trPr>
+        <w:tc>
+          <w:tcPr>
+            <w:tcW w:w="0" w:type="auto"/>
+            <w:tcBorders>
+              <w:top w:val="single" w:sz="6" w:space="0" w:color="DFE2E5"/>
+              <w:left w:val="single" w:sz="6" w:space="0" w:color="DFE2E5"/>
+              <w:bottom w:val="single" w:sz="6" w:space="0" w:color="DFE2E5"/>
+              <w:right w:val="single" w:sz="6" w:space="0" w:color="DFE2E5"/>
+            </w:tcBorders>
+            <w:shd w:val="clear" w:color="auto" w:fill="FFFFFF"/>
+            <w:tcMar>
+              <w:top w:w="90" w:type="dxa"/>
+              <w:left w:w="195" w:type="dxa"/>
+              <w:bottom w:w="90" w:type="dxa"/>
+              <w:right w:w="195" w:type="dxa"/>
+            </w:tcMar>
+            <w:vAlign w:val="center"/>
+            <w:hideMark/>
+          </w:tcPr>
+          <w:p>
+            <w:pPr>
+              <w:spacing w:after="240" w:line="240" w:lineRule="auto"/>
+              <w:jc w:val="center"/>
+              <w:rPr>
+                <w:rFonts w:asciiTheme="majorHAnsi" w:eastAsia="Times New Roman" w:hAnsiTheme="majorHAnsi" w:cstheme="majorHAnsi"/>
+                <w:b/>
+                <w:bCs/>
+                <w:color w:val="3C3C3C"/>
+                <w:spacing w:val="2"/>
+                <w:kern w:val="0"/>
+                <w:lang w:eastAsia="en-IN"/>
+                <w14:ligatures w14:val="none"/>
+              </w:rPr>
+            </w:pPr>
+            <w:proofErr w:type="spellStart"/>
+            <w:proofErr w:type="gramStart"/>
+            <w:r>
+              <w:rPr>
+                <w:rFonts w:asciiTheme="majorHAnsi" w:eastAsia="Times New Roman" w:hAnsiTheme="majorHAnsi" w:cstheme="majorHAnsi"/>
+                <w:b/>
+                <w:bCs/>
+                <w:color w:val="3C3C3C"/>
+                <w:spacing w:val="2"/>
+                <w:kern w:val="0"/>
+                <w:lang w:eastAsia="en-IN"/>
+                <w14:ligatures w14:val="none"/>
+              </w:rPr>
+              <w:t>readline</w:t>
+            </w:r>
+            <w:proofErr w:type="spellEnd"/>
+            <w:r>
+              <w:rPr>
+                <w:rFonts w:asciiTheme="majorHAnsi" w:eastAsia="Times New Roman" w:hAnsiTheme="majorHAnsi" w:cstheme="majorHAnsi"/>
+                <w:b/>
+                <w:bCs/>
+                <w:color w:val="3C3C3C"/>
+                <w:spacing w:val="2"/>
+                <w:kern w:val="0"/>
+                <w:lang w:eastAsia="en-IN"/>
+                <w14:ligatures w14:val="none"/>
+              </w:rPr>
+              <w:t>(</w:t>
+            </w:r>
+            <w:proofErr w:type="gramEnd"/>
+            <w:r>
+              <w:rPr>
+                <w:rFonts w:asciiTheme="majorHAnsi" w:eastAsia="Times New Roman" w:hAnsiTheme="majorHAnsi" w:cstheme="majorHAnsi"/>
+                <w:b/>
+                <w:bCs/>
+                <w:color w:val="3C3C3C"/>
+                <w:spacing w:val="2"/>
+                <w:kern w:val="0"/>
+                <w:lang w:eastAsia="en-IN"/>
+                <w14:ligatures w14:val="none"/>
+              </w:rPr>
+              <w:t>)</w:t>
+            </w:r>
+          </w:p>
+        </w:tc>
+        <w:tc>
+          <w:tcPr>
+            <w:tcW w:w="0" w:type="auto"/>
+            <w:tcBorders>
+              <w:top w:val="single" w:sz="6" w:space="0" w:color="DFE2E5"/>
+              <w:left w:val="single" w:sz="6" w:space="0" w:color="DFE2E5"/>
+              <w:bottom w:val="single" w:sz="6" w:space="0" w:color="DFE2E5"/>
+              <w:right w:val="single" w:sz="6" w:space="0" w:color="DFE2E5"/>
+            </w:tcBorders>
+            <w:shd w:val="clear" w:color="auto" w:fill="FFFFFF"/>
+            <w:tcMar>
+              <w:top w:w="90" w:type="dxa"/>
+              <w:left w:w="195" w:type="dxa"/>
+              <w:bottom w:w="90" w:type="dxa"/>
+              <w:right w:w="195" w:type="dxa"/>
+            </w:tcMar>
+            <w:vAlign w:val="center"/>
+            <w:hideMark/>
+          </w:tcPr>
+          <w:p>
+            <w:pPr>
+              <w:spacing w:after="240" w:line="240" w:lineRule="auto"/>
+              <w:jc w:val="center"/>
+              <w:rPr>
+                <w:rFonts w:asciiTheme="majorHAnsi" w:eastAsia="Times New Roman" w:hAnsiTheme="majorHAnsi" w:cstheme="majorHAnsi"/>
+                <w:b/>
+                <w:bCs/>
+                <w:color w:val="3C3C3C"/>
+                <w:spacing w:val="2"/>
+                <w:kern w:val="0"/>
+                <w:lang w:eastAsia="en-IN"/>
+                <w14:ligatures w14:val="none"/>
+              </w:rPr>
+            </w:pPr>
+            <w:proofErr w:type="spellStart"/>
+            <w:proofErr w:type="gramStart"/>
+            <w:r>
+              <w:rPr>
+                <w:rFonts w:asciiTheme="majorHAnsi" w:eastAsia="Times New Roman" w:hAnsiTheme="majorHAnsi" w:cstheme="majorHAnsi"/>
+                <w:b/>
+                <w:bCs/>
+                <w:color w:val="3C3C3C"/>
+                <w:spacing w:val="2"/>
+                <w:kern w:val="0"/>
+                <w:lang w:eastAsia="en-IN"/>
+                <w14:ligatures w14:val="none"/>
+              </w:rPr>
+              <w:t>readlines</w:t>
+            </w:r>
+            <w:proofErr w:type="spellEnd"/>
+            <w:r>
+              <w:rPr>
+                <w:rFonts w:asciiTheme="majorHAnsi" w:eastAsia="Times New Roman" w:hAnsiTheme="majorHAnsi" w:cstheme="majorHAnsi"/>
+                <w:b/>
+                <w:bCs/>
+                <w:color w:val="3C3C3C"/>
+                <w:spacing w:val="2"/>
+                <w:kern w:val="0"/>
+                <w:lang w:eastAsia="en-IN"/>
+                <w14:ligatures w14:val="none"/>
+              </w:rPr>
+              <w:t>(</w:t>
+            </w:r>
+            <w:proofErr w:type="gramEnd"/>
+            <w:r>
+              <w:rPr>
+                <w:rFonts w:asciiTheme="majorHAnsi" w:eastAsia="Times New Roman" w:hAnsiTheme="majorHAnsi" w:cstheme="majorHAnsi"/>
+                <w:b/>
+                <w:bCs/>
+                <w:color w:val="3C3C3C"/>
+                <w:spacing w:val="2"/>
+                <w:kern w:val="0"/>
+                <w:lang w:eastAsia="en-IN"/>
+                <w14:ligatures w14:val="none"/>
+              </w:rPr>
+              <w:t>)</w:t>
+            </w:r>
+          </w:p>
+        </w:tc>
+      </w:tr>
+      <w:tr>
+        <w:tc>
+          <w:tcPr>
+            <w:tcW w:w="0" w:type="auto"/>
+            <w:tcBorders>
+              <w:top w:val="single" w:sz="6" w:space="0" w:color="DFE2E5"/>
+              <w:left w:val="single" w:sz="6" w:space="0" w:color="DFE2E5"/>
+              <w:bottom w:val="single" w:sz="6" w:space="0" w:color="DFE2E5"/>
+              <w:right w:val="single" w:sz="6" w:space="0" w:color="DFE2E5"/>
+            </w:tcBorders>
+            <w:shd w:val="clear" w:color="auto" w:fill="FFFFFF"/>
+            <w:tcMar>
+              <w:top w:w="90" w:type="dxa"/>
+              <w:left w:w="195" w:type="dxa"/>
+              <w:bottom w:w="90" w:type="dxa"/>
+              <w:right w:w="195" w:type="dxa"/>
+            </w:tcMar>
+            <w:vAlign w:val="center"/>
+            <w:hideMark/>
+          </w:tcPr>
+          <w:p>
+            <w:pPr>
+              <w:spacing w:after="240" w:line="240" w:lineRule="auto"/>
+              <w:rPr>
+                <w:rFonts w:asciiTheme="majorHAnsi" w:eastAsia="Times New Roman" w:hAnsiTheme="majorHAnsi" w:cstheme="majorHAnsi"/>
+                <w:color w:val="3C3C3C"/>
+                <w:spacing w:val="2"/>
+                <w:kern w:val="0"/>
+                <w:lang w:eastAsia="en-IN"/>
+                <w14:ligatures w14:val="none"/>
+              </w:rPr>
+            </w:pPr>
+            <w:r>
+              <w:rPr>
+                <w:rFonts w:asciiTheme="majorHAnsi" w:eastAsia="Times New Roman" w:hAnsiTheme="majorHAnsi" w:cstheme="majorHAnsi"/>
+                <w:color w:val="3C3C3C"/>
+                <w:spacing w:val="2"/>
+                <w:kern w:val="0"/>
+                <w:lang w:eastAsia="en-IN"/>
+                <w14:ligatures w14:val="none"/>
+              </w:rPr>
+              <w:t xml:space="preserve">The </w:t>
+            </w:r>
+            <w:proofErr w:type="spellStart"/>
+            <w:proofErr w:type="gramStart"/>
+            <w:r>
+              <w:rPr>
+                <w:rFonts w:asciiTheme="majorHAnsi" w:eastAsia="Times New Roman" w:hAnsiTheme="majorHAnsi" w:cstheme="majorHAnsi"/>
+                <w:color w:val="3C3C3C"/>
+                <w:spacing w:val="2"/>
+                <w:kern w:val="0"/>
+                <w:lang w:eastAsia="en-IN"/>
+                <w14:ligatures w14:val="none"/>
+              </w:rPr>
+              <w:t>readline</w:t>
+            </w:r>
+            <w:proofErr w:type="spellEnd"/>
+            <w:r>
+              <w:rPr>
+                <w:rFonts w:asciiTheme="majorHAnsi" w:eastAsia="Times New Roman" w:hAnsiTheme="majorHAnsi" w:cstheme="majorHAnsi"/>
+                <w:color w:val="3C3C3C"/>
+                <w:spacing w:val="2"/>
+                <w:kern w:val="0"/>
+                <w:lang w:eastAsia="en-IN"/>
+                <w14:ligatures w14:val="none"/>
+              </w:rPr>
+              <w:t>(</w:t>
+            </w:r>
+            <w:proofErr w:type="gramEnd"/>
+            <w:r>
+              <w:rPr>
+                <w:rFonts w:asciiTheme="majorHAnsi" w:eastAsia="Times New Roman" w:hAnsiTheme="majorHAnsi" w:cstheme="majorHAnsi"/>
+                <w:color w:val="3C3C3C"/>
+                <w:spacing w:val="2"/>
+                <w:kern w:val="0"/>
+                <w:lang w:eastAsia="en-IN"/>
+                <w14:ligatures w14:val="none"/>
+              </w:rPr>
+              <w:t>) function reads from a file in read mode and returns the next line in the file or a blank string if there are no more lines.</w:t>
+            </w:r>
+          </w:p>
+        </w:tc>
+        <w:tc>
+          <w:tcPr>
+            <w:tcW w:w="0" w:type="auto"/>
+            <w:tcBorders>
+              <w:top w:val="single" w:sz="6" w:space="0" w:color="DFE2E5"/>
+              <w:left w:val="single" w:sz="6" w:space="0" w:color="DFE2E5"/>
+              <w:bottom w:val="single" w:sz="6" w:space="0" w:color="DFE2E5"/>
+              <w:right w:val="single" w:sz="6" w:space="0" w:color="DFE2E5"/>
+            </w:tcBorders>
+            <w:shd w:val="clear" w:color="auto" w:fill="FFFFFF"/>
+            <w:tcMar>
+              <w:top w:w="90" w:type="dxa"/>
+              <w:left w:w="195" w:type="dxa"/>
+              <w:bottom w:w="90" w:type="dxa"/>
+              <w:right w:w="195" w:type="dxa"/>
+            </w:tcMar>
+            <w:vAlign w:val="center"/>
+            <w:hideMark/>
+          </w:tcPr>
+          <w:p>
+            <w:pPr>
+              <w:spacing w:after="240" w:line="240" w:lineRule="auto"/>
+              <w:rPr>
+                <w:rFonts w:asciiTheme="majorHAnsi" w:eastAsia="Times New Roman" w:hAnsiTheme="majorHAnsi" w:cstheme="majorHAnsi"/>
+                <w:color w:val="3C3C3C"/>
+                <w:spacing w:val="2"/>
+                <w:kern w:val="0"/>
+                <w:lang w:eastAsia="en-IN"/>
+                <w14:ligatures w14:val="none"/>
+              </w:rPr>
+            </w:pPr>
+            <w:r>
+              <w:rPr>
+                <w:rFonts w:asciiTheme="majorHAnsi" w:eastAsia="Times New Roman" w:hAnsiTheme="majorHAnsi" w:cstheme="majorHAnsi"/>
+                <w:color w:val="3C3C3C"/>
+                <w:spacing w:val="2"/>
+                <w:kern w:val="0"/>
+                <w:lang w:eastAsia="en-IN"/>
+                <w14:ligatures w14:val="none"/>
+              </w:rPr>
+              <w:t xml:space="preserve">The </w:t>
+            </w:r>
+            <w:proofErr w:type="spellStart"/>
+            <w:proofErr w:type="gramStart"/>
+            <w:r>
+              <w:rPr>
+                <w:rFonts w:asciiTheme="majorHAnsi" w:eastAsia="Times New Roman" w:hAnsiTheme="majorHAnsi" w:cstheme="majorHAnsi"/>
+                <w:color w:val="3C3C3C"/>
+                <w:spacing w:val="2"/>
+                <w:kern w:val="0"/>
+                <w:lang w:eastAsia="en-IN"/>
+                <w14:ligatures w14:val="none"/>
+              </w:rPr>
+              <w:t>readlines</w:t>
+            </w:r>
+            <w:proofErr w:type="spellEnd"/>
+            <w:r>
+              <w:rPr>
+                <w:rFonts w:asciiTheme="majorHAnsi" w:eastAsia="Times New Roman" w:hAnsiTheme="majorHAnsi" w:cstheme="majorHAnsi"/>
+                <w:color w:val="3C3C3C"/>
+                <w:spacing w:val="2"/>
+                <w:kern w:val="0"/>
+                <w:lang w:eastAsia="en-IN"/>
+                <w14:ligatures w14:val="none"/>
+              </w:rPr>
+              <w:t>(</w:t>
+            </w:r>
+            <w:proofErr w:type="gramEnd"/>
+            <w:r>
+              <w:rPr>
+                <w:rFonts w:asciiTheme="majorHAnsi" w:eastAsia="Times New Roman" w:hAnsiTheme="majorHAnsi" w:cstheme="majorHAnsi"/>
+                <w:color w:val="3C3C3C"/>
+                <w:spacing w:val="2"/>
+                <w:kern w:val="0"/>
+                <w:lang w:eastAsia="en-IN"/>
+                <w14:ligatures w14:val="none"/>
+              </w:rPr>
+              <w:t>) function, also reads from a file in read mode and returns a list of all lines in the file.</w:t>
+            </w:r>
+          </w:p>
+        </w:tc>
+      </w:tr>
+      <w:tr>
+        <w:tc>
+          <w:tcPr>
+            <w:tcW w:w="0" w:type="auto"/>
+            <w:tcBorders>
+              <w:top w:val="single" w:sz="6" w:space="0" w:color="DFE2E5"/>
+              <w:left w:val="single" w:sz="6" w:space="0" w:color="DFE2E5"/>
+              <w:bottom w:val="single" w:sz="6" w:space="0" w:color="DFE2E5"/>
+              <w:right w:val="single" w:sz="6" w:space="0" w:color="DFE2E5"/>
+            </w:tcBorders>
+            <w:shd w:val="clear" w:color="auto" w:fill="F6F8FA"/>
+            <w:tcMar>
+              <w:top w:w="90" w:type="dxa"/>
+              <w:left w:w="195" w:type="dxa"/>
+              <w:bottom w:w="90" w:type="dxa"/>
+              <w:right w:w="195" w:type="dxa"/>
+            </w:tcMar>
+            <w:vAlign w:val="center"/>
+            <w:hideMark/>
+          </w:tcPr>
+          <w:p>
+            <w:pPr>
+              <w:spacing w:after="240" w:line="240" w:lineRule="auto"/>
+              <w:rPr>
+                <w:rFonts w:asciiTheme="majorHAnsi" w:eastAsia="Times New Roman" w:hAnsiTheme="majorHAnsi" w:cstheme="majorHAnsi"/>
+                <w:color w:val="3C3C3C"/>
+                <w:spacing w:val="2"/>
+                <w:kern w:val="0"/>
+                <w:lang w:eastAsia="en-IN"/>
+                <w14:ligatures w14:val="none"/>
+              </w:rPr>
+            </w:pPr>
+            <w:r>
+              <w:rPr>
+                <w:rFonts w:asciiTheme="majorHAnsi" w:eastAsia="Times New Roman" w:hAnsiTheme="majorHAnsi" w:cstheme="majorHAnsi"/>
+                <w:color w:val="3C3C3C"/>
+                <w:spacing w:val="2"/>
+                <w:kern w:val="0"/>
+                <w:lang w:eastAsia="en-IN"/>
+                <w14:ligatures w14:val="none"/>
+              </w:rPr>
+              <w:t>The returned data is of string type.</w:t>
+            </w:r>
+          </w:p>
+        </w:tc>
+        <w:tc>
+          <w:tcPr>
+            <w:tcW w:w="0" w:type="auto"/>
+            <w:tcBorders>
+              <w:top w:val="single" w:sz="6" w:space="0" w:color="DFE2E5"/>
+              <w:left w:val="single" w:sz="6" w:space="0" w:color="DFE2E5"/>
+              <w:bottom w:val="single" w:sz="6" w:space="0" w:color="DFE2E5"/>
+              <w:right w:val="single" w:sz="6" w:space="0" w:color="DFE2E5"/>
+            </w:tcBorders>
+            <w:shd w:val="clear" w:color="auto" w:fill="F6F8FA"/>
+            <w:tcMar>
+              <w:top w:w="90" w:type="dxa"/>
+              <w:left w:w="195" w:type="dxa"/>
+              <w:bottom w:w="90" w:type="dxa"/>
+              <w:right w:w="195" w:type="dxa"/>
+            </w:tcMar>
+            <w:vAlign w:val="center"/>
+            <w:hideMark/>
+          </w:tcPr>
+          <w:p>
+            <w:pPr>
+              <w:spacing w:after="240" w:line="240" w:lineRule="auto"/>
+              <w:rPr>
+                <w:rFonts w:asciiTheme="majorHAnsi" w:eastAsia="Times New Roman" w:hAnsiTheme="majorHAnsi" w:cstheme="majorHAnsi"/>
+                <w:color w:val="3C3C3C"/>
+                <w:spacing w:val="2"/>
+                <w:kern w:val="0"/>
+                <w:lang w:eastAsia="en-IN"/>
+                <w14:ligatures w14:val="none"/>
+              </w:rPr>
+            </w:pPr>
+            <w:r>
+              <w:rPr>
+                <w:rFonts w:asciiTheme="majorHAnsi" w:eastAsia="Times New Roman" w:hAnsiTheme="majorHAnsi" w:cstheme="majorHAnsi"/>
+                <w:color w:val="3C3C3C"/>
+                <w:spacing w:val="2"/>
+                <w:kern w:val="0"/>
+                <w:lang w:eastAsia="en-IN"/>
+                <w14:ligatures w14:val="none"/>
+              </w:rPr>
+              <w:t>The returned data is of list type.</w:t>
+            </w:r>
+          </w:p>
+        </w:tc>
+      </w:tr>
+    </w:tbl>
+    <w:p>
+      <w:pPr>
+        <w:shd w:val="clear" w:color="auto" w:fill="FFFFFF"/>
+        <w:spacing w:after="240" w:line="240" w:lineRule="auto"/>
+        <w:rPr>
+          <w:rFonts w:ascii="Open Sans" w:eastAsia="Times New Roman" w:hAnsi="Open Sans" w:cs="Open Sans"/>
+          <w:color w:val="3C3C3C"/>
+          <w:spacing w:val="2"/>
+          <w:kern w:val="0"/>
+          <w:sz w:val="29"/>
+          <w:szCs w:val="29"/>
+          <w:lang w:eastAsia="en-IN"/>
+          <w14:ligatures w14:val="none"/>
+        </w:rPr>
+      </w:pPr>
+    </w:p>
+    <w:p>
+      <w:pPr>
+        <w:pStyle w:val="ListParagraph"/>
+        <w:numPr>
+          <w:ilvl w:val="0"/>
+          <w:numId w:val="1"/>
+        </w:numPr>
+        <w:rPr>
+          <w:b/>
+          <w:bCs/>
+        </w:rPr>
+      </w:pPr>
+      <w:r>
+        <w:rPr>
+          <w:b/>
+          <w:bCs/>
+        </w:rPr>
+        <w:t xml:space="preserve">Differentiate between </w:t>
+      </w:r>
+      <w:proofErr w:type="gramStart"/>
+      <w:r>
+        <w:rPr>
+          <w:b/>
+          <w:bCs/>
+        </w:rPr>
+        <w:t>write(</w:t>
+      </w:r>
+      <w:proofErr w:type="gramEnd"/>
+      <w:r>
+        <w:rPr>
+          <w:b/>
+          <w:bCs/>
+        </w:rPr>
+        <w:t xml:space="preserve">) and </w:t>
+      </w:r>
+      <w:proofErr w:type="spellStart"/>
+      <w:proofErr w:type="gramStart"/>
+      <w:r>
+        <w:rPr>
+          <w:b/>
+          <w:bCs/>
+        </w:rPr>
+        <w:t>writelines</w:t>
+      </w:r>
+      <w:proofErr w:type="spellEnd"/>
+      <w:r>
+        <w:rPr>
+          <w:b/>
+          <w:bCs/>
+        </w:rPr>
+        <w:t>(</w:t>
+      </w:r>
+      <w:proofErr w:type="gramEnd"/>
+      <w:r>
+        <w:rPr>
+          <w:b/>
+          <w:bCs/>
+        </w:rPr>
+        <w:t>).</w:t>
+      </w:r>
+    </w:p>
+    <w:tbl>
+      <w:tblPr>
+        <w:tblW w:w="0" w:type="auto"/>
+        <w:shd w:val="clear" w:color="auto" w:fill="FFFFFF"/>
+        <w:tblCellMar>
+          <w:top w:w="15" w:type="dxa"/>
+          <w:left w:w="15" w:type="dxa"/>
+          <w:bottom w:w="15" w:type="dxa"/>
+          <w:right w:w="15" w:type="dxa"/>
+        </w:tblCellMar>
+        <w:tblLook w:val="04A0" w:firstRow="1" w:lastRow="0" w:firstColumn="1" w:lastColumn="0" w:noHBand="0" w:noVBand="1"/>
+      </w:tblPr>
+      <w:tblGrid>
+        <w:gridCol w:w="3922"/>
+        <w:gridCol w:w="5088"/>
+      </w:tblGrid>
+      <w:tr>
+        <w:trPr>
+          <w:tblHeader/>
+        </w:trPr>
+        <w:tc>
+          <w:tcPr>
+            <w:tcW w:w="0" w:type="auto"/>
+            <w:tcBorders>
+              <w:top w:val="single" w:sz="6" w:space="0" w:color="DFE2E5"/>
+              <w:left w:val="single" w:sz="6" w:space="0" w:color="DFE2E5"/>
+              <w:bottom w:val="single" w:sz="6" w:space="0" w:color="DFE2E5"/>
+              <w:right w:val="single" w:sz="6" w:space="0" w:color="DFE2E5"/>
+            </w:tcBorders>
+            <w:shd w:val="clear" w:color="auto" w:fill="FFFFFF"/>
+            <w:tcMar>
+              <w:top w:w="90" w:type="dxa"/>
+              <w:left w:w="195" w:type="dxa"/>
+              <w:bottom w:w="90" w:type="dxa"/>
+              <w:right w:w="195" w:type="dxa"/>
+            </w:tcMar>
+            <w:vAlign w:val="center"/>
+            <w:hideMark/>
+          </w:tcPr>
+          <w:p>
+            <w:pPr>
+              <w:spacing w:after="240" w:line="240" w:lineRule="auto"/>
+              <w:jc w:val="center"/>
+              <w:rPr>
+                <w:rFonts w:asciiTheme="majorHAnsi" w:eastAsia="Times New Roman" w:hAnsiTheme="majorHAnsi" w:cstheme="majorHAnsi"/>
+                <w:b/>
+                <w:bCs/>
+                <w:color w:val="3C3C3C"/>
+                <w:spacing w:val="2"/>
+                <w:kern w:val="0"/>
+                <w:sz w:val="20"/>
+                <w:szCs w:val="20"/>
+                <w:lang w:eastAsia="en-IN"/>
+                <w14:ligatures w14:val="none"/>
+              </w:rPr>
+            </w:pPr>
+            <w:proofErr w:type="gramStart"/>
+            <w:r>
+              <w:rPr>
+                <w:rFonts w:asciiTheme="majorHAnsi" w:eastAsia="Times New Roman" w:hAnsiTheme="majorHAnsi" w:cstheme="majorHAnsi"/>
+                <w:b/>
+                <w:bCs/>
+                <w:color w:val="3C3C3C"/>
+                <w:spacing w:val="2"/>
+                <w:kern w:val="0"/>
+                <w:sz w:val="20"/>
+                <w:szCs w:val="20"/>
+                <w:lang w:eastAsia="en-IN"/>
+                <w14:ligatures w14:val="none"/>
+              </w:rPr>
+              <w:lastRenderedPageBreak/>
+              <w:t>write(</w:t>
+            </w:r>
+            <w:proofErr w:type="gramEnd"/>
+            <w:r>
+              <w:rPr>
+                <w:rFonts w:asciiTheme="majorHAnsi" w:eastAsia="Times New Roman" w:hAnsiTheme="majorHAnsi" w:cstheme="majorHAnsi"/>
+                <w:b/>
+                <w:bCs/>
+                <w:color w:val="3C3C3C"/>
+                <w:spacing w:val="2"/>
+                <w:kern w:val="0"/>
+                <w:sz w:val="20"/>
+                <w:szCs w:val="20"/>
+                <w:lang w:eastAsia="en-IN"/>
+                <w14:ligatures w14:val="none"/>
+              </w:rPr>
+              <w:t>)</w:t>
+            </w:r>
+          </w:p>
+        </w:tc>
+        <w:tc>
+          <w:tcPr>
+            <w:tcW w:w="0" w:type="auto"/>
+            <w:tcBorders>
+              <w:top w:val="single" w:sz="6" w:space="0" w:color="DFE2E5"/>
+              <w:left w:val="single" w:sz="6" w:space="0" w:color="DFE2E5"/>
+              <w:bottom w:val="single" w:sz="6" w:space="0" w:color="DFE2E5"/>
+              <w:right w:val="single" w:sz="6" w:space="0" w:color="DFE2E5"/>
+            </w:tcBorders>
+            <w:shd w:val="clear" w:color="auto" w:fill="FFFFFF"/>
+            <w:tcMar>
+              <w:top w:w="90" w:type="dxa"/>
+              <w:left w:w="195" w:type="dxa"/>
+              <w:bottom w:w="90" w:type="dxa"/>
+              <w:right w:w="195" w:type="dxa"/>
+            </w:tcMar>
+            <w:vAlign w:val="center"/>
+            <w:hideMark/>
+          </w:tcPr>
+          <w:p>
+            <w:pPr>
+              <w:spacing w:after="240" w:line="240" w:lineRule="auto"/>
+              <w:jc w:val="center"/>
+              <w:rPr>
+                <w:rFonts w:asciiTheme="majorHAnsi" w:eastAsia="Times New Roman" w:hAnsiTheme="majorHAnsi" w:cstheme="majorHAnsi"/>
+                <w:b/>
+                <w:bCs/>
+                <w:color w:val="3C3C3C"/>
+                <w:spacing w:val="2"/>
+                <w:kern w:val="0"/>
+                <w:sz w:val="20"/>
+                <w:szCs w:val="20"/>
+                <w:lang w:eastAsia="en-IN"/>
+                <w14:ligatures w14:val="none"/>
+              </w:rPr>
+            </w:pPr>
+            <w:proofErr w:type="spellStart"/>
+            <w:proofErr w:type="gramStart"/>
+            <w:r>
+              <w:rPr>
+                <w:rFonts w:asciiTheme="majorHAnsi" w:eastAsia="Times New Roman" w:hAnsiTheme="majorHAnsi" w:cstheme="majorHAnsi"/>
+                <w:b/>
+                <w:bCs/>
+                <w:color w:val="3C3C3C"/>
+                <w:spacing w:val="2"/>
+                <w:kern w:val="0"/>
+                <w:sz w:val="20"/>
+                <w:szCs w:val="20"/>
+                <w:lang w:eastAsia="en-IN"/>
+                <w14:ligatures w14:val="none"/>
+              </w:rPr>
+              <w:t>writelines</w:t>
+            </w:r>
+            <w:proofErr w:type="spellEnd"/>
+            <w:r>
+              <w:rPr>
+                <w:rFonts w:asciiTheme="majorHAnsi" w:eastAsia="Times New Roman" w:hAnsiTheme="majorHAnsi" w:cstheme="majorHAnsi"/>
+                <w:b/>
+                <w:bCs/>
+                <w:color w:val="3C3C3C"/>
+                <w:spacing w:val="2"/>
+                <w:kern w:val="0"/>
+                <w:sz w:val="20"/>
+                <w:szCs w:val="20"/>
+                <w:lang w:eastAsia="en-IN"/>
+                <w14:ligatures w14:val="none"/>
+              </w:rPr>
+              <w:t>(</w:t>
+            </w:r>
+            <w:proofErr w:type="gramEnd"/>
+            <w:r>
+              <w:rPr>
+                <w:rFonts w:asciiTheme="majorHAnsi" w:eastAsia="Times New Roman" w:hAnsiTheme="majorHAnsi" w:cstheme="majorHAnsi"/>
+                <w:b/>
+                <w:bCs/>
+                <w:color w:val="3C3C3C"/>
+                <w:spacing w:val="2"/>
+                <w:kern w:val="0"/>
+                <w:sz w:val="20"/>
+                <w:szCs w:val="20"/>
+                <w:lang w:eastAsia="en-IN"/>
+                <w14:ligatures w14:val="none"/>
+              </w:rPr>
+              <w:t>)</w:t>
+            </w:r>
+          </w:p>
+        </w:tc>
+      </w:tr>
+      <w:tr>
+        <w:tc>
+          <w:tcPr>
+            <w:tcW w:w="0" w:type="auto"/>
+            <w:tcBorders>
+              <w:top w:val="single" w:sz="6" w:space="0" w:color="DFE2E5"/>
+              <w:left w:val="single" w:sz="6" w:space="0" w:color="DFE2E5"/>
+              <w:bottom w:val="single" w:sz="6" w:space="0" w:color="DFE2E5"/>
+              <w:right w:val="single" w:sz="6" w:space="0" w:color="DFE2E5"/>
+            </w:tcBorders>
+            <w:shd w:val="clear" w:color="auto" w:fill="FFFFFF"/>
+            <w:tcMar>
+              <w:top w:w="90" w:type="dxa"/>
+              <w:left w:w="195" w:type="dxa"/>
+              <w:bottom w:w="90" w:type="dxa"/>
+              <w:right w:w="195" w:type="dxa"/>
+            </w:tcMar>
+            <w:vAlign w:val="center"/>
+            <w:hideMark/>
+          </w:tcPr>
+          <w:p>
+            <w:pPr>
+              <w:spacing w:after="240" w:line="240" w:lineRule="auto"/>
+              <w:rPr>
+                <w:rFonts w:asciiTheme="majorHAnsi" w:eastAsia="Times New Roman" w:hAnsiTheme="majorHAnsi" w:cstheme="majorHAnsi"/>
+                <w:color w:val="3C3C3C"/>
+                <w:spacing w:val="2"/>
+                <w:kern w:val="0"/>
+                <w:sz w:val="20"/>
+                <w:szCs w:val="20"/>
+                <w:lang w:eastAsia="en-IN"/>
+                <w14:ligatures w14:val="none"/>
+              </w:rPr>
+            </w:pPr>
+            <w:r>
+              <w:rPr>
+                <w:rFonts w:asciiTheme="majorHAnsi" w:eastAsia="Times New Roman" w:hAnsiTheme="majorHAnsi" w:cstheme="majorHAnsi"/>
+                <w:color w:val="3C3C3C"/>
+                <w:spacing w:val="2"/>
+                <w:kern w:val="0"/>
+                <w:sz w:val="20"/>
+                <w:szCs w:val="20"/>
+                <w:lang w:eastAsia="en-IN"/>
+                <w14:ligatures w14:val="none"/>
+              </w:rPr>
+              <w:t xml:space="preserve">The </w:t>
+            </w:r>
+            <w:proofErr w:type="gramStart"/>
+            <w:r>
+              <w:rPr>
+                <w:rFonts w:asciiTheme="majorHAnsi" w:eastAsia="Times New Roman" w:hAnsiTheme="majorHAnsi" w:cstheme="majorHAnsi"/>
+                <w:color w:val="3C3C3C"/>
+                <w:spacing w:val="2"/>
+                <w:kern w:val="0"/>
+                <w:sz w:val="20"/>
+                <w:szCs w:val="20"/>
+                <w:lang w:eastAsia="en-IN"/>
+                <w14:ligatures w14:val="none"/>
+              </w:rPr>
+              <w:t>write(</w:t>
+            </w:r>
+            <w:proofErr w:type="gramEnd"/>
+            <w:r>
+              <w:rPr>
+                <w:rFonts w:asciiTheme="majorHAnsi" w:eastAsia="Times New Roman" w:hAnsiTheme="majorHAnsi" w:cstheme="majorHAnsi"/>
+                <w:color w:val="3C3C3C"/>
+                <w:spacing w:val="2"/>
+                <w:kern w:val="0"/>
+                <w:sz w:val="20"/>
+                <w:szCs w:val="20"/>
+                <w:lang w:eastAsia="en-IN"/>
+                <w14:ligatures w14:val="none"/>
+              </w:rPr>
+              <w:t>) method is used to write a single string to a file.</w:t>
+            </w:r>
+          </w:p>
+        </w:tc>
+        <w:tc>
+          <w:tcPr>
+            <w:tcW w:w="0" w:type="auto"/>
+            <w:tcBorders>
+              <w:top w:val="single" w:sz="6" w:space="0" w:color="DFE2E5"/>
+              <w:left w:val="single" w:sz="6" w:space="0" w:color="DFE2E5"/>
+              <w:bottom w:val="single" w:sz="6" w:space="0" w:color="DFE2E5"/>
+              <w:right w:val="single" w:sz="6" w:space="0" w:color="DFE2E5"/>
+            </w:tcBorders>
+            <w:shd w:val="clear" w:color="auto" w:fill="FFFFFF"/>
+            <w:tcMar>
+              <w:top w:w="90" w:type="dxa"/>
+              <w:left w:w="195" w:type="dxa"/>
+              <w:bottom w:w="90" w:type="dxa"/>
+              <w:right w:w="195" w:type="dxa"/>
+            </w:tcMar>
+            <w:vAlign w:val="center"/>
+            <w:hideMark/>
+          </w:tcPr>
+          <w:p>
+            <w:pPr>
+              <w:spacing w:after="240" w:line="240" w:lineRule="auto"/>
+              <w:rPr>
+                <w:rFonts w:asciiTheme="majorHAnsi" w:eastAsia="Times New Roman" w:hAnsiTheme="majorHAnsi" w:cstheme="majorHAnsi"/>
+                <w:color w:val="3C3C3C"/>
+                <w:spacing w:val="2"/>
+                <w:kern w:val="0"/>
+                <w:sz w:val="20"/>
+                <w:szCs w:val="20"/>
+                <w:lang w:eastAsia="en-IN"/>
+                <w14:ligatures w14:val="none"/>
+              </w:rPr>
+            </w:pPr>
+            <w:r>
+              <w:rPr>
+                <w:rFonts w:asciiTheme="majorHAnsi" w:eastAsia="Times New Roman" w:hAnsiTheme="majorHAnsi" w:cstheme="majorHAnsi"/>
+                <w:color w:val="3C3C3C"/>
+                <w:spacing w:val="2"/>
+                <w:kern w:val="0"/>
+                <w:sz w:val="20"/>
+                <w:szCs w:val="20"/>
+                <w:lang w:eastAsia="en-IN"/>
+                <w14:ligatures w14:val="none"/>
+              </w:rPr>
+              <w:t xml:space="preserve">The </w:t>
+            </w:r>
+            <w:proofErr w:type="spellStart"/>
+            <w:proofErr w:type="gramStart"/>
+            <w:r>
+              <w:rPr>
+                <w:rFonts w:asciiTheme="majorHAnsi" w:eastAsia="Times New Roman" w:hAnsiTheme="majorHAnsi" w:cstheme="majorHAnsi"/>
+                <w:color w:val="3C3C3C"/>
+                <w:spacing w:val="2"/>
+                <w:kern w:val="0"/>
+                <w:sz w:val="20"/>
+                <w:szCs w:val="20"/>
+                <w:lang w:eastAsia="en-IN"/>
+                <w14:ligatures w14:val="none"/>
+              </w:rPr>
+              <w:t>writelines</w:t>
+            </w:r>
+            <w:proofErr w:type="spellEnd"/>
+            <w:r>
+              <w:rPr>
+                <w:rFonts w:asciiTheme="majorHAnsi" w:eastAsia="Times New Roman" w:hAnsiTheme="majorHAnsi" w:cstheme="majorHAnsi"/>
+                <w:color w:val="3C3C3C"/>
+                <w:spacing w:val="2"/>
+                <w:kern w:val="0"/>
+                <w:sz w:val="20"/>
+                <w:szCs w:val="20"/>
+                <w:lang w:eastAsia="en-IN"/>
+                <w14:ligatures w14:val="none"/>
+              </w:rPr>
+              <w:t>(</w:t>
+            </w:r>
+            <w:proofErr w:type="gramEnd"/>
+            <w:r>
+              <w:rPr>
+                <w:rFonts w:asciiTheme="majorHAnsi" w:eastAsia="Times New Roman" w:hAnsiTheme="majorHAnsi" w:cstheme="majorHAnsi"/>
+                <w:color w:val="3C3C3C"/>
+                <w:spacing w:val="2"/>
+                <w:kern w:val="0"/>
+                <w:sz w:val="20"/>
+                <w:szCs w:val="20"/>
+                <w:lang w:eastAsia="en-IN"/>
+                <w14:ligatures w14:val="none"/>
+              </w:rPr>
+              <w:t>) method is used to write multiple strings to a file.</w:t>
+            </w:r>
+          </w:p>
+        </w:tc>
+      </w:tr>
+      <w:tr>
+        <w:tc>
+          <w:tcPr>
+            <w:tcW w:w="0" w:type="auto"/>
+            <w:tcBorders>
+              <w:top w:val="single" w:sz="6" w:space="0" w:color="DFE2E5"/>
+              <w:left w:val="single" w:sz="6" w:space="0" w:color="DFE2E5"/>
+              <w:bottom w:val="single" w:sz="6" w:space="0" w:color="DFE2E5"/>
+              <w:right w:val="single" w:sz="6" w:space="0" w:color="DFE2E5"/>
+            </w:tcBorders>
+            <w:shd w:val="clear" w:color="auto" w:fill="F6F8FA"/>
+            <w:tcMar>
+              <w:top w:w="90" w:type="dxa"/>
+              <w:left w:w="195" w:type="dxa"/>
+              <w:bottom w:w="90" w:type="dxa"/>
+              <w:right w:w="195" w:type="dxa"/>
+            </w:tcMar>
+            <w:vAlign w:val="center"/>
+            <w:hideMark/>
+          </w:tcPr>
+          <w:p>
+            <w:pPr>
+              <w:spacing w:after="240" w:line="240" w:lineRule="auto"/>
+              <w:rPr>
+                <w:rFonts w:asciiTheme="majorHAnsi" w:eastAsia="Times New Roman" w:hAnsiTheme="majorHAnsi" w:cstheme="majorHAnsi"/>
+                <w:color w:val="3C3C3C"/>
+                <w:spacing w:val="2"/>
+                <w:kern w:val="0"/>
+                <w:sz w:val="20"/>
+                <w:szCs w:val="20"/>
+                <w:lang w:eastAsia="en-IN"/>
+                <w14:ligatures w14:val="none"/>
+              </w:rPr>
+            </w:pPr>
+            <w:r>
+              <w:rPr>
+                <w:rFonts w:asciiTheme="majorHAnsi" w:eastAsia="Times New Roman" w:hAnsiTheme="majorHAnsi" w:cstheme="majorHAnsi"/>
+                <w:color w:val="3C3C3C"/>
+                <w:spacing w:val="2"/>
+                <w:kern w:val="0"/>
+                <w:sz w:val="20"/>
+                <w:szCs w:val="20"/>
+                <w:lang w:eastAsia="en-IN"/>
+                <w14:ligatures w14:val="none"/>
+              </w:rPr>
+              <w:t xml:space="preserve">The </w:t>
+            </w:r>
+            <w:proofErr w:type="gramStart"/>
+            <w:r>
+              <w:rPr>
+                <w:rFonts w:asciiTheme="majorHAnsi" w:eastAsia="Times New Roman" w:hAnsiTheme="majorHAnsi" w:cstheme="majorHAnsi"/>
+                <w:color w:val="3C3C3C"/>
+                <w:spacing w:val="2"/>
+                <w:kern w:val="0"/>
+                <w:sz w:val="20"/>
+                <w:szCs w:val="20"/>
+                <w:lang w:eastAsia="en-IN"/>
+                <w14:ligatures w14:val="none"/>
+              </w:rPr>
+              <w:t>write(</w:t>
+            </w:r>
+            <w:proofErr w:type="gramEnd"/>
+            <w:r>
+              <w:rPr>
+                <w:rFonts w:asciiTheme="majorHAnsi" w:eastAsia="Times New Roman" w:hAnsiTheme="majorHAnsi" w:cstheme="majorHAnsi"/>
+                <w:color w:val="3C3C3C"/>
+                <w:spacing w:val="2"/>
+                <w:kern w:val="0"/>
+                <w:sz w:val="20"/>
+                <w:szCs w:val="20"/>
+                <w:lang w:eastAsia="en-IN"/>
+                <w14:ligatures w14:val="none"/>
+              </w:rPr>
+              <w:t>) method takes a string as an argument.</w:t>
+            </w:r>
+          </w:p>
+        </w:tc>
+        <w:tc>
+          <w:tcPr>
+            <w:tcW w:w="0" w:type="auto"/>
+            <w:tcBorders>
+              <w:top w:val="single" w:sz="6" w:space="0" w:color="DFE2E5"/>
+              <w:left w:val="single" w:sz="6" w:space="0" w:color="DFE2E5"/>
+              <w:bottom w:val="single" w:sz="6" w:space="0" w:color="DFE2E5"/>
+              <w:right w:val="single" w:sz="6" w:space="0" w:color="DFE2E5"/>
+            </w:tcBorders>
+            <w:shd w:val="clear" w:color="auto" w:fill="F6F8FA"/>
+            <w:tcMar>
+              <w:top w:w="90" w:type="dxa"/>
+              <w:left w:w="195" w:type="dxa"/>
+              <w:bottom w:w="90" w:type="dxa"/>
+              <w:right w:w="195" w:type="dxa"/>
+            </w:tcMar>
+            <w:vAlign w:val="center"/>
+            <w:hideMark/>
+          </w:tcPr>
+          <w:p>
+            <w:pPr>
+              <w:spacing w:after="240" w:line="240" w:lineRule="auto"/>
+              <w:rPr>
+                <w:rFonts w:asciiTheme="majorHAnsi" w:eastAsia="Times New Roman" w:hAnsiTheme="majorHAnsi" w:cstheme="majorHAnsi"/>
+                <w:color w:val="3C3C3C"/>
+                <w:spacing w:val="2"/>
+                <w:kern w:val="0"/>
+                <w:sz w:val="20"/>
+                <w:szCs w:val="20"/>
+                <w:lang w:eastAsia="en-IN"/>
+                <w14:ligatures w14:val="none"/>
+              </w:rPr>
+            </w:pPr>
+            <w:r>
+              <w:rPr>
+                <w:rFonts w:asciiTheme="majorHAnsi" w:eastAsia="Times New Roman" w:hAnsiTheme="majorHAnsi" w:cstheme="majorHAnsi"/>
+                <w:color w:val="3C3C3C"/>
+                <w:spacing w:val="2"/>
+                <w:kern w:val="0"/>
+                <w:sz w:val="20"/>
+                <w:szCs w:val="20"/>
+                <w:lang w:eastAsia="en-IN"/>
+                <w14:ligatures w14:val="none"/>
+              </w:rPr>
+              <w:t xml:space="preserve">The </w:t>
+            </w:r>
+            <w:proofErr w:type="spellStart"/>
+            <w:proofErr w:type="gramStart"/>
+            <w:r>
+              <w:rPr>
+                <w:rFonts w:asciiTheme="majorHAnsi" w:eastAsia="Times New Roman" w:hAnsiTheme="majorHAnsi" w:cstheme="majorHAnsi"/>
+                <w:color w:val="3C3C3C"/>
+                <w:spacing w:val="2"/>
+                <w:kern w:val="0"/>
+                <w:sz w:val="20"/>
+                <w:szCs w:val="20"/>
+                <w:lang w:eastAsia="en-IN"/>
+                <w14:ligatures w14:val="none"/>
+              </w:rPr>
+              <w:t>writelines</w:t>
+            </w:r>
+            <w:proofErr w:type="spellEnd"/>
+            <w:r>
+              <w:rPr>
+                <w:rFonts w:asciiTheme="majorHAnsi" w:eastAsia="Times New Roman" w:hAnsiTheme="majorHAnsi" w:cstheme="majorHAnsi"/>
+                <w:color w:val="3C3C3C"/>
+                <w:spacing w:val="2"/>
+                <w:kern w:val="0"/>
+                <w:sz w:val="20"/>
+                <w:szCs w:val="20"/>
+                <w:lang w:eastAsia="en-IN"/>
+                <w14:ligatures w14:val="none"/>
+              </w:rPr>
+              <w:t>(</w:t>
+            </w:r>
+            <w:proofErr w:type="gramEnd"/>
+            <w:r>
+              <w:rPr>
+                <w:rFonts w:asciiTheme="majorHAnsi" w:eastAsia="Times New Roman" w:hAnsiTheme="majorHAnsi" w:cstheme="majorHAnsi"/>
+                <w:color w:val="3C3C3C"/>
+                <w:spacing w:val="2"/>
+                <w:kern w:val="0"/>
+                <w:sz w:val="20"/>
+                <w:szCs w:val="20"/>
+                <w:lang w:eastAsia="en-IN"/>
+                <w14:ligatures w14:val="none"/>
+              </w:rPr>
+              <w:t xml:space="preserve">) method takes an </w:t>
+            </w:r>
+            <w:proofErr w:type="spellStart"/>
+            <w:r>
+              <w:rPr>
+                <w:rFonts w:asciiTheme="majorHAnsi" w:eastAsia="Times New Roman" w:hAnsiTheme="majorHAnsi" w:cstheme="majorHAnsi"/>
+                <w:color w:val="3C3C3C"/>
+                <w:spacing w:val="2"/>
+                <w:kern w:val="0"/>
+                <w:sz w:val="20"/>
+                <w:szCs w:val="20"/>
+                <w:lang w:eastAsia="en-IN"/>
+                <w14:ligatures w14:val="none"/>
+              </w:rPr>
+              <w:t>iterable</w:t>
+            </w:r>
+            <w:proofErr w:type="spellEnd"/>
+            <w:r>
+              <w:rPr>
+                <w:rFonts w:asciiTheme="majorHAnsi" w:eastAsia="Times New Roman" w:hAnsiTheme="majorHAnsi" w:cstheme="majorHAnsi"/>
+                <w:color w:val="3C3C3C"/>
+                <w:spacing w:val="2"/>
+                <w:kern w:val="0"/>
+                <w:sz w:val="20"/>
+                <w:szCs w:val="20"/>
+                <w:lang w:eastAsia="en-IN"/>
+                <w14:ligatures w14:val="none"/>
+              </w:rPr>
+              <w:t xml:space="preserve"> object like lists, tuple, etc. containing strings as an argument.</w:t>
+            </w:r>
+          </w:p>
+        </w:tc>
+      </w:tr>
+      <w:tr>
+        <w:tc>
+          <w:tcPr>
+            <w:tcW w:w="0" w:type="auto"/>
+            <w:tcBorders>
+              <w:top w:val="single" w:sz="6" w:space="0" w:color="DFE2E5"/>
+              <w:left w:val="single" w:sz="6" w:space="0" w:color="DFE2E5"/>
+              <w:bottom w:val="single" w:sz="6" w:space="0" w:color="DFE2E5"/>
+              <w:right w:val="single" w:sz="6" w:space="0" w:color="DFE2E5"/>
+            </w:tcBorders>
+            <w:shd w:val="clear" w:color="auto" w:fill="FFFFFF"/>
+            <w:tcMar>
+              <w:top w:w="90" w:type="dxa"/>
+              <w:left w:w="195" w:type="dxa"/>
+              <w:bottom w:w="90" w:type="dxa"/>
+              <w:right w:w="195" w:type="dxa"/>
+            </w:tcMar>
+            <w:vAlign w:val="center"/>
+            <w:hideMark/>
+          </w:tcPr>
+          <w:p>
+            <w:pPr>
+              <w:spacing w:after="240" w:line="240" w:lineRule="auto"/>
+              <w:rPr>
+                <w:rFonts w:asciiTheme="majorHAnsi" w:eastAsia="Times New Roman" w:hAnsiTheme="majorHAnsi" w:cstheme="majorHAnsi"/>
+                <w:color w:val="3C3C3C"/>
+                <w:spacing w:val="2"/>
+                <w:kern w:val="0"/>
+                <w:sz w:val="20"/>
+                <w:szCs w:val="20"/>
+                <w:lang w:eastAsia="en-IN"/>
+                <w14:ligatures w14:val="none"/>
+              </w:rPr>
+            </w:pPr>
+            <w:r>
+              <w:rPr>
+                <w:rFonts w:asciiTheme="majorHAnsi" w:eastAsia="Times New Roman" w:hAnsiTheme="majorHAnsi" w:cstheme="majorHAnsi"/>
+                <w:color w:val="3C3C3C"/>
+                <w:spacing w:val="2"/>
+                <w:kern w:val="0"/>
+                <w:sz w:val="20"/>
+                <w:szCs w:val="20"/>
+                <w:lang w:eastAsia="en-IN"/>
+                <w14:ligatures w14:val="none"/>
+              </w:rPr>
+              <w:t xml:space="preserve">The </w:t>
+            </w:r>
+            <w:proofErr w:type="gramStart"/>
+            <w:r>
+              <w:rPr>
+                <w:rFonts w:asciiTheme="majorHAnsi" w:eastAsia="Times New Roman" w:hAnsiTheme="majorHAnsi" w:cstheme="majorHAnsi"/>
+                <w:color w:val="3C3C3C"/>
+                <w:spacing w:val="2"/>
+                <w:kern w:val="0"/>
+                <w:sz w:val="20"/>
+                <w:szCs w:val="20"/>
+                <w:lang w:eastAsia="en-IN"/>
+                <w14:ligatures w14:val="none"/>
+              </w:rPr>
+              <w:t>write(</w:t>
+            </w:r>
+            <w:proofErr w:type="gramEnd"/>
+            <w:r>
+              <w:rPr>
+                <w:rFonts w:asciiTheme="majorHAnsi" w:eastAsia="Times New Roman" w:hAnsiTheme="majorHAnsi" w:cstheme="majorHAnsi"/>
+                <w:color w:val="3C3C3C"/>
+                <w:spacing w:val="2"/>
+                <w:kern w:val="0"/>
+                <w:sz w:val="20"/>
+                <w:szCs w:val="20"/>
+                <w:lang w:eastAsia="en-IN"/>
+                <w14:ligatures w14:val="none"/>
+              </w:rPr>
+              <w:t>) method returns the number of characters written on to the file.</w:t>
+            </w:r>
+          </w:p>
+        </w:tc>
+        <w:tc>
+          <w:tcPr>
+            <w:tcW w:w="0" w:type="auto"/>
+            <w:tcBorders>
+              <w:top w:val="single" w:sz="6" w:space="0" w:color="DFE2E5"/>
+              <w:left w:val="single" w:sz="6" w:space="0" w:color="DFE2E5"/>
+              <w:bottom w:val="single" w:sz="6" w:space="0" w:color="DFE2E5"/>
+              <w:right w:val="single" w:sz="6" w:space="0" w:color="DFE2E5"/>
+            </w:tcBorders>
+            <w:shd w:val="clear" w:color="auto" w:fill="FFFFFF"/>
+            <w:tcMar>
+              <w:top w:w="90" w:type="dxa"/>
+              <w:left w:w="195" w:type="dxa"/>
+              <w:bottom w:w="90" w:type="dxa"/>
+              <w:right w:w="195" w:type="dxa"/>
+            </w:tcMar>
+            <w:vAlign w:val="center"/>
+            <w:hideMark/>
+          </w:tcPr>
+          <w:p>
+            <w:pPr>
+              <w:spacing w:after="240" w:line="240" w:lineRule="auto"/>
+              <w:rPr>
+                <w:rFonts w:asciiTheme="majorHAnsi" w:eastAsia="Times New Roman" w:hAnsiTheme="majorHAnsi" w:cstheme="majorHAnsi"/>
+                <w:color w:val="3C3C3C"/>
+                <w:spacing w:val="2"/>
+                <w:kern w:val="0"/>
+                <w:sz w:val="20"/>
+                <w:szCs w:val="20"/>
+                <w:lang w:eastAsia="en-IN"/>
+                <w14:ligatures w14:val="none"/>
+              </w:rPr>
+            </w:pPr>
+            <w:r>
+              <w:rPr>
+                <w:rFonts w:asciiTheme="majorHAnsi" w:eastAsia="Times New Roman" w:hAnsiTheme="majorHAnsi" w:cstheme="majorHAnsi"/>
+                <w:color w:val="3C3C3C"/>
+                <w:spacing w:val="2"/>
+                <w:kern w:val="0"/>
+                <w:sz w:val="20"/>
+                <w:szCs w:val="20"/>
+                <w:lang w:eastAsia="en-IN"/>
+                <w14:ligatures w14:val="none"/>
+              </w:rPr>
+              <w:t xml:space="preserve">The </w:t>
+            </w:r>
+            <w:proofErr w:type="spellStart"/>
+            <w:proofErr w:type="gramStart"/>
+            <w:r>
+              <w:rPr>
+                <w:rFonts w:asciiTheme="majorHAnsi" w:eastAsia="Times New Roman" w:hAnsiTheme="majorHAnsi" w:cstheme="majorHAnsi"/>
+                <w:color w:val="3C3C3C"/>
+                <w:spacing w:val="2"/>
+                <w:kern w:val="0"/>
+                <w:sz w:val="20"/>
+                <w:szCs w:val="20"/>
+                <w:lang w:eastAsia="en-IN"/>
+                <w14:ligatures w14:val="none"/>
+              </w:rPr>
+              <w:t>writelines</w:t>
+            </w:r>
+            <w:proofErr w:type="spellEnd"/>
+            <w:r>
+              <w:rPr>
+                <w:rFonts w:asciiTheme="majorHAnsi" w:eastAsia="Times New Roman" w:hAnsiTheme="majorHAnsi" w:cstheme="majorHAnsi"/>
+                <w:color w:val="3C3C3C"/>
+                <w:spacing w:val="2"/>
+                <w:kern w:val="0"/>
+                <w:sz w:val="20"/>
+                <w:szCs w:val="20"/>
+                <w:lang w:eastAsia="en-IN"/>
+                <w14:ligatures w14:val="none"/>
+              </w:rPr>
+              <w:t>(</w:t>
+            </w:r>
+            <w:proofErr w:type="gramEnd"/>
+            <w:r>
+              <w:rPr>
+                <w:rFonts w:asciiTheme="majorHAnsi" w:eastAsia="Times New Roman" w:hAnsiTheme="majorHAnsi" w:cstheme="majorHAnsi"/>
+                <w:color w:val="3C3C3C"/>
+                <w:spacing w:val="2"/>
+                <w:kern w:val="0"/>
+                <w:sz w:val="20"/>
+                <w:szCs w:val="20"/>
+                <w:lang w:eastAsia="en-IN"/>
+                <w14:ligatures w14:val="none"/>
+              </w:rPr>
+              <w:t>) method does not return the number of characters written in the file.</w:t>
+            </w:r>
+          </w:p>
+        </w:tc>
+      </w:tr>
+    </w:tbl>
+    <w:p>
+      <w:pPr>
+        <w:pStyle w:val="ListParagraph"/>
+        <w:numPr>
+          <w:ilvl w:val="0"/>
+          <w:numId w:val="1"/>
+        </w:numPr>
+        <w:rPr>
+          <w:b/>
+          <w:bCs/>
+        </w:rPr>
+      </w:pPr>
+      <w:r>
+        <w:rPr>
+          <w:b/>
+          <w:bCs/>
+        </w:rPr>
+        <w:t>Write the use and syntax for the following methods:</w:t>
+      </w:r>
+    </w:p>
+    <w:p>
+      <w:pPr>
+        <w:numPr>
+          <w:ilvl w:val="0"/>
+          <w:numId w:val="10"/>
+        </w:numPr>
+        <w:shd w:val="clear" w:color="auto" w:fill="FFFFFF"/>
+        <w:spacing w:before="100" w:beforeAutospacing="1" w:after="100" w:afterAutospacing="1" w:line="240" w:lineRule="auto"/>
+        <w:rPr>
+          <w:b/>
+          <w:bCs/>
+        </w:rPr>
+      </w:pPr>
+      <w:proofErr w:type="gramStart"/>
+      <w:r>
+        <w:rPr>
+          <w:b/>
+          <w:bCs/>
+        </w:rPr>
+        <w:t>open(</w:t>
+      </w:r>
+      <w:proofErr w:type="gramEnd"/>
+      <w:r>
+        <w:rPr>
+          <w:b/>
+          <w:bCs/>
+        </w:rPr>
+        <w:t>)</w:t>
+      </w:r>
+    </w:p>
+    <w:p>
+      <w:pPr>
+        <w:numPr>
+          <w:ilvl w:val="0"/>
+          <w:numId w:val="10"/>
+        </w:numPr>
+        <w:shd w:val="clear" w:color="auto" w:fill="FFFFFF"/>
+        <w:spacing w:before="60" w:after="100" w:afterAutospacing="1" w:line="240" w:lineRule="auto"/>
+        <w:rPr>
+          <w:b/>
+          <w:bCs/>
+        </w:rPr>
+      </w:pPr>
+      <w:proofErr w:type="gramStart"/>
+      <w:r>
+        <w:rPr>
+          <w:b/>
+          <w:bCs/>
+        </w:rPr>
+        <w:t>read(</w:t>
+      </w:r>
+      <w:proofErr w:type="gramEnd"/>
+      <w:r>
+        <w:rPr>
+          <w:b/>
+          <w:bCs/>
+        </w:rPr>
+        <w:t>)</w:t>
+      </w:r>
+    </w:p>
+    <w:p>
+      <w:pPr>
+        <w:numPr>
+          <w:ilvl w:val="0"/>
+          <w:numId w:val="10"/>
+        </w:numPr>
+        <w:shd w:val="clear" w:color="auto" w:fill="FFFFFF"/>
+        <w:spacing w:before="60" w:after="100" w:afterAutospacing="1" w:line="240" w:lineRule="auto"/>
+        <w:rPr>
+          <w:b/>
+          <w:bCs/>
+        </w:rPr>
+      </w:pPr>
+      <w:proofErr w:type="gramStart"/>
+      <w:r>
+        <w:rPr>
+          <w:b/>
+          <w:bCs/>
+        </w:rPr>
+        <w:t>seek(</w:t>
+      </w:r>
+      <w:proofErr w:type="gramEnd"/>
+      <w:r>
+        <w:rPr>
+          <w:b/>
+          <w:bCs/>
+        </w:rPr>
+        <w:t>)</w:t>
+      </w:r>
+    </w:p>
+    <w:p>
+      <w:pPr>
+        <w:numPr>
+          <w:ilvl w:val="0"/>
+          <w:numId w:val="10"/>
+        </w:numPr>
+        <w:shd w:val="clear" w:color="auto" w:fill="FFFFFF"/>
+        <w:spacing w:before="60" w:after="100" w:afterAutospacing="1" w:line="240" w:lineRule="auto"/>
+        <w:rPr>
+          <w:b/>
+          <w:bCs/>
+        </w:rPr>
+      </w:pPr>
+      <w:proofErr w:type="gramStart"/>
+      <w:r>
+        <w:rPr>
+          <w:b/>
+          <w:bCs/>
+        </w:rPr>
+        <w:t>dump(</w:t>
+      </w:r>
+      <w:proofErr w:type="gramEnd"/>
+      <w:r>
+        <w:rPr>
+          <w:b/>
+          <w:bCs/>
+        </w:rPr>
+        <w:t>)</w:t>
+      </w:r>
+    </w:p>
+    <w:p>
+      <w:pPr>
+        <w:numPr>
+          <w:ilvl w:val="0"/>
+          <w:numId w:val="11"/>
+        </w:numPr>
+        <w:shd w:val="clear" w:color="auto" w:fill="FFFFFF"/>
+        <w:spacing w:after="0" w:line="240" w:lineRule="auto"/>
+        <w:rPr>
+          <w:rFonts w:ascii="Open Sans" w:eastAsia="Times New Roman" w:hAnsi="Open Sans" w:cs="Open Sans"/>
+          <w:color w:val="3C3C3C"/>
+          <w:spacing w:val="2"/>
+          <w:kern w:val="0"/>
+          <w:sz w:val="20"/>
+          <w:szCs w:val="20"/>
+          <w:lang w:eastAsia="en-IN"/>
+          <w14:ligatures w14:val="none"/>
+        </w:rPr>
+      </w:pPr>
+      <w:proofErr w:type="gramStart"/>
+      <w:r>
+        <w:rPr>
+          <w:rFonts w:ascii="Open Sans" w:eastAsia="Times New Roman" w:hAnsi="Open Sans" w:cs="Open Sans"/>
+          <w:b/>
+          <w:bCs/>
+          <w:color w:val="3C3C3C"/>
+          <w:spacing w:val="2"/>
+          <w:kern w:val="0"/>
+          <w:sz w:val="20"/>
+          <w:szCs w:val="20"/>
+          <w:lang w:eastAsia="en-IN"/>
+          <w14:ligatures w14:val="none"/>
+        </w:rPr>
+        <w:t>open(</w:t>
+      </w:r>
+      <w:proofErr w:type="gramEnd"/>
+      <w:r>
+        <w:rPr>
+          <w:rFonts w:ascii="Open Sans" w:eastAsia="Times New Roman" w:hAnsi="Open Sans" w:cs="Open Sans"/>
+          <w:b/>
+          <w:bCs/>
+          <w:color w:val="3C3C3C"/>
+          <w:spacing w:val="2"/>
+          <w:kern w:val="0"/>
+          <w:sz w:val="20"/>
+          <w:szCs w:val="20"/>
+          <w:lang w:eastAsia="en-IN"/>
+          <w14:ligatures w14:val="none"/>
+        </w:rPr>
+        <w:t>)</w:t>
+      </w:r>
+      <w:r>
+        <w:rPr>
+          <w:rFonts w:ascii="Open Sans" w:eastAsia="Times New Roman" w:hAnsi="Open Sans" w:cs="Open Sans"/>
+          <w:color w:val="3C3C3C"/>
+          <w:spacing w:val="2"/>
+          <w:kern w:val="0"/>
+          <w:sz w:val="20"/>
+          <w:szCs w:val="20"/>
+          <w:lang w:eastAsia="en-IN"/>
+          <w14:ligatures w14:val="none"/>
+        </w:rPr>
+        <w:t xml:space="preserve"> — The </w:t>
+      </w:r>
+      <w:proofErr w:type="gramStart"/>
+      <w:r>
+        <w:rPr>
+          <w:rFonts w:ascii="Open Sans" w:eastAsia="Times New Roman" w:hAnsi="Open Sans" w:cs="Open Sans"/>
+          <w:color w:val="3C3C3C"/>
+          <w:spacing w:val="2"/>
+          <w:kern w:val="0"/>
+          <w:sz w:val="20"/>
+          <w:szCs w:val="20"/>
+          <w:lang w:eastAsia="en-IN"/>
+          <w14:ligatures w14:val="none"/>
+        </w:rPr>
+        <w:t>open(</w:t>
+      </w:r>
+      <w:proofErr w:type="gramEnd"/>
+      <w:r>
+        <w:rPr>
+          <w:rFonts w:ascii="Open Sans" w:eastAsia="Times New Roman" w:hAnsi="Open Sans" w:cs="Open Sans"/>
+          <w:color w:val="3C3C3C"/>
+          <w:spacing w:val="2"/>
+          <w:kern w:val="0"/>
+          <w:sz w:val="20"/>
+          <w:szCs w:val="20"/>
+          <w:lang w:eastAsia="en-IN"/>
+          <w14:ligatures w14:val="none"/>
+        </w:rPr>
+        <w:t>) method opens the given file in the given mode and associates it with a file handle. Its syntax is </w:t>
+      </w:r>
+      <w:proofErr w:type="spellStart"/>
+      <w:r>
+        <w:rPr>
+          <w:rFonts w:ascii="Consolas" w:eastAsia="Times New Roman" w:hAnsi="Consolas" w:cs="Courier New"/>
+          <w:color w:val="3C3C3C"/>
+          <w:spacing w:val="2"/>
+          <w:kern w:val="0"/>
+          <w:sz w:val="16"/>
+          <w:szCs w:val="16"/>
+          <w:lang w:eastAsia="en-IN"/>
+          <w14:ligatures w14:val="none"/>
+        </w:rPr>
+        <w:t>file_object</w:t>
+      </w:r>
+      <w:proofErr w:type="spellEnd"/>
+      <w:r>
+        <w:rPr>
+          <w:rFonts w:ascii="Consolas" w:eastAsia="Times New Roman" w:hAnsi="Consolas" w:cs="Courier New"/>
+          <w:color w:val="3C3C3C"/>
+          <w:spacing w:val="2"/>
+          <w:kern w:val="0"/>
+          <w:sz w:val="16"/>
+          <w:szCs w:val="16"/>
+          <w:lang w:eastAsia="en-IN"/>
+          <w14:ligatures w14:val="none"/>
+        </w:rPr>
+        <w:t xml:space="preserve"> = </w:t>
+      </w:r>
+      <w:proofErr w:type="gramStart"/>
+      <w:r>
+        <w:rPr>
+          <w:rFonts w:ascii="Consolas" w:eastAsia="Times New Roman" w:hAnsi="Consolas" w:cs="Courier New"/>
+          <w:color w:val="3C3C3C"/>
+          <w:spacing w:val="2"/>
+          <w:kern w:val="0"/>
+          <w:sz w:val="16"/>
+          <w:szCs w:val="16"/>
+          <w:lang w:eastAsia="en-IN"/>
+          <w14:ligatures w14:val="none"/>
+        </w:rPr>
+        <w:t>open(</w:t>
+      </w:r>
+      <w:proofErr w:type="spellStart"/>
+      <w:proofErr w:type="gramEnd"/>
+      <w:r>
+        <w:rPr>
+          <w:rFonts w:ascii="Consolas" w:eastAsia="Times New Roman" w:hAnsi="Consolas" w:cs="Courier New"/>
+          <w:color w:val="3C3C3C"/>
+          <w:spacing w:val="2"/>
+          <w:kern w:val="0"/>
+          <w:sz w:val="16"/>
+          <w:szCs w:val="16"/>
+          <w:lang w:eastAsia="en-IN"/>
+          <w14:ligatures w14:val="none"/>
+        </w:rPr>
+        <w:t>file_name</w:t>
+      </w:r>
+      <w:proofErr w:type="spellEnd"/>
+      <w:r>
+        <w:rPr>
+          <w:rFonts w:ascii="Consolas" w:eastAsia="Times New Roman" w:hAnsi="Consolas" w:cs="Courier New"/>
+          <w:color w:val="3C3C3C"/>
+          <w:spacing w:val="2"/>
+          <w:kern w:val="0"/>
+          <w:sz w:val="16"/>
+          <w:szCs w:val="16"/>
+          <w:lang w:eastAsia="en-IN"/>
+          <w14:ligatures w14:val="none"/>
+        </w:rPr>
+        <w:t xml:space="preserve">, </w:t>
+      </w:r>
+      <w:proofErr w:type="spellStart"/>
+      <w:r>
+        <w:rPr>
+          <w:rFonts w:ascii="Consolas" w:eastAsia="Times New Roman" w:hAnsi="Consolas" w:cs="Courier New"/>
+          <w:color w:val="3C3C3C"/>
+          <w:spacing w:val="2"/>
+          <w:kern w:val="0"/>
+          <w:sz w:val="16"/>
+          <w:szCs w:val="16"/>
+          <w:lang w:eastAsia="en-IN"/>
+          <w14:ligatures w14:val="none"/>
+        </w:rPr>
+        <w:t>access_mode</w:t>
+      </w:r>
+      <w:proofErr w:type="spellEnd"/>
+      <w:r>
+        <w:rPr>
+          <w:rFonts w:ascii="Consolas" w:eastAsia="Times New Roman" w:hAnsi="Consolas" w:cs="Courier New"/>
+          <w:color w:val="3C3C3C"/>
+          <w:spacing w:val="2"/>
+          <w:kern w:val="0"/>
+          <w:sz w:val="16"/>
+          <w:szCs w:val="16"/>
+          <w:lang w:eastAsia="en-IN"/>
+          <w14:ligatures w14:val="none"/>
+        </w:rPr>
+        <w:t>)</w:t>
+      </w:r>
+      <w:r>
+        <w:rPr>
+          <w:rFonts w:ascii="Open Sans" w:eastAsia="Times New Roman" w:hAnsi="Open Sans" w:cs="Open Sans"/>
+          <w:color w:val="3C3C3C"/>
+          <w:spacing w:val="2"/>
+          <w:kern w:val="0"/>
+          <w:sz w:val="20"/>
+          <w:szCs w:val="20"/>
+          <w:lang w:eastAsia="en-IN"/>
+          <w14:ligatures w14:val="none"/>
+        </w:rPr>
+        <w:t>.</w:t>
+      </w:r>
+    </w:p>
+    <w:p>
+      <w:pPr>
+        <w:numPr>
+          <w:ilvl w:val="0"/>
+          <w:numId w:val="11"/>
+        </w:numPr>
+        <w:shd w:val="clear" w:color="auto" w:fill="FFFFFF"/>
+        <w:spacing w:after="0" w:line="240" w:lineRule="auto"/>
+        <w:rPr>
+          <w:rFonts w:ascii="Open Sans" w:eastAsia="Times New Roman" w:hAnsi="Open Sans" w:cs="Open Sans"/>
+          <w:color w:val="3C3C3C"/>
+          <w:spacing w:val="2"/>
+          <w:kern w:val="0"/>
+          <w:sz w:val="20"/>
+          <w:szCs w:val="20"/>
+          <w:lang w:eastAsia="en-IN"/>
+          <w14:ligatures w14:val="none"/>
+        </w:rPr>
+      </w:pPr>
+      <w:proofErr w:type="gramStart"/>
+      <w:r>
+        <w:rPr>
+          <w:rFonts w:ascii="Open Sans" w:eastAsia="Times New Roman" w:hAnsi="Open Sans" w:cs="Open Sans"/>
+          <w:b/>
+          <w:bCs/>
+          <w:color w:val="3C3C3C"/>
+          <w:spacing w:val="2"/>
+          <w:kern w:val="0"/>
+          <w:sz w:val="20"/>
+          <w:szCs w:val="20"/>
+          <w:lang w:eastAsia="en-IN"/>
+          <w14:ligatures w14:val="none"/>
+        </w:rPr>
+        <w:t>read(</w:t>
+      </w:r>
+      <w:proofErr w:type="gramEnd"/>
+      <w:r>
+        <w:rPr>
+          <w:rFonts w:ascii="Open Sans" w:eastAsia="Times New Roman" w:hAnsi="Open Sans" w:cs="Open Sans"/>
+          <w:b/>
+          <w:bCs/>
+          <w:color w:val="3C3C3C"/>
+          <w:spacing w:val="2"/>
+          <w:kern w:val="0"/>
+          <w:sz w:val="20"/>
+          <w:szCs w:val="20"/>
+          <w:lang w:eastAsia="en-IN"/>
+          <w14:ligatures w14:val="none"/>
+        </w:rPr>
+        <w:t>)</w:t>
+      </w:r>
+      <w:r>
+        <w:rPr>
+          <w:rFonts w:ascii="Open Sans" w:eastAsia="Times New Roman" w:hAnsi="Open Sans" w:cs="Open Sans"/>
+          <w:color w:val="3C3C3C"/>
+          <w:spacing w:val="2"/>
+          <w:kern w:val="0"/>
+          <w:sz w:val="20"/>
+          <w:szCs w:val="20"/>
+          <w:lang w:eastAsia="en-IN"/>
+          <w14:ligatures w14:val="none"/>
+        </w:rPr>
+        <w:t xml:space="preserve"> — The </w:t>
+      </w:r>
+      <w:proofErr w:type="gramStart"/>
+      <w:r>
+        <w:rPr>
+          <w:rFonts w:ascii="Open Sans" w:eastAsia="Times New Roman" w:hAnsi="Open Sans" w:cs="Open Sans"/>
+          <w:color w:val="3C3C3C"/>
+          <w:spacing w:val="2"/>
+          <w:kern w:val="0"/>
+          <w:sz w:val="20"/>
+          <w:szCs w:val="20"/>
+          <w:lang w:eastAsia="en-IN"/>
+          <w14:ligatures w14:val="none"/>
+        </w:rPr>
+        <w:t>read(</w:t>
+      </w:r>
+      <w:proofErr w:type="gramEnd"/>
+      <w:r>
+        <w:rPr>
+          <w:rFonts w:ascii="Open Sans" w:eastAsia="Times New Roman" w:hAnsi="Open Sans" w:cs="Open Sans"/>
+          <w:color w:val="3C3C3C"/>
+          <w:spacing w:val="2"/>
+          <w:kern w:val="0"/>
+          <w:sz w:val="20"/>
+          <w:szCs w:val="20"/>
+          <w:lang w:eastAsia="en-IN"/>
+          <w14:ligatures w14:val="none"/>
+        </w:rPr>
+        <w:t xml:space="preserve">) method is used to read data from a file object. It reads at most 'n' bytes from the file, where 'n' is an optional parameter. If no 'n' is specified, the </w:t>
+      </w:r>
+      <w:proofErr w:type="gramStart"/>
+      <w:r>
+        <w:rPr>
+          <w:rFonts w:ascii="Open Sans" w:eastAsia="Times New Roman" w:hAnsi="Open Sans" w:cs="Open Sans"/>
+          <w:color w:val="3C3C3C"/>
+          <w:spacing w:val="2"/>
+          <w:kern w:val="0"/>
+          <w:sz w:val="20"/>
+          <w:szCs w:val="20"/>
+          <w:lang w:eastAsia="en-IN"/>
+          <w14:ligatures w14:val="none"/>
+        </w:rPr>
+        <w:t>read(</w:t>
+      </w:r>
+      <w:proofErr w:type="gramEnd"/>
+      <w:r>
+        <w:rPr>
+          <w:rFonts w:ascii="Open Sans" w:eastAsia="Times New Roman" w:hAnsi="Open Sans" w:cs="Open Sans"/>
+          <w:color w:val="3C3C3C"/>
+          <w:spacing w:val="2"/>
+          <w:kern w:val="0"/>
+          <w:sz w:val="20"/>
+          <w:szCs w:val="20"/>
+          <w:lang w:eastAsia="en-IN"/>
+          <w14:ligatures w14:val="none"/>
+        </w:rPr>
+        <w:t>) method reads the entire contents of the file. Its syntax is: </w:t>
+      </w:r>
+      <w:proofErr w:type="spellStart"/>
+      <w:r>
+        <w:rPr>
+          <w:rFonts w:ascii="Consolas" w:eastAsia="Times New Roman" w:hAnsi="Consolas" w:cs="Courier New"/>
+          <w:color w:val="3C3C3C"/>
+          <w:spacing w:val="2"/>
+          <w:kern w:val="0"/>
+          <w:sz w:val="16"/>
+          <w:szCs w:val="16"/>
+          <w:lang w:eastAsia="en-IN"/>
+          <w14:ligatures w14:val="none"/>
+        </w:rPr>
+        <w:t>file_</w:t>
+      </w:r>
+      <w:proofErr w:type="gramStart"/>
+      <w:r>
+        <w:rPr>
+          <w:rFonts w:ascii="Consolas" w:eastAsia="Times New Roman" w:hAnsi="Consolas" w:cs="Courier New"/>
+          <w:color w:val="3C3C3C"/>
+          <w:spacing w:val="2"/>
+          <w:kern w:val="0"/>
+          <w:sz w:val="16"/>
+          <w:szCs w:val="16"/>
+          <w:lang w:eastAsia="en-IN"/>
+          <w14:ligatures w14:val="none"/>
+        </w:rPr>
+        <w:t>object.read</w:t>
+      </w:r>
+      <w:proofErr w:type="spellEnd"/>
+      <w:proofErr w:type="gramEnd"/>
+      <w:r>
+        <w:rPr>
+          <w:rFonts w:ascii="Consolas" w:eastAsia="Times New Roman" w:hAnsi="Consolas" w:cs="Courier New"/>
+          <w:color w:val="3C3C3C"/>
+          <w:spacing w:val="2"/>
+          <w:kern w:val="0"/>
+          <w:sz w:val="16"/>
+          <w:szCs w:val="16"/>
+          <w:lang w:eastAsia="en-IN"/>
+          <w14:ligatures w14:val="none"/>
+        </w:rPr>
+        <w:t>(n)</w:t>
+      </w:r>
+      <w:r>
+        <w:rPr>
+          <w:rFonts w:ascii="Open Sans" w:eastAsia="Times New Roman" w:hAnsi="Open Sans" w:cs="Open Sans"/>
+          <w:color w:val="3C3C3C"/>
+          <w:spacing w:val="2"/>
+          <w:kern w:val="0"/>
+          <w:sz w:val="20"/>
+          <w:szCs w:val="20"/>
+          <w:lang w:eastAsia="en-IN"/>
+          <w14:ligatures w14:val="none"/>
+        </w:rPr>
+        <w:t>.</w:t>
+      </w:r>
+    </w:p>
+    <w:p>
+      <w:pPr>
+        <w:numPr>
+          <w:ilvl w:val="0"/>
+          <w:numId w:val="11"/>
+        </w:numPr>
+        <w:shd w:val="clear" w:color="auto" w:fill="FFFFFF"/>
+        <w:spacing w:after="0" w:line="240" w:lineRule="auto"/>
+        <w:rPr>
+          <w:rFonts w:ascii="Open Sans" w:eastAsia="Times New Roman" w:hAnsi="Open Sans" w:cs="Open Sans"/>
+          <w:color w:val="3C3C3C"/>
+          <w:spacing w:val="2"/>
+          <w:kern w:val="0"/>
+          <w:sz w:val="20"/>
+          <w:szCs w:val="20"/>
+          <w:lang w:eastAsia="en-IN"/>
+          <w14:ligatures w14:val="none"/>
+        </w:rPr>
+      </w:pPr>
+      <w:proofErr w:type="gramStart"/>
+      <w:r>
+        <w:rPr>
+          <w:rFonts w:ascii="Open Sans" w:eastAsia="Times New Roman" w:hAnsi="Open Sans" w:cs="Open Sans"/>
+          <w:b/>
+          <w:bCs/>
+          <w:color w:val="3C3C3C"/>
+          <w:spacing w:val="2"/>
+          <w:kern w:val="0"/>
+          <w:sz w:val="20"/>
+          <w:szCs w:val="20"/>
+          <w:lang w:eastAsia="en-IN"/>
+          <w14:ligatures w14:val="none"/>
+        </w:rPr>
+        <w:t>seek(</w:t>
+      </w:r>
+      <w:proofErr w:type="gramEnd"/>
+      <w:r>
+        <w:rPr>
+          <w:rFonts w:ascii="Open Sans" w:eastAsia="Times New Roman" w:hAnsi="Open Sans" w:cs="Open Sans"/>
+          <w:b/>
+          <w:bCs/>
+          <w:color w:val="3C3C3C"/>
+          <w:spacing w:val="2"/>
+          <w:kern w:val="0"/>
+          <w:sz w:val="20"/>
+          <w:szCs w:val="20"/>
+          <w:lang w:eastAsia="en-IN"/>
+          <w14:ligatures w14:val="none"/>
+        </w:rPr>
+        <w:t>)</w:t>
+      </w:r>
+      <w:r>
+        <w:rPr>
+          <w:rFonts w:ascii="Open Sans" w:eastAsia="Times New Roman" w:hAnsi="Open Sans" w:cs="Open Sans"/>
+          <w:color w:val="3C3C3C"/>
+          <w:spacing w:val="2"/>
+          <w:kern w:val="0"/>
+          <w:sz w:val="20"/>
+          <w:szCs w:val="20"/>
+          <w:lang w:eastAsia="en-IN"/>
+          <w14:ligatures w14:val="none"/>
+        </w:rPr>
+        <w:t> — This method is used to position the file object at a particular position in a file. Its syntax is: </w:t>
+      </w:r>
+      <w:proofErr w:type="spellStart"/>
+      <w:r>
+        <w:rPr>
+          <w:rFonts w:ascii="Consolas" w:eastAsia="Times New Roman" w:hAnsi="Consolas" w:cs="Courier New"/>
+          <w:color w:val="3C3C3C"/>
+          <w:spacing w:val="2"/>
+          <w:kern w:val="0"/>
+          <w:sz w:val="16"/>
+          <w:szCs w:val="16"/>
+          <w:lang w:eastAsia="en-IN"/>
+          <w14:ligatures w14:val="none"/>
+        </w:rPr>
+        <w:t>file_</w:t>
+      </w:r>
+      <w:proofErr w:type="gramStart"/>
+      <w:r>
+        <w:rPr>
+          <w:rFonts w:ascii="Consolas" w:eastAsia="Times New Roman" w:hAnsi="Consolas" w:cs="Courier New"/>
+          <w:color w:val="3C3C3C"/>
+          <w:spacing w:val="2"/>
+          <w:kern w:val="0"/>
+          <w:sz w:val="16"/>
+          <w:szCs w:val="16"/>
+          <w:lang w:eastAsia="en-IN"/>
+          <w14:ligatures w14:val="none"/>
+        </w:rPr>
+        <w:t>object.seek</w:t>
+      </w:r>
+      <w:proofErr w:type="spellEnd"/>
+      <w:proofErr w:type="gramEnd"/>
+      <w:r>
+        <w:rPr>
+          <w:rFonts w:ascii="Consolas" w:eastAsia="Times New Roman" w:hAnsi="Consolas" w:cs="Courier New"/>
+          <w:color w:val="3C3C3C"/>
+          <w:spacing w:val="2"/>
+          <w:kern w:val="0"/>
+          <w:sz w:val="16"/>
+          <w:szCs w:val="16"/>
+          <w:lang w:eastAsia="en-IN"/>
+          <w14:ligatures w14:val="none"/>
+        </w:rPr>
+        <w:t xml:space="preserve">(offset [, </w:t>
+      </w:r>
+      <w:proofErr w:type="spellStart"/>
+      <w:r>
+        <w:rPr>
+          <w:rFonts w:ascii="Consolas" w:eastAsia="Times New Roman" w:hAnsi="Consolas" w:cs="Courier New"/>
+          <w:color w:val="3C3C3C"/>
+          <w:spacing w:val="2"/>
+          <w:kern w:val="0"/>
+          <w:sz w:val="16"/>
+          <w:szCs w:val="16"/>
+          <w:lang w:eastAsia="en-IN"/>
+          <w14:ligatures w14:val="none"/>
+        </w:rPr>
+        <w:t>reference_point</w:t>
+      </w:r>
+      <w:proofErr w:type="spellEnd"/>
+      <w:r>
+        <w:rPr>
+          <w:rFonts w:ascii="Consolas" w:eastAsia="Times New Roman" w:hAnsi="Consolas" w:cs="Courier New"/>
+          <w:color w:val="3C3C3C"/>
+          <w:spacing w:val="2"/>
+          <w:kern w:val="0"/>
+          <w:sz w:val="16"/>
+          <w:szCs w:val="16"/>
+          <w:lang w:eastAsia="en-IN"/>
+          <w14:ligatures w14:val="none"/>
+        </w:rPr>
+        <w:t>])</w:t>
+      </w:r>
+      <w:r>
+        <w:rPr>
+          <w:rFonts w:ascii="Open Sans" w:eastAsia="Times New Roman" w:hAnsi="Open Sans" w:cs="Open Sans"/>
+          <w:color w:val="3C3C3C"/>
+          <w:spacing w:val="2"/>
+          <w:kern w:val="0"/>
+          <w:sz w:val="20"/>
+          <w:szCs w:val="20"/>
+          <w:lang w:eastAsia="en-IN"/>
+          <w14:ligatures w14:val="none"/>
+        </w:rPr>
+        <w:t>.</w:t>
+      </w:r>
+    </w:p>
+    <w:p>
+      <w:pPr>
+        <w:numPr>
+          <w:ilvl w:val="0"/>
+          <w:numId w:val="11"/>
+        </w:numPr>
+        <w:shd w:val="clear" w:color="auto" w:fill="FFFFFF"/>
+        <w:spacing w:after="0" w:line="240" w:lineRule="auto"/>
+        <w:rPr>
+          <w:rFonts w:ascii="Open Sans" w:eastAsia="Times New Roman" w:hAnsi="Open Sans" w:cs="Open Sans"/>
+          <w:color w:val="3C3C3C"/>
+          <w:spacing w:val="2"/>
+          <w:kern w:val="0"/>
+          <w:sz w:val="20"/>
+          <w:szCs w:val="20"/>
+          <w:lang w:eastAsia="en-IN"/>
+          <w14:ligatures w14:val="none"/>
+        </w:rPr>
+      </w:pPr>
+      <w:proofErr w:type="gramStart"/>
+      <w:r>
+        <w:rPr>
+          <w:rFonts w:ascii="Open Sans" w:eastAsia="Times New Roman" w:hAnsi="Open Sans" w:cs="Open Sans"/>
+          <w:b/>
+          <w:bCs/>
+          <w:color w:val="3C3C3C"/>
+          <w:spacing w:val="2"/>
+          <w:kern w:val="0"/>
+          <w:sz w:val="20"/>
+          <w:szCs w:val="20"/>
+          <w:lang w:eastAsia="en-IN"/>
+          <w14:ligatures w14:val="none"/>
+        </w:rPr>
+        <w:t>dump(</w:t>
+      </w:r>
+      <w:proofErr w:type="gramEnd"/>
+      <w:r>
+        <w:rPr>
+          <w:rFonts w:ascii="Open Sans" w:eastAsia="Times New Roman" w:hAnsi="Open Sans" w:cs="Open Sans"/>
+          <w:b/>
+          <w:bCs/>
+          <w:color w:val="3C3C3C"/>
+          <w:spacing w:val="2"/>
+          <w:kern w:val="0"/>
+          <w:sz w:val="20"/>
+          <w:szCs w:val="20"/>
+          <w:lang w:eastAsia="en-IN"/>
+          <w14:ligatures w14:val="none"/>
+        </w:rPr>
+        <w:t>)</w:t>
+      </w:r>
+      <w:r>
+        <w:rPr>
+          <w:rFonts w:ascii="Open Sans" w:eastAsia="Times New Roman" w:hAnsi="Open Sans" w:cs="Open Sans"/>
+          <w:color w:val="3C3C3C"/>
+          <w:spacing w:val="2"/>
+          <w:kern w:val="0"/>
+          <w:sz w:val="20"/>
+          <w:szCs w:val="20"/>
+          <w:lang w:eastAsia="en-IN"/>
+          <w14:ligatures w14:val="none"/>
+        </w:rPr>
+        <w:t xml:space="preserve"> — This method is used to convert (pickling) Python objects for writing data in a binary file. Its syntax </w:t>
+      </w:r>
+      <w:proofErr w:type="gramStart"/>
+      <w:r>
+        <w:rPr>
+          <w:rFonts w:ascii="Open Sans" w:eastAsia="Times New Roman" w:hAnsi="Open Sans" w:cs="Open Sans"/>
+          <w:color w:val="3C3C3C"/>
+          <w:spacing w:val="2"/>
+          <w:kern w:val="0"/>
+          <w:sz w:val="20"/>
+          <w:szCs w:val="20"/>
+          <w:lang w:eastAsia="en-IN"/>
+          <w14:ligatures w14:val="none"/>
+        </w:rPr>
+        <w:t>is :</w:t>
+      </w:r>
+      <w:proofErr w:type="gramEnd"/>
+      <w:r>
+        <w:rPr>
+          <w:rFonts w:ascii="Open Sans" w:eastAsia="Times New Roman" w:hAnsi="Open Sans" w:cs="Open Sans"/>
+          <w:color w:val="3C3C3C"/>
+          <w:spacing w:val="2"/>
+          <w:kern w:val="0"/>
+          <w:sz w:val="20"/>
+          <w:szCs w:val="20"/>
+          <w:lang w:eastAsia="en-IN"/>
+          <w14:ligatures w14:val="none"/>
+        </w:rPr>
+        <w:t> </w:t>
+      </w:r>
+      <w:proofErr w:type="gramStart"/>
+      <w:r>
+        <w:rPr>
+          <w:rFonts w:ascii="Consolas" w:eastAsia="Times New Roman" w:hAnsi="Consolas" w:cs="Courier New"/>
+          <w:color w:val="3C3C3C"/>
+          <w:spacing w:val="2"/>
+          <w:kern w:val="0"/>
+          <w:sz w:val="16"/>
+          <w:szCs w:val="16"/>
+          <w:lang w:eastAsia="en-IN"/>
+          <w14:ligatures w14:val="none"/>
+        </w:rPr>
+        <w:t>dump(</w:t>
+      </w:r>
+      <w:proofErr w:type="spellStart"/>
+      <w:proofErr w:type="gramEnd"/>
+      <w:r>
+        <w:rPr>
+          <w:rFonts w:ascii="Consolas" w:eastAsia="Times New Roman" w:hAnsi="Consolas" w:cs="Courier New"/>
+          <w:color w:val="3C3C3C"/>
+          <w:spacing w:val="2"/>
+          <w:kern w:val="0"/>
+          <w:sz w:val="16"/>
+          <w:szCs w:val="16"/>
+          <w:lang w:eastAsia="en-IN"/>
+          <w14:ligatures w14:val="none"/>
+        </w:rPr>
+        <w:t>data_object</w:t>
+      </w:r>
+      <w:proofErr w:type="spellEnd"/>
+      <w:r>
+        <w:rPr>
+          <w:rFonts w:ascii="Consolas" w:eastAsia="Times New Roman" w:hAnsi="Consolas" w:cs="Courier New"/>
+          <w:color w:val="3C3C3C"/>
+          <w:spacing w:val="2"/>
+          <w:kern w:val="0"/>
+          <w:sz w:val="16"/>
+          <w:szCs w:val="16"/>
+          <w:lang w:eastAsia="en-IN"/>
+          <w14:ligatures w14:val="none"/>
+        </w:rPr>
+        <w:t xml:space="preserve">, </w:t>
+      </w:r>
+      <w:proofErr w:type="spellStart"/>
+      <w:r>
+        <w:rPr>
+          <w:rFonts w:ascii="Consolas" w:eastAsia="Times New Roman" w:hAnsi="Consolas" w:cs="Courier New"/>
+          <w:color w:val="3C3C3C"/>
+          <w:spacing w:val="2"/>
+          <w:kern w:val="0"/>
+          <w:sz w:val="16"/>
+          <w:szCs w:val="16"/>
+          <w:lang w:eastAsia="en-IN"/>
+          <w14:ligatures w14:val="none"/>
+        </w:rPr>
+        <w:t>file_object</w:t>
+      </w:r>
+      <w:proofErr w:type="spellEnd"/>
+      <w:r>
+        <w:rPr>
+          <w:rFonts w:ascii="Consolas" w:eastAsia="Times New Roman" w:hAnsi="Consolas" w:cs="Courier New"/>
+          <w:color w:val="3C3C3C"/>
+          <w:spacing w:val="2"/>
+          <w:kern w:val="0"/>
+          <w:sz w:val="16"/>
+          <w:szCs w:val="16"/>
+          <w:lang w:eastAsia="en-IN"/>
+          <w14:ligatures w14:val="none"/>
+        </w:rPr>
+        <w:t>)</w:t>
+      </w:r>
+      <w:r>
+        <w:rPr>
+          <w:rFonts w:ascii="Open Sans" w:eastAsia="Times New Roman" w:hAnsi="Open Sans" w:cs="Open Sans"/>
+          <w:color w:val="3C3C3C"/>
+          <w:spacing w:val="2"/>
+          <w:kern w:val="0"/>
+          <w:sz w:val="20"/>
+          <w:szCs w:val="20"/>
+          <w:lang w:eastAsia="en-IN"/>
+          <w14:ligatures w14:val="none"/>
+        </w:rPr>
+        <w:t>.</w:t>
+      </w:r>
+    </w:p>
+    <w:p>
+      <w:pPr>
+        <w:shd w:val="clear" w:color="auto" w:fill="FFFFFF"/>
+        <w:spacing w:after="240" w:line="240" w:lineRule="auto"/>
+        <w:rPr>
+          <w:rFonts w:ascii="Open Sans" w:eastAsia="Times New Roman" w:hAnsi="Open Sans" w:cs="Open Sans"/>
+          <w:b/>
+          <w:bCs/>
+          <w:color w:val="3C3C3C"/>
+          <w:spacing w:val="2"/>
+          <w:kern w:val="0"/>
+          <w:sz w:val="24"/>
+          <w:szCs w:val="24"/>
+          <w:lang w:eastAsia="en-IN"/>
+          <w14:ligatures w14:val="none"/>
+        </w:rPr>
+      </w:pPr>
+    </w:p>
+    <w:p>
+      <w:pPr>
+        <w:pStyle w:val="ListParagraph"/>
+        <w:numPr>
+          <w:ilvl w:val="0"/>
+          <w:numId w:val="1"/>
+        </w:numPr>
+        <w:rPr>
+          <w:b/>
+          <w:bCs/>
+        </w:rPr>
+      </w:pPr>
+      <w:r>
+        <w:rPr>
+          <w:b/>
+          <w:bCs/>
+        </w:rPr>
+        <w:t>Write the file mode that will be used for opening the following files. Also, write the Python statements to open the following files:</w:t>
+      </w:r>
+    </w:p>
+    <w:p>
+      <w:pPr>
+        <w:pStyle w:val="ListParagraph"/>
+        <w:rPr>
+          <w:b/>
+          <w:bCs/>
+        </w:rPr>
+      </w:pPr>
+      <w:r>
+        <w:rPr>
+          <w:b/>
+          <w:bCs/>
+        </w:rPr>
+        <w:t>a text file “example.txt” in both read and write mode.</w:t>
+      </w:r>
+    </w:p>
+    <w:p>
+      <w:pPr>
+        <w:pStyle w:val="ListParagraph"/>
+        <w:rPr>
+          <w:b/>
+          <w:bCs/>
+        </w:rPr>
+      </w:pPr>
+      <w:r>
+        <w:rPr>
+          <w:b/>
+          <w:bCs/>
+        </w:rPr>
+        <w:t>a binary file “bfile.dat” in write mode.</w:t>
+      </w:r>
+    </w:p>
+    <w:p>
+      <w:pPr>
+        <w:pStyle w:val="ListParagraph"/>
+        <w:rPr>
+          <w:b/>
+          <w:bCs/>
+        </w:rPr>
+      </w:pPr>
+      <w:r>
+        <w:rPr>
+          <w:b/>
+          <w:bCs/>
+        </w:rPr>
+        <w:t>a text file “try.txt” in append and read mode.</w:t>
+      </w:r>
+    </w:p>
+    <w:p>
+      <w:pPr>
+        <w:pStyle w:val="ListParagraph"/>
+        <w:rPr>
+          <w:b/>
+          <w:bCs/>
+        </w:rPr>
+      </w:pPr>
+      <w:r>
+        <w:rPr>
+          <w:b/>
+          <w:bCs/>
+        </w:rPr>
+        <w:t>a binary file “btry.dat” in read only mode.</w:t>
+      </w:r>
+    </w:p>
+    <w:p>
+      <w:pPr>
+        <w:shd w:val="clear" w:color="auto" w:fill="FFFFFF"/>
+        <w:spacing w:after="240" w:line="240" w:lineRule="auto"/>
+        <w:ind w:left="720"/>
+        <w:rPr>
+          <w:rFonts w:ascii="Open Sans" w:eastAsia="Times New Roman" w:hAnsi="Open Sans" w:cs="Open Sans"/>
+          <w:color w:val="3C3C3C"/>
+          <w:spacing w:val="2"/>
+          <w:kern w:val="0"/>
+          <w:sz w:val="20"/>
+          <w:szCs w:val="20"/>
+          <w:lang w:eastAsia="en-IN"/>
+          <w14:ligatures w14:val="none"/>
+        </w:rPr>
+      </w:pPr>
+      <w:r>
+        <w:rPr>
+          <w:rFonts w:ascii="Open Sans" w:eastAsia="Times New Roman" w:hAnsi="Open Sans" w:cs="Open Sans"/>
+          <w:color w:val="3C3C3C"/>
+          <w:spacing w:val="2"/>
+          <w:kern w:val="0"/>
+          <w:sz w:val="20"/>
+          <w:szCs w:val="20"/>
+          <w:lang w:eastAsia="en-IN"/>
+          <w14:ligatures w14:val="none"/>
+        </w:rPr>
+        <w:t>1. File Mode: 'r+'</w:t>
+      </w:r>
+    </w:p>
+    <w:p>
+      <w:pPr>
+        <w:shd w:val="clear" w:color="auto" w:fill="F6F8FA"/>
+        <w:tabs>
+          <w:tab w:val="left" w:pos="916"/>
+          <w:tab w:val="left" w:pos="1832"/>
+          <w:tab w:val="left" w:pos="2748"/>
+          <w:tab w:val="left" w:pos="3664"/>
+          <w:tab w:val="left" w:pos="4580"/>
+          <w:tab w:val="left" w:pos="5496"/>
+          <w:tab w:val="left" w:pos="6412"/>
+          <w:tab w:val="left" w:pos="7328"/>
+          <w:tab w:val="left" w:pos="8244"/>
+          <w:tab w:val="left" w:pos="9160"/>
+          <w:tab w:val="left" w:pos="10076"/>
+          <w:tab w:val="left" w:pos="10992"/>
+          <w:tab w:val="left" w:pos="11908"/>
+          <w:tab w:val="left" w:pos="12824"/>
+          <w:tab w:val="left" w:pos="13740"/>
+          <w:tab w:val="left" w:pos="14656"/>
+        </w:tabs>
+        <w:spacing w:after="0" w:line="240" w:lineRule="auto"/>
+        <w:ind w:left="720"/>
+        <w:rPr>
+          <w:rFonts w:ascii="Consolas" w:eastAsia="Times New Roman" w:hAnsi="Consolas" w:cs="Courier New"/>
+          <w:color w:val="3C3C3C"/>
+          <w:spacing w:val="2"/>
+          <w:kern w:val="0"/>
+          <w:sz w:val="16"/>
+          <w:szCs w:val="16"/>
+          <w:lang w:eastAsia="en-IN"/>
+          <w14:ligatures w14:val="none"/>
+        </w:rPr>
+      </w:pPr>
+      <w:proofErr w:type="spellStart"/>
+      <w:r>
+        <w:rPr>
+          <w:rFonts w:ascii="Consolas" w:eastAsia="Times New Roman" w:hAnsi="Consolas" w:cs="Courier New"/>
+          <w:color w:val="3C3C3C"/>
+          <w:spacing w:val="2"/>
+          <w:kern w:val="0"/>
+          <w:sz w:val="16"/>
+          <w:szCs w:val="16"/>
+          <w:lang w:eastAsia="en-IN"/>
+          <w14:ligatures w14:val="none"/>
+        </w:rPr>
+        <w:t>fh</w:t>
+      </w:r>
+      <w:proofErr w:type="spellEnd"/>
+      <w:r>
+        <w:rPr>
+          <w:rFonts w:ascii="Consolas" w:eastAsia="Times New Roman" w:hAnsi="Consolas" w:cs="Courier New"/>
+          <w:color w:val="3C3C3C"/>
+          <w:spacing w:val="2"/>
+          <w:kern w:val="0"/>
+          <w:sz w:val="16"/>
+          <w:szCs w:val="16"/>
+          <w:lang w:eastAsia="en-IN"/>
+          <w14:ligatures w14:val="none"/>
+        </w:rPr>
+        <w:t xml:space="preserve"> </w:t>
+      </w:r>
+      <w:r>
+        <w:rPr>
+          <w:rFonts w:ascii="Consolas" w:eastAsia="Times New Roman" w:hAnsi="Consolas" w:cs="Courier New"/>
+          <w:color w:val="005CC5"/>
+          <w:spacing w:val="2"/>
+          <w:kern w:val="0"/>
+          <w:sz w:val="16"/>
+          <w:szCs w:val="16"/>
+          <w:lang w:eastAsia="en-IN"/>
+          <w14:ligatures w14:val="none"/>
+        </w:rPr>
+        <w:t>=</w:t>
+      </w:r>
+      <w:r>
+        <w:rPr>
+          <w:rFonts w:ascii="Consolas" w:eastAsia="Times New Roman" w:hAnsi="Consolas" w:cs="Courier New"/>
+          <w:color w:val="3C3C3C"/>
+          <w:spacing w:val="2"/>
+          <w:kern w:val="0"/>
+          <w:sz w:val="16"/>
+          <w:szCs w:val="16"/>
+          <w:lang w:eastAsia="en-IN"/>
+          <w14:ligatures w14:val="none"/>
+        </w:rPr>
+        <w:t xml:space="preserve"> </w:t>
+      </w:r>
+      <w:proofErr w:type="gramStart"/>
+      <w:r>
+        <w:rPr>
+          <w:rFonts w:ascii="Consolas" w:eastAsia="Times New Roman" w:hAnsi="Consolas" w:cs="Courier New"/>
+          <w:color w:val="6F42C1"/>
+          <w:spacing w:val="2"/>
+          <w:kern w:val="0"/>
+          <w:sz w:val="16"/>
+          <w:szCs w:val="16"/>
+          <w:lang w:eastAsia="en-IN"/>
+          <w14:ligatures w14:val="none"/>
+        </w:rPr>
+        <w:t>open</w:t>
+      </w:r>
+      <w:r>
+        <w:rPr>
+          <w:rFonts w:ascii="Consolas" w:eastAsia="Times New Roman" w:hAnsi="Consolas" w:cs="Courier New"/>
+          <w:color w:val="3C3C3C"/>
+          <w:spacing w:val="2"/>
+          <w:kern w:val="0"/>
+          <w:sz w:val="16"/>
+          <w:szCs w:val="16"/>
+          <w:lang w:eastAsia="en-IN"/>
+          <w14:ligatures w14:val="none"/>
+        </w:rPr>
+        <w:t>(</w:t>
+      </w:r>
+      <w:proofErr w:type="gramEnd"/>
+      <w:r>
+        <w:rPr>
+          <w:rFonts w:ascii="Consolas" w:eastAsia="Times New Roman" w:hAnsi="Consolas" w:cs="Courier New"/>
+          <w:color w:val="032F62"/>
+          <w:spacing w:val="2"/>
+          <w:kern w:val="0"/>
+          <w:sz w:val="16"/>
+          <w:szCs w:val="16"/>
+          <w:lang w:eastAsia="en-IN"/>
+          <w14:ligatures w14:val="none"/>
+        </w:rPr>
+        <w:t>"example.txt"</w:t>
+      </w:r>
+      <w:r>
+        <w:rPr>
+          <w:rFonts w:ascii="Consolas" w:eastAsia="Times New Roman" w:hAnsi="Consolas" w:cs="Courier New"/>
+          <w:color w:val="3C3C3C"/>
+          <w:spacing w:val="2"/>
+          <w:kern w:val="0"/>
+          <w:sz w:val="16"/>
+          <w:szCs w:val="16"/>
+          <w:lang w:eastAsia="en-IN"/>
+          <w14:ligatures w14:val="none"/>
+        </w:rPr>
+        <w:t xml:space="preserve">, </w:t>
+      </w:r>
+      <w:r>
+        <w:rPr>
+          <w:rFonts w:ascii="Consolas" w:eastAsia="Times New Roman" w:hAnsi="Consolas" w:cs="Courier New"/>
+          <w:color w:val="032F62"/>
+          <w:spacing w:val="2"/>
+          <w:kern w:val="0"/>
+          <w:sz w:val="16"/>
+          <w:szCs w:val="16"/>
+          <w:lang w:eastAsia="en-IN"/>
+          <w14:ligatures w14:val="none"/>
+        </w:rPr>
+        <w:t>"r+"</w:t>
+      </w:r>
+      <w:r>
+        <w:rPr>
+          <w:rFonts w:ascii="Consolas" w:eastAsia="Times New Roman" w:hAnsi="Consolas" w:cs="Courier New"/>
+          <w:color w:val="3C3C3C"/>
+          <w:spacing w:val="2"/>
+          <w:kern w:val="0"/>
+          <w:sz w:val="16"/>
+          <w:szCs w:val="16"/>
+          <w:lang w:eastAsia="en-IN"/>
+          <w14:ligatures w14:val="none"/>
+        </w:rPr>
+        <w:t>)</w:t>
+      </w:r>
+    </w:p>
+    <w:p>
+      <w:pPr>
+        <w:shd w:val="clear" w:color="auto" w:fill="FFFFFF"/>
+        <w:spacing w:after="240" w:line="240" w:lineRule="auto"/>
+        <w:ind w:left="720"/>
+        <w:rPr>
+          <w:rFonts w:ascii="Open Sans" w:eastAsia="Times New Roman" w:hAnsi="Open Sans" w:cs="Open Sans"/>
+          <w:color w:val="3C3C3C"/>
+          <w:spacing w:val="2"/>
+          <w:kern w:val="0"/>
+          <w:sz w:val="20"/>
+          <w:szCs w:val="20"/>
+          <w:lang w:eastAsia="en-IN"/>
+          <w14:ligatures w14:val="none"/>
+        </w:rPr>
+      </w:pPr>
+      <w:r>
+        <w:rPr>
+          <w:rFonts w:ascii="Open Sans" w:eastAsia="Times New Roman" w:hAnsi="Open Sans" w:cs="Open Sans"/>
+          <w:color w:val="3C3C3C"/>
+          <w:spacing w:val="2"/>
+          <w:kern w:val="0"/>
+          <w:sz w:val="20"/>
+          <w:szCs w:val="20"/>
+          <w:lang w:eastAsia="en-IN"/>
+          <w14:ligatures w14:val="none"/>
+        </w:rPr>
+        <w:t>2. File Mode: '</w:t>
+      </w:r>
+      <w:proofErr w:type="spellStart"/>
+      <w:r>
+        <w:rPr>
+          <w:rFonts w:ascii="Open Sans" w:eastAsia="Times New Roman" w:hAnsi="Open Sans" w:cs="Open Sans"/>
+          <w:color w:val="3C3C3C"/>
+          <w:spacing w:val="2"/>
+          <w:kern w:val="0"/>
+          <w:sz w:val="20"/>
+          <w:szCs w:val="20"/>
+          <w:lang w:eastAsia="en-IN"/>
+          <w14:ligatures w14:val="none"/>
+        </w:rPr>
+        <w:t>wb</w:t>
+      </w:r>
+      <w:proofErr w:type="spellEnd"/>
+      <w:r>
+        <w:rPr>
+          <w:rFonts w:ascii="Open Sans" w:eastAsia="Times New Roman" w:hAnsi="Open Sans" w:cs="Open Sans"/>
+          <w:color w:val="3C3C3C"/>
+          <w:spacing w:val="2"/>
+          <w:kern w:val="0"/>
+          <w:sz w:val="20"/>
+          <w:szCs w:val="20"/>
+          <w:lang w:eastAsia="en-IN"/>
+          <w14:ligatures w14:val="none"/>
+        </w:rPr>
+        <w:t>'</w:t>
+      </w:r>
+    </w:p>
+    <w:p>
+      <w:pPr>
+        <w:shd w:val="clear" w:color="auto" w:fill="F6F8FA"/>
+        <w:tabs>
+          <w:tab w:val="left" w:pos="916"/>
+          <w:tab w:val="left" w:pos="1832"/>
+          <w:tab w:val="left" w:pos="2748"/>
+          <w:tab w:val="left" w:pos="3664"/>
+          <w:tab w:val="left" w:pos="4580"/>
+          <w:tab w:val="left" w:pos="5496"/>
+          <w:tab w:val="left" w:pos="6412"/>
+          <w:tab w:val="left" w:pos="7328"/>
+          <w:tab w:val="left" w:pos="8244"/>
+          <w:tab w:val="left" w:pos="9160"/>
+          <w:tab w:val="left" w:pos="10076"/>
+          <w:tab w:val="left" w:pos="10992"/>
+          <w:tab w:val="left" w:pos="11908"/>
+          <w:tab w:val="left" w:pos="12824"/>
+          <w:tab w:val="left" w:pos="13740"/>
+          <w:tab w:val="left" w:pos="14656"/>
+        </w:tabs>
+        <w:spacing w:after="0" w:line="240" w:lineRule="auto"/>
+        <w:ind w:left="720"/>
+        <w:rPr>
+          <w:rFonts w:ascii="Consolas" w:eastAsia="Times New Roman" w:hAnsi="Consolas" w:cs="Courier New"/>
+          <w:color w:val="3C3C3C"/>
+          <w:spacing w:val="2"/>
+          <w:kern w:val="0"/>
+          <w:sz w:val="16"/>
+          <w:szCs w:val="16"/>
+          <w:lang w:eastAsia="en-IN"/>
+          <w14:ligatures w14:val="none"/>
+        </w:rPr>
+      </w:pPr>
+      <w:proofErr w:type="spellStart"/>
+      <w:r>
+        <w:rPr>
+          <w:rFonts w:ascii="Consolas" w:eastAsia="Times New Roman" w:hAnsi="Consolas" w:cs="Courier New"/>
+          <w:color w:val="3C3C3C"/>
+          <w:spacing w:val="2"/>
+          <w:kern w:val="0"/>
+          <w:sz w:val="16"/>
+          <w:szCs w:val="16"/>
+          <w:lang w:eastAsia="en-IN"/>
+          <w14:ligatures w14:val="none"/>
+        </w:rPr>
+        <w:t>fh</w:t>
+      </w:r>
+      <w:proofErr w:type="spellEnd"/>
+      <w:r>
+        <w:rPr>
+          <w:rFonts w:ascii="Consolas" w:eastAsia="Times New Roman" w:hAnsi="Consolas" w:cs="Courier New"/>
+          <w:color w:val="3C3C3C"/>
+          <w:spacing w:val="2"/>
+          <w:kern w:val="0"/>
+          <w:sz w:val="16"/>
+          <w:szCs w:val="16"/>
+          <w:lang w:eastAsia="en-IN"/>
+          <w14:ligatures w14:val="none"/>
+        </w:rPr>
+        <w:t xml:space="preserve"> </w:t>
+      </w:r>
+      <w:r>
+        <w:rPr>
+          <w:rFonts w:ascii="Consolas" w:eastAsia="Times New Roman" w:hAnsi="Consolas" w:cs="Courier New"/>
+          <w:color w:val="005CC5"/>
+          <w:spacing w:val="2"/>
+          <w:kern w:val="0"/>
+          <w:sz w:val="16"/>
+          <w:szCs w:val="16"/>
+          <w:lang w:eastAsia="en-IN"/>
+          <w14:ligatures w14:val="none"/>
+        </w:rPr>
+        <w:t>=</w:t>
+      </w:r>
+      <w:r>
+        <w:rPr>
+          <w:rFonts w:ascii="Consolas" w:eastAsia="Times New Roman" w:hAnsi="Consolas" w:cs="Courier New"/>
+          <w:color w:val="3C3C3C"/>
+          <w:spacing w:val="2"/>
+          <w:kern w:val="0"/>
+          <w:sz w:val="16"/>
+          <w:szCs w:val="16"/>
+          <w:lang w:eastAsia="en-IN"/>
+          <w14:ligatures w14:val="none"/>
+        </w:rPr>
+        <w:t xml:space="preserve"> </w:t>
+      </w:r>
+      <w:proofErr w:type="gramStart"/>
+      <w:r>
+        <w:rPr>
+          <w:rFonts w:ascii="Consolas" w:eastAsia="Times New Roman" w:hAnsi="Consolas" w:cs="Courier New"/>
+          <w:color w:val="6F42C1"/>
+          <w:spacing w:val="2"/>
+          <w:kern w:val="0"/>
+          <w:sz w:val="16"/>
+          <w:szCs w:val="16"/>
+          <w:lang w:eastAsia="en-IN"/>
+          <w14:ligatures w14:val="none"/>
+        </w:rPr>
+        <w:t>open</w:t>
+      </w:r>
+      <w:r>
+        <w:rPr>
+          <w:rFonts w:ascii="Consolas" w:eastAsia="Times New Roman" w:hAnsi="Consolas" w:cs="Courier New"/>
+          <w:color w:val="3C3C3C"/>
+          <w:spacing w:val="2"/>
+          <w:kern w:val="0"/>
+          <w:sz w:val="16"/>
+          <w:szCs w:val="16"/>
+          <w:lang w:eastAsia="en-IN"/>
+          <w14:ligatures w14:val="none"/>
+        </w:rPr>
+        <w:t>(</w:t>
+      </w:r>
+      <w:proofErr w:type="gramEnd"/>
+      <w:r>
+        <w:rPr>
+          <w:rFonts w:ascii="Consolas" w:eastAsia="Times New Roman" w:hAnsi="Consolas" w:cs="Courier New"/>
+          <w:color w:val="032F62"/>
+          <w:spacing w:val="2"/>
+          <w:kern w:val="0"/>
+          <w:sz w:val="16"/>
+          <w:szCs w:val="16"/>
+          <w:lang w:eastAsia="en-IN"/>
+          <w14:ligatures w14:val="none"/>
+        </w:rPr>
+        <w:t>"bfile.dat"</w:t>
+      </w:r>
+      <w:r>
+        <w:rPr>
+          <w:rFonts w:ascii="Consolas" w:eastAsia="Times New Roman" w:hAnsi="Consolas" w:cs="Courier New"/>
+          <w:color w:val="3C3C3C"/>
+          <w:spacing w:val="2"/>
+          <w:kern w:val="0"/>
+          <w:sz w:val="16"/>
+          <w:szCs w:val="16"/>
+          <w:lang w:eastAsia="en-IN"/>
+          <w14:ligatures w14:val="none"/>
+        </w:rPr>
+        <w:t xml:space="preserve">, </w:t>
+      </w:r>
+      <w:r>
+        <w:rPr>
+          <w:rFonts w:ascii="Consolas" w:eastAsia="Times New Roman" w:hAnsi="Consolas" w:cs="Courier New"/>
+          <w:color w:val="032F62"/>
+          <w:spacing w:val="2"/>
+          <w:kern w:val="0"/>
+          <w:sz w:val="16"/>
+          <w:szCs w:val="16"/>
+          <w:lang w:eastAsia="en-IN"/>
+          <w14:ligatures w14:val="none"/>
+        </w:rPr>
+        <w:t>"</w:t>
+      </w:r>
+      <w:proofErr w:type="spellStart"/>
+      <w:r>
+        <w:rPr>
+          <w:rFonts w:ascii="Consolas" w:eastAsia="Times New Roman" w:hAnsi="Consolas" w:cs="Courier New"/>
+          <w:color w:val="032F62"/>
+          <w:spacing w:val="2"/>
+          <w:kern w:val="0"/>
+          <w:sz w:val="16"/>
+          <w:szCs w:val="16"/>
+          <w:lang w:eastAsia="en-IN"/>
+          <w14:ligatures w14:val="none"/>
+        </w:rPr>
+        <w:t>wb</w:t>
+      </w:r>
+      <w:proofErr w:type="spellEnd"/>
+      <w:r>
+        <w:rPr>
+          <w:rFonts w:ascii="Consolas" w:eastAsia="Times New Roman" w:hAnsi="Consolas" w:cs="Courier New"/>
+          <w:color w:val="032F62"/>
+          <w:spacing w:val="2"/>
+          <w:kern w:val="0"/>
+          <w:sz w:val="16"/>
+          <w:szCs w:val="16"/>
+          <w:lang w:eastAsia="en-IN"/>
+          <w14:ligatures w14:val="none"/>
+        </w:rPr>
+        <w:t>"</w:t>
+      </w:r>
+      <w:r>
+        <w:rPr>
+          <w:rFonts w:ascii="Consolas" w:eastAsia="Times New Roman" w:hAnsi="Consolas" w:cs="Courier New"/>
+          <w:color w:val="3C3C3C"/>
+          <w:spacing w:val="2"/>
+          <w:kern w:val="0"/>
+          <w:sz w:val="16"/>
+          <w:szCs w:val="16"/>
+          <w:lang w:eastAsia="en-IN"/>
+          <w14:ligatures w14:val="none"/>
+        </w:rPr>
+        <w:t>)</w:t>
+      </w:r>
+    </w:p>
+    <w:p>
+      <w:pPr>
+        <w:shd w:val="clear" w:color="auto" w:fill="FFFFFF"/>
+        <w:spacing w:after="240" w:line="240" w:lineRule="auto"/>
+        <w:ind w:left="720"/>
+        <w:rPr>
+          <w:rFonts w:ascii="Open Sans" w:eastAsia="Times New Roman" w:hAnsi="Open Sans" w:cs="Open Sans"/>
+          <w:color w:val="3C3C3C"/>
+          <w:spacing w:val="2"/>
+          <w:kern w:val="0"/>
+          <w:sz w:val="20"/>
+          <w:szCs w:val="20"/>
+          <w:lang w:eastAsia="en-IN"/>
+          <w14:ligatures w14:val="none"/>
+        </w:rPr>
+      </w:pPr>
+      <w:r>
+        <w:rPr>
+          <w:rFonts w:ascii="Open Sans" w:eastAsia="Times New Roman" w:hAnsi="Open Sans" w:cs="Open Sans"/>
+          <w:color w:val="3C3C3C"/>
+          <w:spacing w:val="2"/>
+          <w:kern w:val="0"/>
+          <w:sz w:val="20"/>
+          <w:szCs w:val="20"/>
+          <w:lang w:eastAsia="en-IN"/>
+          <w14:ligatures w14:val="none"/>
+        </w:rPr>
+        <w:t>3. File Mode: 'a+'</w:t>
+      </w:r>
+    </w:p>
+    <w:p>
+      <w:pPr>
+        <w:shd w:val="clear" w:color="auto" w:fill="F6F8FA"/>
+        <w:tabs>
+          <w:tab w:val="left" w:pos="916"/>
+          <w:tab w:val="left" w:pos="1832"/>
+          <w:tab w:val="left" w:pos="2748"/>
+          <w:tab w:val="left" w:pos="3664"/>
+          <w:tab w:val="left" w:pos="4580"/>
+          <w:tab w:val="left" w:pos="5496"/>
+          <w:tab w:val="left" w:pos="6412"/>
+          <w:tab w:val="left" w:pos="7328"/>
+          <w:tab w:val="left" w:pos="8244"/>
+          <w:tab w:val="left" w:pos="9160"/>
+          <w:tab w:val="left" w:pos="10076"/>
+          <w:tab w:val="left" w:pos="10992"/>
+          <w:tab w:val="left" w:pos="11908"/>
+          <w:tab w:val="left" w:pos="12824"/>
+          <w:tab w:val="left" w:pos="13740"/>
+          <w:tab w:val="left" w:pos="14656"/>
+        </w:tabs>
+        <w:spacing w:after="0" w:line="240" w:lineRule="auto"/>
+        <w:ind w:left="720"/>
+        <w:rPr>
+          <w:rFonts w:ascii="Consolas" w:eastAsia="Times New Roman" w:hAnsi="Consolas" w:cs="Courier New"/>
+          <w:color w:val="3C3C3C"/>
+          <w:spacing w:val="2"/>
+          <w:kern w:val="0"/>
+          <w:sz w:val="16"/>
+          <w:szCs w:val="16"/>
+          <w:lang w:eastAsia="en-IN"/>
+          <w14:ligatures w14:val="none"/>
+        </w:rPr>
+      </w:pPr>
+      <w:proofErr w:type="spellStart"/>
+      <w:r>
+        <w:rPr>
+          <w:rFonts w:ascii="Consolas" w:eastAsia="Times New Roman" w:hAnsi="Consolas" w:cs="Courier New"/>
+          <w:color w:val="3C3C3C"/>
+          <w:spacing w:val="2"/>
+          <w:kern w:val="0"/>
+          <w:sz w:val="16"/>
+          <w:szCs w:val="16"/>
+          <w:lang w:eastAsia="en-IN"/>
+          <w14:ligatures w14:val="none"/>
+        </w:rPr>
+        <w:t>fh</w:t>
+      </w:r>
+      <w:proofErr w:type="spellEnd"/>
+      <w:r>
+        <w:rPr>
+          <w:rFonts w:ascii="Consolas" w:eastAsia="Times New Roman" w:hAnsi="Consolas" w:cs="Courier New"/>
+          <w:color w:val="3C3C3C"/>
+          <w:spacing w:val="2"/>
+          <w:kern w:val="0"/>
+          <w:sz w:val="16"/>
+          <w:szCs w:val="16"/>
+          <w:lang w:eastAsia="en-IN"/>
+          <w14:ligatures w14:val="none"/>
+        </w:rPr>
+        <w:t xml:space="preserve"> </w:t>
+      </w:r>
+      <w:r>
+        <w:rPr>
+          <w:rFonts w:ascii="Consolas" w:eastAsia="Times New Roman" w:hAnsi="Consolas" w:cs="Courier New"/>
+          <w:color w:val="005CC5"/>
+          <w:spacing w:val="2"/>
+          <w:kern w:val="0"/>
+          <w:sz w:val="16"/>
+          <w:szCs w:val="16"/>
+          <w:lang w:eastAsia="en-IN"/>
+          <w14:ligatures w14:val="none"/>
+        </w:rPr>
+        <w:t>=</w:t>
+      </w:r>
+      <w:r>
+        <w:rPr>
+          <w:rFonts w:ascii="Consolas" w:eastAsia="Times New Roman" w:hAnsi="Consolas" w:cs="Courier New"/>
+          <w:color w:val="3C3C3C"/>
+          <w:spacing w:val="2"/>
+          <w:kern w:val="0"/>
+          <w:sz w:val="16"/>
+          <w:szCs w:val="16"/>
+          <w:lang w:eastAsia="en-IN"/>
+          <w14:ligatures w14:val="none"/>
+        </w:rPr>
+        <w:t xml:space="preserve"> </w:t>
+      </w:r>
+      <w:proofErr w:type="gramStart"/>
+      <w:r>
+        <w:rPr>
+          <w:rFonts w:ascii="Consolas" w:eastAsia="Times New Roman" w:hAnsi="Consolas" w:cs="Courier New"/>
+          <w:color w:val="6F42C1"/>
+          <w:spacing w:val="2"/>
+          <w:kern w:val="0"/>
+          <w:sz w:val="16"/>
+          <w:szCs w:val="16"/>
+          <w:lang w:eastAsia="en-IN"/>
+          <w14:ligatures w14:val="none"/>
+        </w:rPr>
+        <w:t>open</w:t>
+      </w:r>
+      <w:r>
+        <w:rPr>
+          <w:rFonts w:ascii="Consolas" w:eastAsia="Times New Roman" w:hAnsi="Consolas" w:cs="Courier New"/>
+          <w:color w:val="3C3C3C"/>
+          <w:spacing w:val="2"/>
+          <w:kern w:val="0"/>
+          <w:sz w:val="16"/>
+          <w:szCs w:val="16"/>
+          <w:lang w:eastAsia="en-IN"/>
+          <w14:ligatures w14:val="none"/>
+        </w:rPr>
+        <w:t>(</w:t>
+      </w:r>
+      <w:proofErr w:type="gramEnd"/>
+      <w:r>
+        <w:rPr>
+          <w:rFonts w:ascii="Consolas" w:eastAsia="Times New Roman" w:hAnsi="Consolas" w:cs="Courier New"/>
+          <w:color w:val="032F62"/>
+          <w:spacing w:val="2"/>
+          <w:kern w:val="0"/>
+          <w:sz w:val="16"/>
+          <w:szCs w:val="16"/>
+          <w:lang w:eastAsia="en-IN"/>
+          <w14:ligatures w14:val="none"/>
+        </w:rPr>
+        <w:t>"try.txt"</w:t>
+      </w:r>
+      <w:r>
+        <w:rPr>
+          <w:rFonts w:ascii="Consolas" w:eastAsia="Times New Roman" w:hAnsi="Consolas" w:cs="Courier New"/>
+          <w:color w:val="3C3C3C"/>
+          <w:spacing w:val="2"/>
+          <w:kern w:val="0"/>
+          <w:sz w:val="16"/>
+          <w:szCs w:val="16"/>
+          <w:lang w:eastAsia="en-IN"/>
+          <w14:ligatures w14:val="none"/>
+        </w:rPr>
+        <w:t xml:space="preserve">, </w:t>
+      </w:r>
+      <w:r>
+        <w:rPr>
+          <w:rFonts w:ascii="Consolas" w:eastAsia="Times New Roman" w:hAnsi="Consolas" w:cs="Courier New"/>
+          <w:color w:val="032F62"/>
+          <w:spacing w:val="2"/>
+          <w:kern w:val="0"/>
+          <w:sz w:val="16"/>
+          <w:szCs w:val="16"/>
+          <w:lang w:eastAsia="en-IN"/>
+          <w14:ligatures w14:val="none"/>
+        </w:rPr>
+        <w:t>"a+"</w:t>
+      </w:r>
+      <w:r>
+        <w:rPr>
+          <w:rFonts w:ascii="Consolas" w:eastAsia="Times New Roman" w:hAnsi="Consolas" w:cs="Courier New"/>
+          <w:color w:val="3C3C3C"/>
+          <w:spacing w:val="2"/>
+          <w:kern w:val="0"/>
+          <w:sz w:val="16"/>
+          <w:szCs w:val="16"/>
+          <w:lang w:eastAsia="en-IN"/>
+          <w14:ligatures w14:val="none"/>
+        </w:rPr>
+        <w:t>)</w:t>
+      </w:r>
+    </w:p>
+    <w:p>
+      <w:pPr>
+        <w:shd w:val="clear" w:color="auto" w:fill="FFFFFF"/>
+        <w:spacing w:after="240" w:line="240" w:lineRule="auto"/>
+        <w:ind w:left="720"/>
+        <w:rPr>
+          <w:rFonts w:ascii="Open Sans" w:eastAsia="Times New Roman" w:hAnsi="Open Sans" w:cs="Open Sans"/>
+          <w:color w:val="3C3C3C"/>
+          <w:spacing w:val="2"/>
+          <w:kern w:val="0"/>
+          <w:sz w:val="20"/>
+          <w:szCs w:val="20"/>
+          <w:lang w:eastAsia="en-IN"/>
+          <w14:ligatures w14:val="none"/>
+        </w:rPr>
+      </w:pPr>
+      <w:r>
+        <w:rPr>
+          <w:rFonts w:ascii="Open Sans" w:eastAsia="Times New Roman" w:hAnsi="Open Sans" w:cs="Open Sans"/>
+          <w:color w:val="3C3C3C"/>
+          <w:spacing w:val="2"/>
+          <w:kern w:val="0"/>
+          <w:sz w:val="20"/>
+          <w:szCs w:val="20"/>
+          <w:lang w:eastAsia="en-IN"/>
+          <w14:ligatures w14:val="none"/>
+        </w:rPr>
+        <w:t>4. File Mode: '</w:t>
+      </w:r>
+      <w:proofErr w:type="spellStart"/>
+      <w:r>
+        <w:rPr>
+          <w:rFonts w:ascii="Open Sans" w:eastAsia="Times New Roman" w:hAnsi="Open Sans" w:cs="Open Sans"/>
+          <w:color w:val="3C3C3C"/>
+          <w:spacing w:val="2"/>
+          <w:kern w:val="0"/>
+          <w:sz w:val="20"/>
+          <w:szCs w:val="20"/>
+          <w:lang w:eastAsia="en-IN"/>
+          <w14:ligatures w14:val="none"/>
+        </w:rPr>
+        <w:t>rb</w:t>
+      </w:r>
+      <w:proofErr w:type="spellEnd"/>
+      <w:r>
+        <w:rPr>
+          <w:rFonts w:ascii="Open Sans" w:eastAsia="Times New Roman" w:hAnsi="Open Sans" w:cs="Open Sans"/>
+          <w:color w:val="3C3C3C"/>
+          <w:spacing w:val="2"/>
+          <w:kern w:val="0"/>
+          <w:sz w:val="20"/>
+          <w:szCs w:val="20"/>
+          <w:lang w:eastAsia="en-IN"/>
+          <w14:ligatures w14:val="none"/>
+        </w:rPr>
+        <w:t>'</w:t>
+      </w:r>
+    </w:p>
+    <w:p>
+      <w:pPr>
+        <w:shd w:val="clear" w:color="auto" w:fill="F6F8FA"/>
+        <w:tabs>
+          <w:tab w:val="left" w:pos="916"/>
+          <w:tab w:val="left" w:pos="1832"/>
+          <w:tab w:val="left" w:pos="2748"/>
+          <w:tab w:val="left" w:pos="3664"/>
+          <w:tab w:val="left" w:pos="4580"/>
+          <w:tab w:val="left" w:pos="5496"/>
+          <w:tab w:val="left" w:pos="6412"/>
+          <w:tab w:val="left" w:pos="7328"/>
+          <w:tab w:val="left" w:pos="8244"/>
+          <w:tab w:val="left" w:pos="9160"/>
+          <w:tab w:val="left" w:pos="10076"/>
+          <w:tab w:val="left" w:pos="10992"/>
+          <w:tab w:val="left" w:pos="11908"/>
+          <w:tab w:val="left" w:pos="12824"/>
+          <w:tab w:val="left" w:pos="13740"/>
+          <w:tab w:val="left" w:pos="14656"/>
+        </w:tabs>
+        <w:spacing w:after="0" w:line="240" w:lineRule="auto"/>
+        <w:ind w:left="720"/>
+        <w:rPr>
+          <w:rFonts w:ascii="Consolas" w:eastAsia="Times New Roman" w:hAnsi="Consolas" w:cs="Courier New"/>
+          <w:color w:val="3C3C3C"/>
+          <w:spacing w:val="2"/>
+          <w:kern w:val="0"/>
+          <w:sz w:val="16"/>
+          <w:szCs w:val="16"/>
+          <w:lang w:eastAsia="en-IN"/>
+          <w14:ligatures w14:val="none"/>
+        </w:rPr>
+      </w:pPr>
+      <w:proofErr w:type="spellStart"/>
+      <w:r>
+        <w:rPr>
+          <w:rFonts w:ascii="Consolas" w:eastAsia="Times New Roman" w:hAnsi="Consolas" w:cs="Courier New"/>
+          <w:color w:val="3C3C3C"/>
+          <w:spacing w:val="2"/>
+          <w:kern w:val="0"/>
+          <w:sz w:val="16"/>
+          <w:szCs w:val="16"/>
+          <w:lang w:eastAsia="en-IN"/>
+          <w14:ligatures w14:val="none"/>
+        </w:rPr>
+        <w:t>fh</w:t>
+      </w:r>
+      <w:proofErr w:type="spellEnd"/>
+      <w:r>
+        <w:rPr>
+          <w:rFonts w:ascii="Consolas" w:eastAsia="Times New Roman" w:hAnsi="Consolas" w:cs="Courier New"/>
+          <w:color w:val="3C3C3C"/>
+          <w:spacing w:val="2"/>
+          <w:kern w:val="0"/>
+          <w:sz w:val="16"/>
+          <w:szCs w:val="16"/>
+          <w:lang w:eastAsia="en-IN"/>
+          <w14:ligatures w14:val="none"/>
+        </w:rPr>
+        <w:t xml:space="preserve"> </w:t>
+      </w:r>
+      <w:r>
+        <w:rPr>
+          <w:rFonts w:ascii="Consolas" w:eastAsia="Times New Roman" w:hAnsi="Consolas" w:cs="Courier New"/>
+          <w:color w:val="005CC5"/>
+          <w:spacing w:val="2"/>
+          <w:kern w:val="0"/>
+          <w:sz w:val="16"/>
+          <w:szCs w:val="16"/>
+          <w:lang w:eastAsia="en-IN"/>
+          <w14:ligatures w14:val="none"/>
+        </w:rPr>
+        <w:t>=</w:t>
+      </w:r>
+      <w:r>
+        <w:rPr>
+          <w:rFonts w:ascii="Consolas" w:eastAsia="Times New Roman" w:hAnsi="Consolas" w:cs="Courier New"/>
+          <w:color w:val="3C3C3C"/>
+          <w:spacing w:val="2"/>
+          <w:kern w:val="0"/>
+          <w:sz w:val="16"/>
+          <w:szCs w:val="16"/>
+          <w:lang w:eastAsia="en-IN"/>
+          <w14:ligatures w14:val="none"/>
+        </w:rPr>
+        <w:t xml:space="preserve"> </w:t>
+      </w:r>
+      <w:proofErr w:type="gramStart"/>
+      <w:r>
+        <w:rPr>
+          <w:rFonts w:ascii="Consolas" w:eastAsia="Times New Roman" w:hAnsi="Consolas" w:cs="Courier New"/>
+          <w:color w:val="6F42C1"/>
+          <w:spacing w:val="2"/>
+          <w:kern w:val="0"/>
+          <w:sz w:val="16"/>
+          <w:szCs w:val="16"/>
+          <w:lang w:eastAsia="en-IN"/>
+          <w14:ligatures w14:val="none"/>
+        </w:rPr>
+        <w:t>open</w:t>
+      </w:r>
+      <w:r>
+        <w:rPr>
+          <w:rFonts w:ascii="Consolas" w:eastAsia="Times New Roman" w:hAnsi="Consolas" w:cs="Courier New"/>
+          <w:color w:val="3C3C3C"/>
+          <w:spacing w:val="2"/>
+          <w:kern w:val="0"/>
+          <w:sz w:val="16"/>
+          <w:szCs w:val="16"/>
+          <w:lang w:eastAsia="en-IN"/>
+          <w14:ligatures w14:val="none"/>
+        </w:rPr>
+        <w:t>(</w:t>
+      </w:r>
+      <w:proofErr w:type="gramEnd"/>
+      <w:r>
+        <w:rPr>
+          <w:rFonts w:ascii="Consolas" w:eastAsia="Times New Roman" w:hAnsi="Consolas" w:cs="Courier New"/>
+          <w:color w:val="032F62"/>
+          <w:spacing w:val="2"/>
+          <w:kern w:val="0"/>
+          <w:sz w:val="16"/>
+          <w:szCs w:val="16"/>
+          <w:lang w:eastAsia="en-IN"/>
+          <w14:ligatures w14:val="none"/>
+        </w:rPr>
+        <w:t>"btry.dat"</w:t>
+      </w:r>
+      <w:r>
+        <w:rPr>
+          <w:rFonts w:ascii="Consolas" w:eastAsia="Times New Roman" w:hAnsi="Consolas" w:cs="Courier New"/>
+          <w:color w:val="3C3C3C"/>
+          <w:spacing w:val="2"/>
+          <w:kern w:val="0"/>
+          <w:sz w:val="16"/>
+          <w:szCs w:val="16"/>
+          <w:lang w:eastAsia="en-IN"/>
+          <w14:ligatures w14:val="none"/>
+        </w:rPr>
+        <w:t xml:space="preserve">, </w:t>
+      </w:r>
+      <w:r>
+        <w:rPr>
+          <w:rFonts w:ascii="Consolas" w:eastAsia="Times New Roman" w:hAnsi="Consolas" w:cs="Courier New"/>
+          <w:color w:val="032F62"/>
+          <w:spacing w:val="2"/>
+          <w:kern w:val="0"/>
+          <w:sz w:val="16"/>
+          <w:szCs w:val="16"/>
+          <w:lang w:eastAsia="en-IN"/>
+          <w14:ligatures w14:val="none"/>
+        </w:rPr>
+        <w:t>"</w:t>
+      </w:r>
+      <w:proofErr w:type="spellStart"/>
+      <w:r>
+        <w:rPr>
+          <w:rFonts w:ascii="Consolas" w:eastAsia="Times New Roman" w:hAnsi="Consolas" w:cs="Courier New"/>
+          <w:color w:val="032F62"/>
+          <w:spacing w:val="2"/>
+          <w:kern w:val="0"/>
+          <w:sz w:val="16"/>
+          <w:szCs w:val="16"/>
+          <w:lang w:eastAsia="en-IN"/>
+          <w14:ligatures w14:val="none"/>
+        </w:rPr>
+        <w:t>rb</w:t>
+      </w:r>
+      <w:proofErr w:type="spellEnd"/>
+      <w:r>
+        <w:rPr>
+          <w:rFonts w:ascii="Consolas" w:eastAsia="Times New Roman" w:hAnsi="Consolas" w:cs="Courier New"/>
+          <w:color w:val="032F62"/>
+          <w:spacing w:val="2"/>
+          <w:kern w:val="0"/>
+          <w:sz w:val="16"/>
+          <w:szCs w:val="16"/>
+          <w:lang w:eastAsia="en-IN"/>
+          <w14:ligatures w14:val="none"/>
+        </w:rPr>
+        <w:t>"</w:t>
+      </w:r>
+      <w:r>
+        <w:rPr>
+          <w:rFonts w:ascii="Consolas" w:eastAsia="Times New Roman" w:hAnsi="Consolas" w:cs="Courier New"/>
+          <w:color w:val="3C3C3C"/>
+          <w:spacing w:val="2"/>
+          <w:kern w:val="0"/>
+          <w:sz w:val="16"/>
+          <w:szCs w:val="16"/>
+          <w:lang w:eastAsia="en-IN"/>
+          <w14:ligatures w14:val="none"/>
+        </w:rPr>
+        <w:t>)</w:t>
+      </w:r>
+    </w:p>
+    <w:p>
+      <w:pPr>
+        <w:pStyle w:val="ListParagraph"/>
+        <w:numPr>
+          <w:ilvl w:val="0"/>
+          <w:numId w:val="1"/>
+        </w:numPr>
+        <w:rPr>
+          <w:b/>
+          <w:bCs/>
+        </w:rPr>
+      </w:pPr>
+    </w:p>
+    <w:p>
+      <w:pPr>
+        <w:pStyle w:val="Heading1"/>
+      </w:pPr>
+      <w:bookmarkStart w:id="1" w:name="_Toc234853473"/>
+      <w:r>
+        <w:lastRenderedPageBreak/>
+        <w:t>Questions and Answers</w:t>
+      </w:r>
+      <w:bookmarkEnd w:id="1"/>
+    </w:p>
+    <w:p>
+      <w:r>
+        <w:rPr>
+          <w:b/>
+          <w:bCs/>
+        </w:rPr>
+        <w:t>Question</w:t>
+      </w:r>
+      <w:r>
+        <w:rPr>
+          <w:b/>
+          <w:bCs/>
+        </w:rPr>
+        <w:t xml:space="preserve">. </w:t>
+      </w:r>
+      <w:r>
+        <w:t xml:space="preserve">Write a function </w:t>
+      </w:r>
+      <w:proofErr w:type="spellStart"/>
+      <w:proofErr w:type="gramStart"/>
+      <w:r>
+        <w:t>AMCount</w:t>
+      </w:r>
+      <w:proofErr w:type="spellEnd"/>
+      <w:r>
+        <w:t>(</w:t>
+      </w:r>
+      <w:proofErr w:type="gramEnd"/>
+      <w:r>
+        <w:t xml:space="preserve">) in Python, which should read each character of a text file STORY.TXT, should count and display the </w:t>
+      </w:r>
+      <w:proofErr w:type="spellStart"/>
+      <w:r>
+        <w:t>occurence</w:t>
+      </w:r>
+      <w:proofErr w:type="spellEnd"/>
+      <w:r>
+        <w:t xml:space="preserve"> of alphabets ‘A’ and ‘M’ (including small cases ‘a’ and ‘m ‘too). Example: If the file content is as follows: </w:t>
+      </w:r>
+    </w:p>
+    <w:p>
+      <w:pPr>
+        <w:jc w:val="center"/>
+        <w:rPr>
+          <w:b/>
+          <w:bCs/>
+        </w:rPr>
+      </w:pPr>
+      <w:r>
+        <w:rPr>
+          <w:b/>
+          <w:bCs/>
+        </w:rPr>
+        <w:t xml:space="preserve">Updated information </w:t>
+      </w:r>
+      <w:proofErr w:type="gramStart"/>
+      <w:r>
+        <w:rPr>
+          <w:b/>
+          <w:bCs/>
+        </w:rPr>
+        <w:t>As</w:t>
+      </w:r>
+      <w:proofErr w:type="gramEnd"/>
+      <w:r>
+        <w:rPr>
+          <w:b/>
+          <w:bCs/>
+        </w:rPr>
+        <w:t xml:space="preserve"> simplified by official websites.</w:t>
+      </w:r>
+    </w:p>
+    <w:p>
+      <w:pPr>
+        <w:rPr>
+          <w:b/>
+          <w:bCs/>
+        </w:rPr>
+      </w:pPr>
+    </w:p>
+    <w:p>
+      <w:r>
+        <w:t xml:space="preserve">The </w:t>
+      </w:r>
+      <w:proofErr w:type="spellStart"/>
+      <w:proofErr w:type="gramStart"/>
+      <w:r>
+        <w:t>AMCount</w:t>
+      </w:r>
+      <w:proofErr w:type="spellEnd"/>
+      <w:r>
+        <w:t>(</w:t>
+      </w:r>
+      <w:proofErr w:type="gramEnd"/>
+      <w:r>
+        <w:t>) function should display the output as: A or a = 4, M or m =2</w:t>
+      </w:r>
+    </w:p>
+    <w:p>
+      <w:pPr>
+        <w:rPr>
+          <w:b/>
+          <w:bCs/>
+        </w:rPr>
+      </w:pPr>
+      <w:r>
+        <w:rPr>
+          <w:b/>
+          <w:bCs/>
+        </w:rPr>
+        <w:t xml:space="preserve">Answer. </w:t>
+      </w:r>
+    </w:p>
+    <w:p>
+      <w:pPr>
+        <w:rPr>
+          <w:b/>
+          <w:bCs/>
+        </w:rPr>
+      </w:pPr>
+    </w:p>
+    <w:p>
+      <w:pPr>
+        <w:pBdr>
+          <w:bottom w:val="single" w:sz="6" w:space="1" w:color="auto"/>
+        </w:pBdr>
+        <w:rPr>
+          <w:b/>
+          <w:bCs/>
+        </w:rPr>
+      </w:pPr>
+    </w:p>
+    <w:p>
+      <w:r>
+        <w:rPr>
+          <w:b/>
+          <w:bCs/>
+        </w:rPr>
+        <w:t xml:space="preserve">Question.  </w:t>
+      </w:r>
+      <w:r>
+        <w:t>Write a function in python to count the number of lines in a text file</w:t>
+      </w:r>
+      <w:r>
+        <w:t xml:space="preserve"> “ST</w:t>
+      </w:r>
+      <w:r>
+        <w:t>ORY.TXT’ which is starting with an alphabet ‘A’ </w:t>
+      </w:r>
+    </w:p>
+    <w:p>
+      <w:pPr>
+        <w:rPr>
+          <w:b/>
+          <w:bCs/>
+        </w:rPr>
+      </w:pPr>
+      <w:r>
+        <w:rPr>
+          <w:b/>
+          <w:bCs/>
+        </w:rPr>
+        <w:t>Answer.</w:t>
+      </w:r>
+    </w:p>
+    <w:p>
+      <w:pPr>
+        <w:rPr>
+          <w:b/>
+          <w:bCs/>
+        </w:rPr>
+      </w:pPr>
+    </w:p>
+    <w:p>
+      <w:pPr>
+        <w:rPr>
+          <w:b/>
+          <w:bCs/>
+        </w:rPr>
+      </w:pPr>
+      <w:r>
+        <w:rPr>
+          <w:b/>
+          <w:bCs/>
+        </w:rPr>
+        <w:t xml:space="preserve">Question. </w:t>
+      </w:r>
+      <w:r>
+        <w:rPr>
+          <w:b/>
+          <w:bCs/>
+        </w:rPr>
+        <w:t xml:space="preserve">Write a method/function </w:t>
+      </w:r>
+      <w:proofErr w:type="gramStart"/>
+      <w:r>
+        <w:rPr>
+          <w:b/>
+          <w:bCs/>
+        </w:rPr>
+        <w:t>DISPLAYWORDS(</w:t>
+      </w:r>
+      <w:proofErr w:type="gramEnd"/>
+      <w:r>
+        <w:rPr>
+          <w:b/>
+          <w:bCs/>
+        </w:rPr>
+        <w:t>) in python to read lines from a text file STORY.TXT, and display those words, which are less than 4 characters.</w:t>
+      </w:r>
+    </w:p>
+    <w:p>
+      <w:pPr>
+        <w:rPr>
+          <w:b/>
+          <w:bCs/>
+        </w:rPr>
+      </w:pPr>
+      <w:r>
+        <w:rPr>
+          <w:b/>
+          <w:bCs/>
+        </w:rPr>
+        <w:t>Answer.</w:t>
+      </w:r>
+    </w:p>
+    <w:p>
+      <w:pPr>
+        <w:rPr>
+          <w:b/>
+          <w:bCs/>
+        </w:rPr>
+      </w:pPr>
+    </w:p>
+    <w:p>
+      <w:pPr>
+        <w:rPr>
+          <w:b/>
+          <w:bCs/>
+        </w:rPr>
+      </w:pPr>
+      <w:r>
+        <w:rPr>
+          <w:b/>
+          <w:bCs/>
+        </w:rPr>
+        <w:t xml:space="preserve">Question. </w:t>
+      </w:r>
+      <w:r>
+        <w:rPr>
+          <w:b/>
+          <w:bCs/>
+        </w:rPr>
+        <w:t xml:space="preserve">Write a function </w:t>
+      </w:r>
+      <w:proofErr w:type="spellStart"/>
+      <w:proofErr w:type="gramStart"/>
+      <w:r>
+        <w:rPr>
+          <w:b/>
+          <w:bCs/>
+        </w:rPr>
+        <w:t>RevText</w:t>
+      </w:r>
+      <w:proofErr w:type="spellEnd"/>
+      <w:r>
+        <w:rPr>
+          <w:b/>
+          <w:bCs/>
+        </w:rPr>
+        <w:t>(</w:t>
+      </w:r>
+      <w:proofErr w:type="gramEnd"/>
+      <w:r>
+        <w:rPr>
+          <w:b/>
+          <w:bCs/>
+        </w:rPr>
+        <w:t xml:space="preserve">) to read a text file </w:t>
+      </w:r>
+      <w:proofErr w:type="gramStart"/>
+      <w:r>
+        <w:rPr>
+          <w:b/>
+          <w:bCs/>
+        </w:rPr>
+        <w:t>“ Story.txt</w:t>
+      </w:r>
+      <w:proofErr w:type="gramEnd"/>
+      <w:r>
+        <w:rPr>
+          <w:b/>
+          <w:bCs/>
+        </w:rPr>
+        <w:t xml:space="preserve"> </w:t>
+      </w:r>
+      <w:proofErr w:type="gramStart"/>
+      <w:r>
+        <w:rPr>
+          <w:b/>
+          <w:bCs/>
+        </w:rPr>
+        <w:t>“ and</w:t>
+      </w:r>
+      <w:proofErr w:type="gramEnd"/>
+      <w:r>
+        <w:rPr>
+          <w:b/>
+          <w:bCs/>
+        </w:rPr>
+        <w:t xml:space="preserve"> </w:t>
+      </w:r>
+      <w:proofErr w:type="gramStart"/>
+      <w:r>
+        <w:rPr>
+          <w:b/>
+          <w:bCs/>
+        </w:rPr>
+        <w:t>Print</w:t>
+      </w:r>
+      <w:proofErr w:type="gramEnd"/>
+      <w:r>
+        <w:rPr>
+          <w:b/>
+          <w:bCs/>
+        </w:rPr>
+        <w:t xml:space="preserve"> only word starting with ‘I’ in reverse </w:t>
+      </w:r>
+      <w:proofErr w:type="gramStart"/>
+      <w:r>
+        <w:rPr>
+          <w:b/>
+          <w:bCs/>
+        </w:rPr>
+        <w:t>order .</w:t>
+      </w:r>
+      <w:proofErr w:type="gramEnd"/>
+      <w:r>
+        <w:rPr>
+          <w:b/>
+          <w:bCs/>
+        </w:rPr>
+        <w:t xml:space="preserve"> Example: If value in text file is: INDIA IS MY COUNTRY Output will be: AIDNI SI MY COUNTRY.</w:t>
+      </w:r>
+    </w:p>
+    <w:p>
+      <w:pPr>
+        <w:rPr>
+          <w:b/>
+          <w:bCs/>
+        </w:rPr>
+      </w:pPr>
+    </w:p>
+    <w:p>
+      <w:pPr>
+        <w:rPr>
+          <w:b/>
+          <w:bCs/>
+        </w:rPr>
+      </w:pPr>
+      <w:r>
+        <w:rPr>
+          <w:b/>
+          <w:bCs/>
+        </w:rPr>
+        <w:t xml:space="preserve">Question. </w:t>
+      </w:r>
+      <w:r>
+        <w:rPr>
+          <w:b/>
+          <w:bCs/>
+        </w:rPr>
+        <w:t>Write a function in python to count the number of lowercase alphabets present in a text file “Story.txt”</w:t>
+      </w:r>
+    </w:p>
+    <w:p>
+      <w:pPr>
+        <w:rPr>
+          <w:b/>
+          <w:bCs/>
+        </w:rPr>
+      </w:pPr>
+    </w:p>
+    <w:p>
+      <w:pPr>
+        <w:rPr>
+          <w:b/>
+          <w:bCs/>
+        </w:rPr>
+      </w:pPr>
+      <w:r>
+        <w:rPr>
+          <w:b/>
+          <w:bCs/>
+        </w:rPr>
+        <w:t xml:space="preserve">Question. </w:t>
+      </w:r>
+      <w:r>
+        <w:rPr>
+          <w:b/>
+          <w:bCs/>
+        </w:rPr>
+        <w:t xml:space="preserve">Write a user-defined function named </w:t>
+      </w:r>
+      <w:proofErr w:type="gramStart"/>
+      <w:r>
+        <w:rPr>
+          <w:b/>
+          <w:bCs/>
+        </w:rPr>
+        <w:t>count(</w:t>
+      </w:r>
+      <w:proofErr w:type="gramEnd"/>
+      <w:r>
+        <w:rPr>
+          <w:b/>
+          <w:bCs/>
+        </w:rPr>
+        <w:t>) that will read the contents of text file named “Story.txt” and count the number of lines which starts with either “I‟ or “M‟. E.g. In the following paragraph, there are 2 lines starting with “I‟ or “M‟</w:t>
+      </w:r>
+    </w:p>
+    <w:p>
+      <w:pPr>
+        <w:rPr>
+          <w:b/>
+          <w:bCs/>
+        </w:rPr>
+      </w:pPr>
+      <w:r>
+        <w:rPr>
+          <w:b/>
+          <w:bCs/>
+        </w:rPr>
+        <w:t xml:space="preserve">“India is the fastest growing economy. </w:t>
+      </w:r>
+    </w:p>
+    <w:p>
+      <w:pPr>
+        <w:rPr>
+          <w:b/>
+          <w:bCs/>
+        </w:rPr>
+      </w:pPr>
+      <w:r>
+        <w:rPr>
+          <w:b/>
+          <w:bCs/>
+        </w:rPr>
+        <w:t xml:space="preserve">India is looking for more investments around the globe. </w:t>
+      </w:r>
+    </w:p>
+    <w:p>
+      <w:pPr>
+        <w:rPr>
+          <w:b/>
+          <w:bCs/>
+        </w:rPr>
+      </w:pPr>
+      <w:r>
+        <w:rPr>
+          <w:b/>
+          <w:bCs/>
+        </w:rPr>
+        <w:t xml:space="preserve">The whole world is looking at India as a great market. </w:t>
+      </w:r>
+    </w:p>
+    <w:p>
+      <w:pPr>
+        <w:rPr>
+          <w:b/>
+          <w:bCs/>
+        </w:rPr>
+      </w:pPr>
+      <w:r>
+        <w:rPr>
+          <w:b/>
+          <w:bCs/>
+        </w:rPr>
+        <w:t>Most of the Indians can foresee the heights that India is capable of reaching.”</w:t>
+      </w:r>
+    </w:p>
+    <w:p>
+      <w:pPr>
+        <w:rPr>
+          <w:b/>
+          <w:bCs/>
+        </w:rPr>
+      </w:pPr>
+    </w:p>
+    <w:p>
+      <w:pPr>
+        <w:rPr>
+          <w:b/>
+          <w:bCs/>
+        </w:rPr>
+      </w:pPr>
+    </w:p>
+    <w:p>
+      <w:pPr>
+        <w:rPr>
+          <w:b/>
+          <w:bCs/>
+        </w:rPr>
+      </w:pPr>
+      <w:r>
+        <w:rPr>
+          <w:b/>
+          <w:bCs/>
+        </w:rPr>
+        <w:lastRenderedPageBreak/>
+        <w:t xml:space="preserve">Question. </w:t>
+      </w:r>
+      <w:r>
+        <w:rPr>
+          <w:b/>
+          <w:bCs/>
+        </w:rPr>
+        <w:t xml:space="preserve">Write a function </w:t>
+      </w:r>
+      <w:proofErr w:type="spellStart"/>
+      <w:proofErr w:type="gramStart"/>
+      <w:r>
+        <w:rPr>
+          <w:b/>
+          <w:bCs/>
+        </w:rPr>
+        <w:t>countmy</w:t>
+      </w:r>
+      <w:proofErr w:type="spellEnd"/>
+      <w:r>
+        <w:rPr>
+          <w:b/>
+          <w:bCs/>
+        </w:rPr>
+        <w:t>( )</w:t>
+      </w:r>
+      <w:proofErr w:type="gramEnd"/>
+      <w:r>
+        <w:rPr>
+          <w:b/>
+          <w:bCs/>
+        </w:rPr>
+        <w:t xml:space="preserve">in Python to read the text file “Story.txt” and count the number of times “my” or “My” occurs in the file. For </w:t>
+      </w:r>
+      <w:proofErr w:type="gramStart"/>
+      <w:r>
+        <w:rPr>
+          <w:b/>
+          <w:bCs/>
+        </w:rPr>
+        <w:t>example</w:t>
+      </w:r>
+      <w:proofErr w:type="gramEnd"/>
+      <w:r>
+        <w:rPr>
+          <w:b/>
+          <w:bCs/>
+        </w:rPr>
+        <w:t xml:space="preserve"> if the file “Story.TXT” contains: </w:t>
+      </w:r>
+    </w:p>
+    <w:p>
+      <w:pPr>
+        <w:rPr>
+          <w:b/>
+          <w:bCs/>
+        </w:rPr>
+      </w:pPr>
+      <w:r>
+        <w:rPr>
+          <w:b/>
+          <w:bCs/>
+        </w:rPr>
+        <w:t>“This is my website. I have displayed my preferences in the CHOICE section.”</w:t>
+      </w:r>
+    </w:p>
+    <w:p>
+      <w:pPr>
+        <w:rPr>
+          <w:b/>
+          <w:bCs/>
+        </w:rPr>
+      </w:pPr>
+      <w:r>
+        <w:rPr>
+          <w:b/>
+          <w:bCs/>
+        </w:rPr>
+        <w:t xml:space="preserve">The </w:t>
+      </w:r>
+      <w:proofErr w:type="spellStart"/>
+      <w:proofErr w:type="gramStart"/>
+      <w:r>
+        <w:rPr>
+          <w:b/>
+          <w:bCs/>
+        </w:rPr>
+        <w:t>countmy</w:t>
+      </w:r>
+      <w:proofErr w:type="spellEnd"/>
+      <w:r>
+        <w:rPr>
+          <w:b/>
+          <w:bCs/>
+        </w:rPr>
+        <w:t>( )</w:t>
+      </w:r>
+      <w:proofErr w:type="gramEnd"/>
+      <w:r>
+        <w:rPr>
+          <w:b/>
+          <w:bCs/>
+        </w:rPr>
+        <w:t xml:space="preserve"> function should display the output as: “my occurs 2 times”.</w:t>
+      </w:r>
+    </w:p>
+    <w:p>
+      <w:pPr>
+        <w:rPr>
+          <w:b/>
+          <w:bCs/>
+        </w:rPr>
+      </w:pPr>
+    </w:p>
+    <w:p>
+      <w:pPr>
+        <w:rPr>
+          <w:b/>
+          <w:bCs/>
+        </w:rPr>
+      </w:pPr>
+    </w:p>
+    <w:p>
+      <w:pPr>
+        <w:rPr>
+          <w:b/>
+          <w:bCs/>
+        </w:rPr>
+      </w:pPr>
+      <w:r>
+        <w:rPr>
+          <w:b/>
+          <w:bCs/>
+        </w:rPr>
+        <w:t xml:space="preserve">Question. </w:t>
+      </w:r>
+      <w:r>
+        <w:rPr>
+          <w:b/>
+          <w:bCs/>
+        </w:rPr>
+        <w:t>Write a function in Python that counts the number of “Me” or “My” (in smaller case also) words present in a text file “STORY.TXT”. If the “STORY.TXT” contents are as follows:</w:t>
+      </w:r>
+    </w:p>
+    <w:p>
+      <w:pPr>
+        <w:rPr>
+          <w:b/>
+          <w:bCs/>
+        </w:rPr>
+      </w:pPr>
+      <w:r>
+        <w:rPr>
+          <w:b/>
+          <w:bCs/>
+        </w:rPr>
+        <w:t>My first book was Me and My Family. It gave me chance to be Known to the world.</w:t>
+      </w:r>
+    </w:p>
+    <w:p>
+      <w:pPr>
+        <w:rPr>
+          <w:b/>
+          <w:bCs/>
+        </w:rPr>
+      </w:pPr>
+      <w:r>
+        <w:rPr>
+          <w:b/>
+          <w:bCs/>
+        </w:rPr>
+        <w:t>The output of the function should be: Count of Me/My in file: 4</w:t>
+      </w:r>
+    </w:p>
+    <w:p>
+      <w:pPr>
+        <w:rPr>
+          <w:b/>
+          <w:bCs/>
+        </w:rPr>
+      </w:pPr>
+    </w:p>
+    <w:p>
+      <w:pPr>
+        <w:rPr>
+          <w:b/>
+          <w:bCs/>
+        </w:rPr>
+      </w:pPr>
+    </w:p>
+    <w:p>
+      <w:pPr>
+        <w:rPr>
+          <w:b/>
+          <w:bCs/>
+        </w:rPr>
+      </w:pPr>
+    </w:p>
+    <w:p>
+      <w:pPr>
+        <w:rPr>
+          <w:b/>
+          <w:bCs/>
+        </w:rPr>
+      </w:pPr>
+    </w:p>
+    <w:p>
+      <w:pPr>
+        <w:rPr>
+          <w:b/>
+          <w:bCs/>
+        </w:rPr>
+      </w:pPr>
+    </w:p>
+    <w:p>
+      <w:pPr>
+        <w:rPr>
+          <w:b/>
+          <w:bCs/>
+        </w:rPr>
+      </w:pPr>
+    </w:p>
+    <w:p>
+      <w:pPr>
+        <w:rPr>
+          <w:b/>
+          <w:bCs/>
+        </w:rPr>
+      </w:pPr>
+    </w:p>
+    <w:p>
+      <w:pPr>
+        <w:rPr>
+          <w:b/>
+          <w:bCs/>
+        </w:rPr>
+      </w:pPr>
+    </w:p>
+    <w:p>
+      <w:pPr>
+        <w:rPr>
+          <w:b/>
+          <w:bCs/>
+        </w:rPr>
+      </w:pPr>
+      <w:r>
+        <w:rPr>
+          <w:b/>
+          <w:bCs/>
+        </w:rPr>
+        <w:br w:type="page"/>
+      </w:r>
+    </w:p>
+    <w:p>
+      <w:pPr>
+        <w:pStyle w:val="Heading1"/>
+      </w:pPr>
+      <w:bookmarkStart w:id="2" w:name="_Toc234853474"/>
+      <w:r>
+        <w:lastRenderedPageBreak/>
+        <w:t>Previous Year Questions and Answers</w:t>
+      </w:r>
+      <w:bookmarkEnd w:id="2"/>
+      <w:r>
+        <w:t xml:space="preserve"> </w:t>
+      </w:r>
+    </w:p>
     <w:p>
       <w:pPr>
         <w:rPr>
@@ -44,7 +5869,7 @@
                     <pic:cNvPicPr/>
                   </pic:nvPicPr>
                   <pic:blipFill>
-                    <a:blip r:embed="rId4"/>
+                    <a:blip r:embed="rId6"/>
                     <a:stretch>
                       <a:fillRect/>
                     </a:stretch>
@@ -125,7 +5950,7 @@
                     <pic:cNvPicPr/>
                   </pic:nvPicPr>
                   <pic:blipFill>
-                    <a:blip r:embed="rId5"/>
+                    <a:blip r:embed="rId7"/>
                     <a:stretch>
                       <a:fillRect/>
                     </a:stretch>
@@ -166,7 +5991,6 @@
           <w:b/>
           <w:bCs/>
         </w:rPr>
-        <w:lastRenderedPageBreak/>
         <w:t>2023</w:t>
       </w:r>
     </w:p>
@@ -181,6 +6005,7 @@
         <w:rPr>
           <w:b/>
           <w:bCs/>
+          <w:noProof/>
         </w:rPr>
         <w:drawing>
           <wp:inline distT="0" distB="0" distL="0" distR="0" wp14:anchorId="69E13793" wp14:editId="0744265C">
@@ -198,7 +6023,7 @@
                     <pic:cNvPicPr/>
                   </pic:nvPicPr>
                   <pic:blipFill>
-                    <a:blip r:embed="rId6"/>
+                    <a:blip r:embed="rId8"/>
                     <a:stretch>
                       <a:fillRect/>
                     </a:stretch>
@@ -230,6 +6055,7 @@
         <w:rPr>
           <w:b/>
           <w:bCs/>
+          <w:noProof/>
         </w:rPr>
         <w:drawing>
           <wp:inline distT="0" distB="0" distL="0" distR="0" wp14:anchorId="0F21E9AF" wp14:editId="3781D196">
@@ -247,7 +6073,7 @@
                     <pic:cNvPicPr/>
                   </pic:nvPicPr>
                   <pic:blipFill>
-                    <a:blip r:embed="rId7"/>
+                    <a:blip r:embed="rId9"/>
                     <a:stretch>
                       <a:fillRect/>
                     </a:stretch>
@@ -276,6 +6102,1367 @@
     </w:sectPr>
   </w:body>
 </w:document>
+</file>
+
+<file path=word/numbering.xml><?xml version="1.0" encoding="utf-8"?>
+<w:numbering xmlns:wpc="http://schemas.microsoft.com/office/word/2010/wordprocessingCanvas" xmlns:cx="http://schemas.microsoft.com/office/drawing/2014/chartex" xmlns:cx1="http://schemas.microsoft.com/office/drawing/2015/9/8/chartex" xmlns:cx2="http://schemas.microsoft.com/office/drawing/2015/10/21/chartex" xmlns:cx3="http://schemas.microsoft.com/office/drawing/2016/5/9/chartex" xmlns:cx4="http://schemas.microsoft.com/office/drawing/2016/5/10/chartex" xmlns:cx5="http://schemas.microsoft.com/office/drawing/2016/5/11/chartex" xmlns:cx6="http://schemas.microsoft.com/office/drawing/2016/5/12/chartex" xmlns:cx7="http://schemas.microsoft.com/office/drawing/2016/5/13/chartex" xmlns:cx8="http://schemas.microsoft.com/office/drawing/2016/5/14/chartex" xmlns:mc="http://schemas.openxmlformats.org/markup-compatibility/2006" xmlns:aink="http://schemas.microsoft.com/office/drawing/2016/ink" xmlns:am3d="http://schemas.microsoft.com/office/drawing/2017/model3d" xmlns:o="urn:schemas-microsoft-com:office:office" xmlns:oel="http://schemas.microsoft.com/office/2019/extlst" xmlns:r="http://schemas.openxmlformats.org/officeDocument/2006/relationships" xmlns:m="http://schemas.openxmlformats.org/officeDocument/2006/math" xmlns:v="urn:schemas-microsoft-com:vml" xmlns:wp14="http://schemas.microsoft.com/office/word/2010/wordprocessingDrawing" xmlns:wp="http://schemas.openxmlformats.org/drawingml/2006/wordprocessingDrawing" xmlns:w10="urn:schemas-microsoft-com:office:word" xmlns:w="http://schemas.openxmlformats.org/wordprocessingml/2006/main" xmlns:w14="http://schemas.microsoft.com/office/word/2010/wordml" xmlns:w15="http://schemas.microsoft.com/office/word/2012/wordml" xmlns:w16cex="http://schemas.microsoft.com/office/word/2018/wordml/cex" xmlns:w16cid="http://schemas.microsoft.com/office/word/2016/wordml/cid" xmlns:w16="http://schemas.microsoft.com/office/word/2018/wordml" xmlns:w16du="http://schemas.microsoft.com/office/word/2023/wordml/word16du" xmlns:w16sdtdh="http://schemas.microsoft.com/office/word/2020/wordml/sdtdatahash" xmlns:w16sdtfl="http://schemas.microsoft.com/office/word/2024/wordml/sdtformatlock" xmlns:w16se="http://schemas.microsoft.com/office/word/2015/wordml/symex" xmlns:wpg="http://schemas.microsoft.com/office/word/2010/wordprocessingGroup" xmlns:wpi="http://schemas.microsoft.com/office/word/2010/wordprocessingInk" xmlns:wne="http://schemas.microsoft.com/office/word/2006/wordml" xmlns:wps="http://schemas.microsoft.com/office/word/2010/wordprocessingShape" mc:Ignorable="w14 w15 w16se w16cid w16 w16cex w16sdtdh w16sdtfl w16du wp14">
+  <w:abstractNum w:abstractNumId="0" w15:restartNumberingAfterBreak="0">
+    <w:nsid w:val="06A47793"/>
+    <w:multiLevelType w:val="multilevel"/>
+    <w:tmpl w:val="144ACF3A"/>
+    <w:lvl w:ilvl="0">
+      <w:start w:val="1"/>
+      <w:numFmt w:val="decimal"/>
+      <w:lvlText w:val="%1."/>
+      <w:lvlJc w:val="left"/>
+      <w:pPr>
+        <w:tabs>
+          <w:tab w:val="num" w:pos="720"/>
+        </w:tabs>
+        <w:ind w:left="720" w:hanging="360"/>
+      </w:pPr>
+    </w:lvl>
+    <w:lvl w:ilvl="1">
+      <w:start w:val="1"/>
+      <w:numFmt w:val="bullet"/>
+      <w:lvlText w:val=""/>
+      <w:lvlJc w:val="left"/>
+      <w:pPr>
+        <w:tabs>
+          <w:tab w:val="num" w:pos="1440"/>
+        </w:tabs>
+        <w:ind w:left="1440" w:hanging="360"/>
+      </w:pPr>
+      <w:rPr>
+        <w:rFonts w:ascii="Symbol" w:hAnsi="Symbol" w:hint="default"/>
+        <w:sz w:val="20"/>
+      </w:rPr>
+    </w:lvl>
+    <w:lvl w:ilvl="2">
+      <w:start w:val="1"/>
+      <w:numFmt w:val="decimal"/>
+      <w:lvlText w:val="%3."/>
+      <w:lvlJc w:val="left"/>
+      <w:pPr>
+        <w:tabs>
+          <w:tab w:val="num" w:pos="2160"/>
+        </w:tabs>
+        <w:ind w:left="2160" w:hanging="360"/>
+      </w:pPr>
+    </w:lvl>
+    <w:lvl w:ilvl="3" w:tentative="1">
+      <w:start w:val="1"/>
+      <w:numFmt w:val="decimal"/>
+      <w:lvlText w:val="%4."/>
+      <w:lvlJc w:val="left"/>
+      <w:pPr>
+        <w:tabs>
+          <w:tab w:val="num" w:pos="2880"/>
+        </w:tabs>
+        <w:ind w:left="2880" w:hanging="360"/>
+      </w:pPr>
+    </w:lvl>
+    <w:lvl w:ilvl="4" w:tentative="1">
+      <w:start w:val="1"/>
+      <w:numFmt w:val="decimal"/>
+      <w:lvlText w:val="%5."/>
+      <w:lvlJc w:val="left"/>
+      <w:pPr>
+        <w:tabs>
+          <w:tab w:val="num" w:pos="3600"/>
+        </w:tabs>
+        <w:ind w:left="3600" w:hanging="360"/>
+      </w:pPr>
+    </w:lvl>
+    <w:lvl w:ilvl="5" w:tentative="1">
+      <w:start w:val="1"/>
+      <w:numFmt w:val="decimal"/>
+      <w:lvlText w:val="%6."/>
+      <w:lvlJc w:val="left"/>
+      <w:pPr>
+        <w:tabs>
+          <w:tab w:val="num" w:pos="4320"/>
+        </w:tabs>
+        <w:ind w:left="4320" w:hanging="360"/>
+      </w:pPr>
+    </w:lvl>
+    <w:lvl w:ilvl="6" w:tentative="1">
+      <w:start w:val="1"/>
+      <w:numFmt w:val="decimal"/>
+      <w:lvlText w:val="%7."/>
+      <w:lvlJc w:val="left"/>
+      <w:pPr>
+        <w:tabs>
+          <w:tab w:val="num" w:pos="5040"/>
+        </w:tabs>
+        <w:ind w:left="5040" w:hanging="360"/>
+      </w:pPr>
+    </w:lvl>
+    <w:lvl w:ilvl="7" w:tentative="1">
+      <w:start w:val="1"/>
+      <w:numFmt w:val="decimal"/>
+      <w:lvlText w:val="%8."/>
+      <w:lvlJc w:val="left"/>
+      <w:pPr>
+        <w:tabs>
+          <w:tab w:val="num" w:pos="5760"/>
+        </w:tabs>
+        <w:ind w:left="5760" w:hanging="360"/>
+      </w:pPr>
+    </w:lvl>
+    <w:lvl w:ilvl="8" w:tentative="1">
+      <w:start w:val="1"/>
+      <w:numFmt w:val="decimal"/>
+      <w:lvlText w:val="%9."/>
+      <w:lvlJc w:val="left"/>
+      <w:pPr>
+        <w:tabs>
+          <w:tab w:val="num" w:pos="6480"/>
+        </w:tabs>
+        <w:ind w:left="6480" w:hanging="360"/>
+      </w:pPr>
+    </w:lvl>
+  </w:abstractNum>
+  <w:abstractNum w:abstractNumId="1" w15:restartNumberingAfterBreak="0">
+    <w:nsid w:val="0CD61507"/>
+    <w:multiLevelType w:val="multilevel"/>
+    <w:tmpl w:val="B96861FC"/>
+    <w:lvl w:ilvl="0">
+      <w:start w:val="1"/>
+      <w:numFmt w:val="decimal"/>
+      <w:lvlText w:val="%1."/>
+      <w:lvlJc w:val="left"/>
+      <w:pPr>
+        <w:tabs>
+          <w:tab w:val="num" w:pos="720"/>
+        </w:tabs>
+        <w:ind w:left="720" w:hanging="360"/>
+      </w:pPr>
+    </w:lvl>
+    <w:lvl w:ilvl="1" w:tentative="1">
+      <w:start w:val="1"/>
+      <w:numFmt w:val="decimal"/>
+      <w:lvlText w:val="%2."/>
+      <w:lvlJc w:val="left"/>
+      <w:pPr>
+        <w:tabs>
+          <w:tab w:val="num" w:pos="1440"/>
+        </w:tabs>
+        <w:ind w:left="1440" w:hanging="360"/>
+      </w:pPr>
+    </w:lvl>
+    <w:lvl w:ilvl="2" w:tentative="1">
+      <w:start w:val="1"/>
+      <w:numFmt w:val="decimal"/>
+      <w:lvlText w:val="%3."/>
+      <w:lvlJc w:val="left"/>
+      <w:pPr>
+        <w:tabs>
+          <w:tab w:val="num" w:pos="2160"/>
+        </w:tabs>
+        <w:ind w:left="2160" w:hanging="360"/>
+      </w:pPr>
+    </w:lvl>
+    <w:lvl w:ilvl="3" w:tentative="1">
+      <w:start w:val="1"/>
+      <w:numFmt w:val="decimal"/>
+      <w:lvlText w:val="%4."/>
+      <w:lvlJc w:val="left"/>
+      <w:pPr>
+        <w:tabs>
+          <w:tab w:val="num" w:pos="2880"/>
+        </w:tabs>
+        <w:ind w:left="2880" w:hanging="360"/>
+      </w:pPr>
+    </w:lvl>
+    <w:lvl w:ilvl="4" w:tentative="1">
+      <w:start w:val="1"/>
+      <w:numFmt w:val="decimal"/>
+      <w:lvlText w:val="%5."/>
+      <w:lvlJc w:val="left"/>
+      <w:pPr>
+        <w:tabs>
+          <w:tab w:val="num" w:pos="3600"/>
+        </w:tabs>
+        <w:ind w:left="3600" w:hanging="360"/>
+      </w:pPr>
+    </w:lvl>
+    <w:lvl w:ilvl="5" w:tentative="1">
+      <w:start w:val="1"/>
+      <w:numFmt w:val="decimal"/>
+      <w:lvlText w:val="%6."/>
+      <w:lvlJc w:val="left"/>
+      <w:pPr>
+        <w:tabs>
+          <w:tab w:val="num" w:pos="4320"/>
+        </w:tabs>
+        <w:ind w:left="4320" w:hanging="360"/>
+      </w:pPr>
+    </w:lvl>
+    <w:lvl w:ilvl="6" w:tentative="1">
+      <w:start w:val="1"/>
+      <w:numFmt w:val="decimal"/>
+      <w:lvlText w:val="%7."/>
+      <w:lvlJc w:val="left"/>
+      <w:pPr>
+        <w:tabs>
+          <w:tab w:val="num" w:pos="5040"/>
+        </w:tabs>
+        <w:ind w:left="5040" w:hanging="360"/>
+      </w:pPr>
+    </w:lvl>
+    <w:lvl w:ilvl="7" w:tentative="1">
+      <w:start w:val="1"/>
+      <w:numFmt w:val="decimal"/>
+      <w:lvlText w:val="%8."/>
+      <w:lvlJc w:val="left"/>
+      <w:pPr>
+        <w:tabs>
+          <w:tab w:val="num" w:pos="5760"/>
+        </w:tabs>
+        <w:ind w:left="5760" w:hanging="360"/>
+      </w:pPr>
+    </w:lvl>
+    <w:lvl w:ilvl="8" w:tentative="1">
+      <w:start w:val="1"/>
+      <w:numFmt w:val="decimal"/>
+      <w:lvlText w:val="%9."/>
+      <w:lvlJc w:val="left"/>
+      <w:pPr>
+        <w:tabs>
+          <w:tab w:val="num" w:pos="6480"/>
+        </w:tabs>
+        <w:ind w:left="6480" w:hanging="360"/>
+      </w:pPr>
+    </w:lvl>
+  </w:abstractNum>
+  <w:abstractNum w:abstractNumId="2" w15:restartNumberingAfterBreak="0">
+    <w:nsid w:val="19616601"/>
+    <w:multiLevelType w:val="multilevel"/>
+    <w:tmpl w:val="E7347D14"/>
+    <w:lvl w:ilvl="0">
+      <w:start w:val="1"/>
+      <w:numFmt w:val="decimal"/>
+      <w:lvlText w:val="%1."/>
+      <w:lvlJc w:val="left"/>
+      <w:pPr>
+        <w:tabs>
+          <w:tab w:val="num" w:pos="720"/>
+        </w:tabs>
+        <w:ind w:left="720" w:hanging="360"/>
+      </w:pPr>
+    </w:lvl>
+    <w:lvl w:ilvl="1" w:tentative="1">
+      <w:start w:val="1"/>
+      <w:numFmt w:val="decimal"/>
+      <w:lvlText w:val="%2."/>
+      <w:lvlJc w:val="left"/>
+      <w:pPr>
+        <w:tabs>
+          <w:tab w:val="num" w:pos="1440"/>
+        </w:tabs>
+        <w:ind w:left="1440" w:hanging="360"/>
+      </w:pPr>
+    </w:lvl>
+    <w:lvl w:ilvl="2" w:tentative="1">
+      <w:start w:val="1"/>
+      <w:numFmt w:val="decimal"/>
+      <w:lvlText w:val="%3."/>
+      <w:lvlJc w:val="left"/>
+      <w:pPr>
+        <w:tabs>
+          <w:tab w:val="num" w:pos="2160"/>
+        </w:tabs>
+        <w:ind w:left="2160" w:hanging="360"/>
+      </w:pPr>
+    </w:lvl>
+    <w:lvl w:ilvl="3" w:tentative="1">
+      <w:start w:val="1"/>
+      <w:numFmt w:val="decimal"/>
+      <w:lvlText w:val="%4."/>
+      <w:lvlJc w:val="left"/>
+      <w:pPr>
+        <w:tabs>
+          <w:tab w:val="num" w:pos="2880"/>
+        </w:tabs>
+        <w:ind w:left="2880" w:hanging="360"/>
+      </w:pPr>
+    </w:lvl>
+    <w:lvl w:ilvl="4" w:tentative="1">
+      <w:start w:val="1"/>
+      <w:numFmt w:val="decimal"/>
+      <w:lvlText w:val="%5."/>
+      <w:lvlJc w:val="left"/>
+      <w:pPr>
+        <w:tabs>
+          <w:tab w:val="num" w:pos="3600"/>
+        </w:tabs>
+        <w:ind w:left="3600" w:hanging="360"/>
+      </w:pPr>
+    </w:lvl>
+    <w:lvl w:ilvl="5" w:tentative="1">
+      <w:start w:val="1"/>
+      <w:numFmt w:val="decimal"/>
+      <w:lvlText w:val="%6."/>
+      <w:lvlJc w:val="left"/>
+      <w:pPr>
+        <w:tabs>
+          <w:tab w:val="num" w:pos="4320"/>
+        </w:tabs>
+        <w:ind w:left="4320" w:hanging="360"/>
+      </w:pPr>
+    </w:lvl>
+    <w:lvl w:ilvl="6" w:tentative="1">
+      <w:start w:val="1"/>
+      <w:numFmt w:val="decimal"/>
+      <w:lvlText w:val="%7."/>
+      <w:lvlJc w:val="left"/>
+      <w:pPr>
+        <w:tabs>
+          <w:tab w:val="num" w:pos="5040"/>
+        </w:tabs>
+        <w:ind w:left="5040" w:hanging="360"/>
+      </w:pPr>
+    </w:lvl>
+    <w:lvl w:ilvl="7" w:tentative="1">
+      <w:start w:val="1"/>
+      <w:numFmt w:val="decimal"/>
+      <w:lvlText w:val="%8."/>
+      <w:lvlJc w:val="left"/>
+      <w:pPr>
+        <w:tabs>
+          <w:tab w:val="num" w:pos="5760"/>
+        </w:tabs>
+        <w:ind w:left="5760" w:hanging="360"/>
+      </w:pPr>
+    </w:lvl>
+    <w:lvl w:ilvl="8" w:tentative="1">
+      <w:start w:val="1"/>
+      <w:numFmt w:val="decimal"/>
+      <w:lvlText w:val="%9."/>
+      <w:lvlJc w:val="left"/>
+      <w:pPr>
+        <w:tabs>
+          <w:tab w:val="num" w:pos="6480"/>
+        </w:tabs>
+        <w:ind w:left="6480" w:hanging="360"/>
+      </w:pPr>
+    </w:lvl>
+  </w:abstractNum>
+  <w:abstractNum w:abstractNumId="3" w15:restartNumberingAfterBreak="0">
+    <w:nsid w:val="1DBD23B4"/>
+    <w:multiLevelType w:val="multilevel"/>
+    <w:tmpl w:val="EC2A84BA"/>
+    <w:lvl w:ilvl="0">
+      <w:start w:val="1"/>
+      <w:numFmt w:val="decimal"/>
+      <w:lvlText w:val="%1."/>
+      <w:lvlJc w:val="left"/>
+      <w:pPr>
+        <w:tabs>
+          <w:tab w:val="num" w:pos="720"/>
+        </w:tabs>
+        <w:ind w:left="720" w:hanging="360"/>
+      </w:pPr>
+    </w:lvl>
+    <w:lvl w:ilvl="1" w:tentative="1">
+      <w:start w:val="1"/>
+      <w:numFmt w:val="decimal"/>
+      <w:lvlText w:val="%2."/>
+      <w:lvlJc w:val="left"/>
+      <w:pPr>
+        <w:tabs>
+          <w:tab w:val="num" w:pos="1440"/>
+        </w:tabs>
+        <w:ind w:left="1440" w:hanging="360"/>
+      </w:pPr>
+    </w:lvl>
+    <w:lvl w:ilvl="2" w:tentative="1">
+      <w:start w:val="1"/>
+      <w:numFmt w:val="decimal"/>
+      <w:lvlText w:val="%3."/>
+      <w:lvlJc w:val="left"/>
+      <w:pPr>
+        <w:tabs>
+          <w:tab w:val="num" w:pos="2160"/>
+        </w:tabs>
+        <w:ind w:left="2160" w:hanging="360"/>
+      </w:pPr>
+    </w:lvl>
+    <w:lvl w:ilvl="3" w:tentative="1">
+      <w:start w:val="1"/>
+      <w:numFmt w:val="decimal"/>
+      <w:lvlText w:val="%4."/>
+      <w:lvlJc w:val="left"/>
+      <w:pPr>
+        <w:tabs>
+          <w:tab w:val="num" w:pos="2880"/>
+        </w:tabs>
+        <w:ind w:left="2880" w:hanging="360"/>
+      </w:pPr>
+    </w:lvl>
+    <w:lvl w:ilvl="4" w:tentative="1">
+      <w:start w:val="1"/>
+      <w:numFmt w:val="decimal"/>
+      <w:lvlText w:val="%5."/>
+      <w:lvlJc w:val="left"/>
+      <w:pPr>
+        <w:tabs>
+          <w:tab w:val="num" w:pos="3600"/>
+        </w:tabs>
+        <w:ind w:left="3600" w:hanging="360"/>
+      </w:pPr>
+    </w:lvl>
+    <w:lvl w:ilvl="5" w:tentative="1">
+      <w:start w:val="1"/>
+      <w:numFmt w:val="decimal"/>
+      <w:lvlText w:val="%6."/>
+      <w:lvlJc w:val="left"/>
+      <w:pPr>
+        <w:tabs>
+          <w:tab w:val="num" w:pos="4320"/>
+        </w:tabs>
+        <w:ind w:left="4320" w:hanging="360"/>
+      </w:pPr>
+    </w:lvl>
+    <w:lvl w:ilvl="6" w:tentative="1">
+      <w:start w:val="1"/>
+      <w:numFmt w:val="decimal"/>
+      <w:lvlText w:val="%7."/>
+      <w:lvlJc w:val="left"/>
+      <w:pPr>
+        <w:tabs>
+          <w:tab w:val="num" w:pos="5040"/>
+        </w:tabs>
+        <w:ind w:left="5040" w:hanging="360"/>
+      </w:pPr>
+    </w:lvl>
+    <w:lvl w:ilvl="7" w:tentative="1">
+      <w:start w:val="1"/>
+      <w:numFmt w:val="decimal"/>
+      <w:lvlText w:val="%8."/>
+      <w:lvlJc w:val="left"/>
+      <w:pPr>
+        <w:tabs>
+          <w:tab w:val="num" w:pos="5760"/>
+        </w:tabs>
+        <w:ind w:left="5760" w:hanging="360"/>
+      </w:pPr>
+    </w:lvl>
+    <w:lvl w:ilvl="8" w:tentative="1">
+      <w:start w:val="1"/>
+      <w:numFmt w:val="decimal"/>
+      <w:lvlText w:val="%9."/>
+      <w:lvlJc w:val="left"/>
+      <w:pPr>
+        <w:tabs>
+          <w:tab w:val="num" w:pos="6480"/>
+        </w:tabs>
+        <w:ind w:left="6480" w:hanging="360"/>
+      </w:pPr>
+    </w:lvl>
+  </w:abstractNum>
+  <w:abstractNum w:abstractNumId="4" w15:restartNumberingAfterBreak="0">
+    <w:nsid w:val="292705B6"/>
+    <w:multiLevelType w:val="multilevel"/>
+    <w:tmpl w:val="A68E1A10"/>
+    <w:lvl w:ilvl="0">
+      <w:start w:val="1"/>
+      <w:numFmt w:val="decimal"/>
+      <w:lvlText w:val="%1."/>
+      <w:lvlJc w:val="left"/>
+      <w:pPr>
+        <w:tabs>
+          <w:tab w:val="num" w:pos="720"/>
+        </w:tabs>
+        <w:ind w:left="720" w:hanging="360"/>
+      </w:pPr>
+    </w:lvl>
+    <w:lvl w:ilvl="1">
+      <w:start w:val="1"/>
+      <w:numFmt w:val="decimal"/>
+      <w:lvlText w:val="%2."/>
+      <w:lvlJc w:val="left"/>
+      <w:pPr>
+        <w:tabs>
+          <w:tab w:val="num" w:pos="1440"/>
+        </w:tabs>
+        <w:ind w:left="1440" w:hanging="360"/>
+      </w:pPr>
+    </w:lvl>
+    <w:lvl w:ilvl="2">
+      <w:start w:val="1"/>
+      <w:numFmt w:val="bullet"/>
+      <w:lvlText w:val=""/>
+      <w:lvlJc w:val="left"/>
+      <w:pPr>
+        <w:tabs>
+          <w:tab w:val="num" w:pos="2160"/>
+        </w:tabs>
+        <w:ind w:left="2160" w:hanging="360"/>
+      </w:pPr>
+      <w:rPr>
+        <w:rFonts w:ascii="Symbol" w:hAnsi="Symbol" w:hint="default"/>
+        <w:sz w:val="20"/>
+      </w:rPr>
+    </w:lvl>
+    <w:lvl w:ilvl="3" w:tentative="1">
+      <w:start w:val="1"/>
+      <w:numFmt w:val="decimal"/>
+      <w:lvlText w:val="%4."/>
+      <w:lvlJc w:val="left"/>
+      <w:pPr>
+        <w:tabs>
+          <w:tab w:val="num" w:pos="2880"/>
+        </w:tabs>
+        <w:ind w:left="2880" w:hanging="360"/>
+      </w:pPr>
+    </w:lvl>
+    <w:lvl w:ilvl="4" w:tentative="1">
+      <w:start w:val="1"/>
+      <w:numFmt w:val="decimal"/>
+      <w:lvlText w:val="%5."/>
+      <w:lvlJc w:val="left"/>
+      <w:pPr>
+        <w:tabs>
+          <w:tab w:val="num" w:pos="3600"/>
+        </w:tabs>
+        <w:ind w:left="3600" w:hanging="360"/>
+      </w:pPr>
+    </w:lvl>
+    <w:lvl w:ilvl="5" w:tentative="1">
+      <w:start w:val="1"/>
+      <w:numFmt w:val="decimal"/>
+      <w:lvlText w:val="%6."/>
+      <w:lvlJc w:val="left"/>
+      <w:pPr>
+        <w:tabs>
+          <w:tab w:val="num" w:pos="4320"/>
+        </w:tabs>
+        <w:ind w:left="4320" w:hanging="360"/>
+      </w:pPr>
+    </w:lvl>
+    <w:lvl w:ilvl="6" w:tentative="1">
+      <w:start w:val="1"/>
+      <w:numFmt w:val="decimal"/>
+      <w:lvlText w:val="%7."/>
+      <w:lvlJc w:val="left"/>
+      <w:pPr>
+        <w:tabs>
+          <w:tab w:val="num" w:pos="5040"/>
+        </w:tabs>
+        <w:ind w:left="5040" w:hanging="360"/>
+      </w:pPr>
+    </w:lvl>
+    <w:lvl w:ilvl="7" w:tentative="1">
+      <w:start w:val="1"/>
+      <w:numFmt w:val="decimal"/>
+      <w:lvlText w:val="%8."/>
+      <w:lvlJc w:val="left"/>
+      <w:pPr>
+        <w:tabs>
+          <w:tab w:val="num" w:pos="5760"/>
+        </w:tabs>
+        <w:ind w:left="5760" w:hanging="360"/>
+      </w:pPr>
+    </w:lvl>
+    <w:lvl w:ilvl="8" w:tentative="1">
+      <w:start w:val="1"/>
+      <w:numFmt w:val="decimal"/>
+      <w:lvlText w:val="%9."/>
+      <w:lvlJc w:val="left"/>
+      <w:pPr>
+        <w:tabs>
+          <w:tab w:val="num" w:pos="6480"/>
+        </w:tabs>
+        <w:ind w:left="6480" w:hanging="360"/>
+      </w:pPr>
+    </w:lvl>
+  </w:abstractNum>
+  <w:abstractNum w:abstractNumId="5" w15:restartNumberingAfterBreak="0">
+    <w:nsid w:val="3DB920AB"/>
+    <w:multiLevelType w:val="multilevel"/>
+    <w:tmpl w:val="12DA925C"/>
+    <w:lvl w:ilvl="0">
+      <w:start w:val="1"/>
+      <w:numFmt w:val="decimal"/>
+      <w:lvlText w:val="%1."/>
+      <w:lvlJc w:val="left"/>
+      <w:pPr>
+        <w:tabs>
+          <w:tab w:val="num" w:pos="720"/>
+        </w:tabs>
+        <w:ind w:left="720" w:hanging="360"/>
+      </w:pPr>
+    </w:lvl>
+    <w:lvl w:ilvl="1" w:tentative="1">
+      <w:start w:val="1"/>
+      <w:numFmt w:val="decimal"/>
+      <w:lvlText w:val="%2."/>
+      <w:lvlJc w:val="left"/>
+      <w:pPr>
+        <w:tabs>
+          <w:tab w:val="num" w:pos="1440"/>
+        </w:tabs>
+        <w:ind w:left="1440" w:hanging="360"/>
+      </w:pPr>
+    </w:lvl>
+    <w:lvl w:ilvl="2" w:tentative="1">
+      <w:start w:val="1"/>
+      <w:numFmt w:val="decimal"/>
+      <w:lvlText w:val="%3."/>
+      <w:lvlJc w:val="left"/>
+      <w:pPr>
+        <w:tabs>
+          <w:tab w:val="num" w:pos="2160"/>
+        </w:tabs>
+        <w:ind w:left="2160" w:hanging="360"/>
+      </w:pPr>
+    </w:lvl>
+    <w:lvl w:ilvl="3" w:tentative="1">
+      <w:start w:val="1"/>
+      <w:numFmt w:val="decimal"/>
+      <w:lvlText w:val="%4."/>
+      <w:lvlJc w:val="left"/>
+      <w:pPr>
+        <w:tabs>
+          <w:tab w:val="num" w:pos="2880"/>
+        </w:tabs>
+        <w:ind w:left="2880" w:hanging="360"/>
+      </w:pPr>
+    </w:lvl>
+    <w:lvl w:ilvl="4" w:tentative="1">
+      <w:start w:val="1"/>
+      <w:numFmt w:val="decimal"/>
+      <w:lvlText w:val="%5."/>
+      <w:lvlJc w:val="left"/>
+      <w:pPr>
+        <w:tabs>
+          <w:tab w:val="num" w:pos="3600"/>
+        </w:tabs>
+        <w:ind w:left="3600" w:hanging="360"/>
+      </w:pPr>
+    </w:lvl>
+    <w:lvl w:ilvl="5" w:tentative="1">
+      <w:start w:val="1"/>
+      <w:numFmt w:val="decimal"/>
+      <w:lvlText w:val="%6."/>
+      <w:lvlJc w:val="left"/>
+      <w:pPr>
+        <w:tabs>
+          <w:tab w:val="num" w:pos="4320"/>
+        </w:tabs>
+        <w:ind w:left="4320" w:hanging="360"/>
+      </w:pPr>
+    </w:lvl>
+    <w:lvl w:ilvl="6" w:tentative="1">
+      <w:start w:val="1"/>
+      <w:numFmt w:val="decimal"/>
+      <w:lvlText w:val="%7."/>
+      <w:lvlJc w:val="left"/>
+      <w:pPr>
+        <w:tabs>
+          <w:tab w:val="num" w:pos="5040"/>
+        </w:tabs>
+        <w:ind w:left="5040" w:hanging="360"/>
+      </w:pPr>
+    </w:lvl>
+    <w:lvl w:ilvl="7" w:tentative="1">
+      <w:start w:val="1"/>
+      <w:numFmt w:val="decimal"/>
+      <w:lvlText w:val="%8."/>
+      <w:lvlJc w:val="left"/>
+      <w:pPr>
+        <w:tabs>
+          <w:tab w:val="num" w:pos="5760"/>
+        </w:tabs>
+        <w:ind w:left="5760" w:hanging="360"/>
+      </w:pPr>
+    </w:lvl>
+    <w:lvl w:ilvl="8" w:tentative="1">
+      <w:start w:val="1"/>
+      <w:numFmt w:val="decimal"/>
+      <w:lvlText w:val="%9."/>
+      <w:lvlJc w:val="left"/>
+      <w:pPr>
+        <w:tabs>
+          <w:tab w:val="num" w:pos="6480"/>
+        </w:tabs>
+        <w:ind w:left="6480" w:hanging="360"/>
+      </w:pPr>
+    </w:lvl>
+  </w:abstractNum>
+  <w:abstractNum w:abstractNumId="6" w15:restartNumberingAfterBreak="0">
+    <w:nsid w:val="41AE7628"/>
+    <w:multiLevelType w:val="multilevel"/>
+    <w:tmpl w:val="5F9077FA"/>
+    <w:lvl w:ilvl="0">
+      <w:start w:val="1"/>
+      <w:numFmt w:val="decimal"/>
+      <w:lvlText w:val="%1."/>
+      <w:lvlJc w:val="left"/>
+      <w:pPr>
+        <w:tabs>
+          <w:tab w:val="num" w:pos="720"/>
+        </w:tabs>
+        <w:ind w:left="720" w:hanging="360"/>
+      </w:pPr>
+    </w:lvl>
+    <w:lvl w:ilvl="1" w:tentative="1">
+      <w:start w:val="1"/>
+      <w:numFmt w:val="decimal"/>
+      <w:lvlText w:val="%2."/>
+      <w:lvlJc w:val="left"/>
+      <w:pPr>
+        <w:tabs>
+          <w:tab w:val="num" w:pos="1440"/>
+        </w:tabs>
+        <w:ind w:left="1440" w:hanging="360"/>
+      </w:pPr>
+    </w:lvl>
+    <w:lvl w:ilvl="2" w:tentative="1">
+      <w:start w:val="1"/>
+      <w:numFmt w:val="decimal"/>
+      <w:lvlText w:val="%3."/>
+      <w:lvlJc w:val="left"/>
+      <w:pPr>
+        <w:tabs>
+          <w:tab w:val="num" w:pos="2160"/>
+        </w:tabs>
+        <w:ind w:left="2160" w:hanging="360"/>
+      </w:pPr>
+    </w:lvl>
+    <w:lvl w:ilvl="3" w:tentative="1">
+      <w:start w:val="1"/>
+      <w:numFmt w:val="decimal"/>
+      <w:lvlText w:val="%4."/>
+      <w:lvlJc w:val="left"/>
+      <w:pPr>
+        <w:tabs>
+          <w:tab w:val="num" w:pos="2880"/>
+        </w:tabs>
+        <w:ind w:left="2880" w:hanging="360"/>
+      </w:pPr>
+    </w:lvl>
+    <w:lvl w:ilvl="4" w:tentative="1">
+      <w:start w:val="1"/>
+      <w:numFmt w:val="decimal"/>
+      <w:lvlText w:val="%5."/>
+      <w:lvlJc w:val="left"/>
+      <w:pPr>
+        <w:tabs>
+          <w:tab w:val="num" w:pos="3600"/>
+        </w:tabs>
+        <w:ind w:left="3600" w:hanging="360"/>
+      </w:pPr>
+    </w:lvl>
+    <w:lvl w:ilvl="5" w:tentative="1">
+      <w:start w:val="1"/>
+      <w:numFmt w:val="decimal"/>
+      <w:lvlText w:val="%6."/>
+      <w:lvlJc w:val="left"/>
+      <w:pPr>
+        <w:tabs>
+          <w:tab w:val="num" w:pos="4320"/>
+        </w:tabs>
+        <w:ind w:left="4320" w:hanging="360"/>
+      </w:pPr>
+    </w:lvl>
+    <w:lvl w:ilvl="6" w:tentative="1">
+      <w:start w:val="1"/>
+      <w:numFmt w:val="decimal"/>
+      <w:lvlText w:val="%7."/>
+      <w:lvlJc w:val="left"/>
+      <w:pPr>
+        <w:tabs>
+          <w:tab w:val="num" w:pos="5040"/>
+        </w:tabs>
+        <w:ind w:left="5040" w:hanging="360"/>
+      </w:pPr>
+    </w:lvl>
+    <w:lvl w:ilvl="7" w:tentative="1">
+      <w:start w:val="1"/>
+      <w:numFmt w:val="decimal"/>
+      <w:lvlText w:val="%8."/>
+      <w:lvlJc w:val="left"/>
+      <w:pPr>
+        <w:tabs>
+          <w:tab w:val="num" w:pos="5760"/>
+        </w:tabs>
+        <w:ind w:left="5760" w:hanging="360"/>
+      </w:pPr>
+    </w:lvl>
+    <w:lvl w:ilvl="8" w:tentative="1">
+      <w:start w:val="1"/>
+      <w:numFmt w:val="decimal"/>
+      <w:lvlText w:val="%9."/>
+      <w:lvlJc w:val="left"/>
+      <w:pPr>
+        <w:tabs>
+          <w:tab w:val="num" w:pos="6480"/>
+        </w:tabs>
+        <w:ind w:left="6480" w:hanging="360"/>
+      </w:pPr>
+    </w:lvl>
+  </w:abstractNum>
+  <w:abstractNum w:abstractNumId="7" w15:restartNumberingAfterBreak="0">
+    <w:nsid w:val="42784327"/>
+    <w:multiLevelType w:val="multilevel"/>
+    <w:tmpl w:val="FC469854"/>
+    <w:lvl w:ilvl="0">
+      <w:start w:val="1"/>
+      <w:numFmt w:val="decimal"/>
+      <w:lvlText w:val="%1."/>
+      <w:lvlJc w:val="left"/>
+      <w:pPr>
+        <w:tabs>
+          <w:tab w:val="num" w:pos="720"/>
+        </w:tabs>
+        <w:ind w:left="720" w:hanging="360"/>
+      </w:pPr>
+    </w:lvl>
+    <w:lvl w:ilvl="1">
+      <w:start w:val="1"/>
+      <w:numFmt w:val="bullet"/>
+      <w:lvlText w:val=""/>
+      <w:lvlJc w:val="left"/>
+      <w:pPr>
+        <w:tabs>
+          <w:tab w:val="num" w:pos="1440"/>
+        </w:tabs>
+        <w:ind w:left="1440" w:hanging="360"/>
+      </w:pPr>
+      <w:rPr>
+        <w:rFonts w:ascii="Symbol" w:hAnsi="Symbol" w:hint="default"/>
+        <w:sz w:val="20"/>
+      </w:rPr>
+    </w:lvl>
+    <w:lvl w:ilvl="2" w:tentative="1">
+      <w:start w:val="1"/>
+      <w:numFmt w:val="decimal"/>
+      <w:lvlText w:val="%3."/>
+      <w:lvlJc w:val="left"/>
+      <w:pPr>
+        <w:tabs>
+          <w:tab w:val="num" w:pos="2160"/>
+        </w:tabs>
+        <w:ind w:left="2160" w:hanging="360"/>
+      </w:pPr>
+    </w:lvl>
+    <w:lvl w:ilvl="3" w:tentative="1">
+      <w:start w:val="1"/>
+      <w:numFmt w:val="decimal"/>
+      <w:lvlText w:val="%4."/>
+      <w:lvlJc w:val="left"/>
+      <w:pPr>
+        <w:tabs>
+          <w:tab w:val="num" w:pos="2880"/>
+        </w:tabs>
+        <w:ind w:left="2880" w:hanging="360"/>
+      </w:pPr>
+    </w:lvl>
+    <w:lvl w:ilvl="4" w:tentative="1">
+      <w:start w:val="1"/>
+      <w:numFmt w:val="decimal"/>
+      <w:lvlText w:val="%5."/>
+      <w:lvlJc w:val="left"/>
+      <w:pPr>
+        <w:tabs>
+          <w:tab w:val="num" w:pos="3600"/>
+        </w:tabs>
+        <w:ind w:left="3600" w:hanging="360"/>
+      </w:pPr>
+    </w:lvl>
+    <w:lvl w:ilvl="5" w:tentative="1">
+      <w:start w:val="1"/>
+      <w:numFmt w:val="decimal"/>
+      <w:lvlText w:val="%6."/>
+      <w:lvlJc w:val="left"/>
+      <w:pPr>
+        <w:tabs>
+          <w:tab w:val="num" w:pos="4320"/>
+        </w:tabs>
+        <w:ind w:left="4320" w:hanging="360"/>
+      </w:pPr>
+    </w:lvl>
+    <w:lvl w:ilvl="6" w:tentative="1">
+      <w:start w:val="1"/>
+      <w:numFmt w:val="decimal"/>
+      <w:lvlText w:val="%7."/>
+      <w:lvlJc w:val="left"/>
+      <w:pPr>
+        <w:tabs>
+          <w:tab w:val="num" w:pos="5040"/>
+        </w:tabs>
+        <w:ind w:left="5040" w:hanging="360"/>
+      </w:pPr>
+    </w:lvl>
+    <w:lvl w:ilvl="7" w:tentative="1">
+      <w:start w:val="1"/>
+      <w:numFmt w:val="decimal"/>
+      <w:lvlText w:val="%8."/>
+      <w:lvlJc w:val="left"/>
+      <w:pPr>
+        <w:tabs>
+          <w:tab w:val="num" w:pos="5760"/>
+        </w:tabs>
+        <w:ind w:left="5760" w:hanging="360"/>
+      </w:pPr>
+    </w:lvl>
+    <w:lvl w:ilvl="8" w:tentative="1">
+      <w:start w:val="1"/>
+      <w:numFmt w:val="decimal"/>
+      <w:lvlText w:val="%9."/>
+      <w:lvlJc w:val="left"/>
+      <w:pPr>
+        <w:tabs>
+          <w:tab w:val="num" w:pos="6480"/>
+        </w:tabs>
+        <w:ind w:left="6480" w:hanging="360"/>
+      </w:pPr>
+    </w:lvl>
+  </w:abstractNum>
+  <w:abstractNum w:abstractNumId="8" w15:restartNumberingAfterBreak="0">
+    <w:nsid w:val="54F34521"/>
+    <w:multiLevelType w:val="hybridMultilevel"/>
+    <w:tmpl w:val="59D00768"/>
+    <w:lvl w:ilvl="0" w:tplc="40090015">
+      <w:start w:val="17"/>
+      <w:numFmt w:val="upperLetter"/>
+      <w:lvlText w:val="%1."/>
+      <w:lvlJc w:val="left"/>
+      <w:pPr>
+        <w:ind w:left="720" w:hanging="360"/>
+      </w:pPr>
+      <w:rPr>
+        <w:rFonts w:hint="default"/>
+      </w:rPr>
+    </w:lvl>
+    <w:lvl w:ilvl="1" w:tplc="40090019" w:tentative="1">
+      <w:start w:val="1"/>
+      <w:numFmt w:val="lowerLetter"/>
+      <w:lvlText w:val="%2."/>
+      <w:lvlJc w:val="left"/>
+      <w:pPr>
+        <w:ind w:left="1440" w:hanging="360"/>
+      </w:pPr>
+    </w:lvl>
+    <w:lvl w:ilvl="2" w:tplc="4009001B" w:tentative="1">
+      <w:start w:val="1"/>
+      <w:numFmt w:val="lowerRoman"/>
+      <w:lvlText w:val="%3."/>
+      <w:lvlJc w:val="right"/>
+      <w:pPr>
+        <w:ind w:left="2160" w:hanging="180"/>
+      </w:pPr>
+    </w:lvl>
+    <w:lvl w:ilvl="3" w:tplc="4009000F" w:tentative="1">
+      <w:start w:val="1"/>
+      <w:numFmt w:val="decimal"/>
+      <w:lvlText w:val="%4."/>
+      <w:lvlJc w:val="left"/>
+      <w:pPr>
+        <w:ind w:left="2880" w:hanging="360"/>
+      </w:pPr>
+    </w:lvl>
+    <w:lvl w:ilvl="4" w:tplc="40090019" w:tentative="1">
+      <w:start w:val="1"/>
+      <w:numFmt w:val="lowerLetter"/>
+      <w:lvlText w:val="%5."/>
+      <w:lvlJc w:val="left"/>
+      <w:pPr>
+        <w:ind w:left="3600" w:hanging="360"/>
+      </w:pPr>
+    </w:lvl>
+    <w:lvl w:ilvl="5" w:tplc="4009001B" w:tentative="1">
+      <w:start w:val="1"/>
+      <w:numFmt w:val="lowerRoman"/>
+      <w:lvlText w:val="%6."/>
+      <w:lvlJc w:val="right"/>
+      <w:pPr>
+        <w:ind w:left="4320" w:hanging="180"/>
+      </w:pPr>
+    </w:lvl>
+    <w:lvl w:ilvl="6" w:tplc="4009000F" w:tentative="1">
+      <w:start w:val="1"/>
+      <w:numFmt w:val="decimal"/>
+      <w:lvlText w:val="%7."/>
+      <w:lvlJc w:val="left"/>
+      <w:pPr>
+        <w:ind w:left="5040" w:hanging="360"/>
+      </w:pPr>
+    </w:lvl>
+    <w:lvl w:ilvl="7" w:tplc="40090019" w:tentative="1">
+      <w:start w:val="1"/>
+      <w:numFmt w:val="lowerLetter"/>
+      <w:lvlText w:val="%8."/>
+      <w:lvlJc w:val="left"/>
+      <w:pPr>
+        <w:ind w:left="5760" w:hanging="360"/>
+      </w:pPr>
+    </w:lvl>
+    <w:lvl w:ilvl="8" w:tplc="4009001B" w:tentative="1">
+      <w:start w:val="1"/>
+      <w:numFmt w:val="lowerRoman"/>
+      <w:lvlText w:val="%9."/>
+      <w:lvlJc w:val="right"/>
+      <w:pPr>
+        <w:ind w:left="6480" w:hanging="180"/>
+      </w:pPr>
+    </w:lvl>
+  </w:abstractNum>
+  <w:abstractNum w:abstractNumId="9" w15:restartNumberingAfterBreak="0">
+    <w:nsid w:val="5FB7330C"/>
+    <w:multiLevelType w:val="hybridMultilevel"/>
+    <w:tmpl w:val="830008E8"/>
+    <w:lvl w:ilvl="0" w:tplc="40090015">
+      <w:start w:val="17"/>
+      <w:numFmt w:val="upperLetter"/>
+      <w:lvlText w:val="%1."/>
+      <w:lvlJc w:val="left"/>
+      <w:pPr>
+        <w:ind w:left="720" w:hanging="360"/>
+      </w:pPr>
+      <w:rPr>
+        <w:rFonts w:hint="default"/>
+      </w:rPr>
+    </w:lvl>
+    <w:lvl w:ilvl="1" w:tplc="40090019" w:tentative="1">
+      <w:start w:val="1"/>
+      <w:numFmt w:val="lowerLetter"/>
+      <w:lvlText w:val="%2."/>
+      <w:lvlJc w:val="left"/>
+      <w:pPr>
+        <w:ind w:left="1440" w:hanging="360"/>
+      </w:pPr>
+    </w:lvl>
+    <w:lvl w:ilvl="2" w:tplc="4009001B" w:tentative="1">
+      <w:start w:val="1"/>
+      <w:numFmt w:val="lowerRoman"/>
+      <w:lvlText w:val="%3."/>
+      <w:lvlJc w:val="right"/>
+      <w:pPr>
+        <w:ind w:left="2160" w:hanging="180"/>
+      </w:pPr>
+    </w:lvl>
+    <w:lvl w:ilvl="3" w:tplc="4009000F" w:tentative="1">
+      <w:start w:val="1"/>
+      <w:numFmt w:val="decimal"/>
+      <w:lvlText w:val="%4."/>
+      <w:lvlJc w:val="left"/>
+      <w:pPr>
+        <w:ind w:left="2880" w:hanging="360"/>
+      </w:pPr>
+    </w:lvl>
+    <w:lvl w:ilvl="4" w:tplc="40090019" w:tentative="1">
+      <w:start w:val="1"/>
+      <w:numFmt w:val="lowerLetter"/>
+      <w:lvlText w:val="%5."/>
+      <w:lvlJc w:val="left"/>
+      <w:pPr>
+        <w:ind w:left="3600" w:hanging="360"/>
+      </w:pPr>
+    </w:lvl>
+    <w:lvl w:ilvl="5" w:tplc="4009001B" w:tentative="1">
+      <w:start w:val="1"/>
+      <w:numFmt w:val="lowerRoman"/>
+      <w:lvlText w:val="%6."/>
+      <w:lvlJc w:val="right"/>
+      <w:pPr>
+        <w:ind w:left="4320" w:hanging="180"/>
+      </w:pPr>
+    </w:lvl>
+    <w:lvl w:ilvl="6" w:tplc="4009000F" w:tentative="1">
+      <w:start w:val="1"/>
+      <w:numFmt w:val="decimal"/>
+      <w:lvlText w:val="%7."/>
+      <w:lvlJc w:val="left"/>
+      <w:pPr>
+        <w:ind w:left="5040" w:hanging="360"/>
+      </w:pPr>
+    </w:lvl>
+    <w:lvl w:ilvl="7" w:tplc="40090019" w:tentative="1">
+      <w:start w:val="1"/>
+      <w:numFmt w:val="lowerLetter"/>
+      <w:lvlText w:val="%8."/>
+      <w:lvlJc w:val="left"/>
+      <w:pPr>
+        <w:ind w:left="5760" w:hanging="360"/>
+      </w:pPr>
+    </w:lvl>
+    <w:lvl w:ilvl="8" w:tplc="4009001B" w:tentative="1">
+      <w:start w:val="1"/>
+      <w:numFmt w:val="lowerRoman"/>
+      <w:lvlText w:val="%9."/>
+      <w:lvlJc w:val="right"/>
+      <w:pPr>
+        <w:ind w:left="6480" w:hanging="180"/>
+      </w:pPr>
+    </w:lvl>
+  </w:abstractNum>
+  <w:abstractNum w:abstractNumId="10" w15:restartNumberingAfterBreak="0">
+    <w:nsid w:val="6C5A7C8C"/>
+    <w:multiLevelType w:val="multilevel"/>
+    <w:tmpl w:val="C52A6D10"/>
+    <w:lvl w:ilvl="0">
+      <w:start w:val="1"/>
+      <w:numFmt w:val="decimal"/>
+      <w:lvlText w:val="%1."/>
+      <w:lvlJc w:val="left"/>
+      <w:pPr>
+        <w:tabs>
+          <w:tab w:val="num" w:pos="720"/>
+        </w:tabs>
+        <w:ind w:left="720" w:hanging="360"/>
+      </w:pPr>
+    </w:lvl>
+    <w:lvl w:ilvl="1" w:tentative="1">
+      <w:start w:val="1"/>
+      <w:numFmt w:val="decimal"/>
+      <w:lvlText w:val="%2."/>
+      <w:lvlJc w:val="left"/>
+      <w:pPr>
+        <w:tabs>
+          <w:tab w:val="num" w:pos="1440"/>
+        </w:tabs>
+        <w:ind w:left="1440" w:hanging="360"/>
+      </w:pPr>
+    </w:lvl>
+    <w:lvl w:ilvl="2" w:tentative="1">
+      <w:start w:val="1"/>
+      <w:numFmt w:val="decimal"/>
+      <w:lvlText w:val="%3."/>
+      <w:lvlJc w:val="left"/>
+      <w:pPr>
+        <w:tabs>
+          <w:tab w:val="num" w:pos="2160"/>
+        </w:tabs>
+        <w:ind w:left="2160" w:hanging="360"/>
+      </w:pPr>
+    </w:lvl>
+    <w:lvl w:ilvl="3" w:tentative="1">
+      <w:start w:val="1"/>
+      <w:numFmt w:val="decimal"/>
+      <w:lvlText w:val="%4."/>
+      <w:lvlJc w:val="left"/>
+      <w:pPr>
+        <w:tabs>
+          <w:tab w:val="num" w:pos="2880"/>
+        </w:tabs>
+        <w:ind w:left="2880" w:hanging="360"/>
+      </w:pPr>
+    </w:lvl>
+    <w:lvl w:ilvl="4" w:tentative="1">
+      <w:start w:val="1"/>
+      <w:numFmt w:val="decimal"/>
+      <w:lvlText w:val="%5."/>
+      <w:lvlJc w:val="left"/>
+      <w:pPr>
+        <w:tabs>
+          <w:tab w:val="num" w:pos="3600"/>
+        </w:tabs>
+        <w:ind w:left="3600" w:hanging="360"/>
+      </w:pPr>
+    </w:lvl>
+    <w:lvl w:ilvl="5" w:tentative="1">
+      <w:start w:val="1"/>
+      <w:numFmt w:val="decimal"/>
+      <w:lvlText w:val="%6."/>
+      <w:lvlJc w:val="left"/>
+      <w:pPr>
+        <w:tabs>
+          <w:tab w:val="num" w:pos="4320"/>
+        </w:tabs>
+        <w:ind w:left="4320" w:hanging="360"/>
+      </w:pPr>
+    </w:lvl>
+    <w:lvl w:ilvl="6" w:tentative="1">
+      <w:start w:val="1"/>
+      <w:numFmt w:val="decimal"/>
+      <w:lvlText w:val="%7."/>
+      <w:lvlJc w:val="left"/>
+      <w:pPr>
+        <w:tabs>
+          <w:tab w:val="num" w:pos="5040"/>
+        </w:tabs>
+        <w:ind w:left="5040" w:hanging="360"/>
+      </w:pPr>
+    </w:lvl>
+    <w:lvl w:ilvl="7" w:tentative="1">
+      <w:start w:val="1"/>
+      <w:numFmt w:val="decimal"/>
+      <w:lvlText w:val="%8."/>
+      <w:lvlJc w:val="left"/>
+      <w:pPr>
+        <w:tabs>
+          <w:tab w:val="num" w:pos="5760"/>
+        </w:tabs>
+        <w:ind w:left="5760" w:hanging="360"/>
+      </w:pPr>
+    </w:lvl>
+    <w:lvl w:ilvl="8" w:tentative="1">
+      <w:start w:val="1"/>
+      <w:numFmt w:val="decimal"/>
+      <w:lvlText w:val="%9."/>
+      <w:lvlJc w:val="left"/>
+      <w:pPr>
+        <w:tabs>
+          <w:tab w:val="num" w:pos="6480"/>
+        </w:tabs>
+        <w:ind w:left="6480" w:hanging="360"/>
+      </w:pPr>
+    </w:lvl>
+  </w:abstractNum>
+  <w:abstractNum w:abstractNumId="11" w15:restartNumberingAfterBreak="0">
+    <w:nsid w:val="7B9B3A64"/>
+    <w:multiLevelType w:val="multilevel"/>
+    <w:tmpl w:val="8EAE2FB4"/>
+    <w:lvl w:ilvl="0">
+      <w:start w:val="1"/>
+      <w:numFmt w:val="decimal"/>
+      <w:lvlText w:val="%1."/>
+      <w:lvlJc w:val="left"/>
+      <w:pPr>
+        <w:tabs>
+          <w:tab w:val="num" w:pos="1080"/>
+        </w:tabs>
+        <w:ind w:left="1080" w:hanging="360"/>
+      </w:pPr>
+    </w:lvl>
+    <w:lvl w:ilvl="1" w:tentative="1">
+      <w:start w:val="1"/>
+      <w:numFmt w:val="decimal"/>
+      <w:lvlText w:val="%2."/>
+      <w:lvlJc w:val="left"/>
+      <w:pPr>
+        <w:tabs>
+          <w:tab w:val="num" w:pos="1800"/>
+        </w:tabs>
+        <w:ind w:left="1800" w:hanging="360"/>
+      </w:pPr>
+    </w:lvl>
+    <w:lvl w:ilvl="2" w:tentative="1">
+      <w:start w:val="1"/>
+      <w:numFmt w:val="decimal"/>
+      <w:lvlText w:val="%3."/>
+      <w:lvlJc w:val="left"/>
+      <w:pPr>
+        <w:tabs>
+          <w:tab w:val="num" w:pos="2520"/>
+        </w:tabs>
+        <w:ind w:left="2520" w:hanging="360"/>
+      </w:pPr>
+    </w:lvl>
+    <w:lvl w:ilvl="3" w:tentative="1">
+      <w:start w:val="1"/>
+      <w:numFmt w:val="decimal"/>
+      <w:lvlText w:val="%4."/>
+      <w:lvlJc w:val="left"/>
+      <w:pPr>
+        <w:tabs>
+          <w:tab w:val="num" w:pos="3240"/>
+        </w:tabs>
+        <w:ind w:left="3240" w:hanging="360"/>
+      </w:pPr>
+    </w:lvl>
+    <w:lvl w:ilvl="4" w:tentative="1">
+      <w:start w:val="1"/>
+      <w:numFmt w:val="decimal"/>
+      <w:lvlText w:val="%5."/>
+      <w:lvlJc w:val="left"/>
+      <w:pPr>
+        <w:tabs>
+          <w:tab w:val="num" w:pos="3960"/>
+        </w:tabs>
+        <w:ind w:left="3960" w:hanging="360"/>
+      </w:pPr>
+    </w:lvl>
+    <w:lvl w:ilvl="5" w:tentative="1">
+      <w:start w:val="1"/>
+      <w:numFmt w:val="decimal"/>
+      <w:lvlText w:val="%6."/>
+      <w:lvlJc w:val="left"/>
+      <w:pPr>
+        <w:tabs>
+          <w:tab w:val="num" w:pos="4680"/>
+        </w:tabs>
+        <w:ind w:left="4680" w:hanging="360"/>
+      </w:pPr>
+    </w:lvl>
+    <w:lvl w:ilvl="6" w:tentative="1">
+      <w:start w:val="1"/>
+      <w:numFmt w:val="decimal"/>
+      <w:lvlText w:val="%7."/>
+      <w:lvlJc w:val="left"/>
+      <w:pPr>
+        <w:tabs>
+          <w:tab w:val="num" w:pos="5400"/>
+        </w:tabs>
+        <w:ind w:left="5400" w:hanging="360"/>
+      </w:pPr>
+    </w:lvl>
+    <w:lvl w:ilvl="7" w:tentative="1">
+      <w:start w:val="1"/>
+      <w:numFmt w:val="decimal"/>
+      <w:lvlText w:val="%8."/>
+      <w:lvlJc w:val="left"/>
+      <w:pPr>
+        <w:tabs>
+          <w:tab w:val="num" w:pos="6120"/>
+        </w:tabs>
+        <w:ind w:left="6120" w:hanging="360"/>
+      </w:pPr>
+    </w:lvl>
+    <w:lvl w:ilvl="8" w:tentative="1">
+      <w:start w:val="1"/>
+      <w:numFmt w:val="decimal"/>
+      <w:lvlText w:val="%9."/>
+      <w:lvlJc w:val="left"/>
+      <w:pPr>
+        <w:tabs>
+          <w:tab w:val="num" w:pos="6840"/>
+        </w:tabs>
+        <w:ind w:left="6840" w:hanging="360"/>
+      </w:pPr>
+    </w:lvl>
+  </w:abstractNum>
+  <w:num w:numId="1" w16cid:durableId="1088620270">
+    <w:abstractNumId w:val="0"/>
+  </w:num>
+  <w:num w:numId="2" w16cid:durableId="1601793512">
+    <w:abstractNumId w:val="8"/>
+  </w:num>
+  <w:num w:numId="3" w16cid:durableId="279916274">
+    <w:abstractNumId w:val="9"/>
+  </w:num>
+  <w:num w:numId="4" w16cid:durableId="318461406">
+    <w:abstractNumId w:val="4"/>
+  </w:num>
+  <w:num w:numId="5" w16cid:durableId="705760306">
+    <w:abstractNumId w:val="7"/>
+  </w:num>
+  <w:num w:numId="6" w16cid:durableId="671570010">
+    <w:abstractNumId w:val="3"/>
+  </w:num>
+  <w:num w:numId="7" w16cid:durableId="126900084">
+    <w:abstractNumId w:val="6"/>
+  </w:num>
+  <w:num w:numId="8" w16cid:durableId="1083717876">
+    <w:abstractNumId w:val="10"/>
+  </w:num>
+  <w:num w:numId="9" w16cid:durableId="783185493">
+    <w:abstractNumId w:val="1"/>
+  </w:num>
+  <w:num w:numId="10" w16cid:durableId="989135935">
+    <w:abstractNumId w:val="11"/>
+  </w:num>
+  <w:num w:numId="11" w16cid:durableId="2118981504">
+    <w:abstractNumId w:val="2"/>
+  </w:num>
+  <w:num w:numId="12" w16cid:durableId="1028141914">
+    <w:abstractNumId w:val="5"/>
+  </w:num>
+</w:numbering>
 </file>
 
 <file path=word/styles.xml><?xml version="1.0" encoding="utf-8"?>
@@ -706,7 +7893,6 @@
     <w:next w:val="Normal"/>
     <w:link w:val="Heading2Char"/>
     <w:uiPriority w:val="9"/>
-    <w:semiHidden/>
     <w:unhideWhenUsed/>
     <w:qFormat/>
     <w:rsid w:val="005B6FC5"/>
@@ -881,7 +8067,6 @@
   <w:style w:type="character" w:default="1" w:styleId="DefaultParagraphFont">
     <w:name w:val="Default Paragraph Font"/>
     <w:uiPriority w:val="1"/>
-    <w:semiHidden/>
     <w:unhideWhenUsed/>
   </w:style>
   <w:style w:type="table" w:default="1" w:styleId="TableNormal">
@@ -923,7 +8108,6 @@
     <w:basedOn w:val="DefaultParagraphFont"/>
     <w:link w:val="Heading2"/>
     <w:uiPriority w:val="9"/>
-    <w:semiHidden/>
     <w:rsid w:val="005B6FC5"/>
     <w:rPr>
       <w:rFonts w:asciiTheme="majorHAnsi" w:eastAsiaTheme="majorEastAsia" w:hAnsiTheme="majorHAnsi" w:cstheme="majorBidi"/>
@@ -1194,6 +8378,148 @@
       <w:color w:val="2F5496" w:themeColor="accent1" w:themeShade="BF"/>
       <w:spacing w:val="5"/>
     </w:rPr>
+  </w:style>
+  <w:style w:type="paragraph" w:styleId="TOCHeading">
+    <w:name w:val="TOC Heading"/>
+    <w:basedOn w:val="Heading1"/>
+    <w:next w:val="Normal"/>
+    <w:uiPriority w:val="39"/>
+    <w:unhideWhenUsed/>
+    <w:qFormat/>
+    <w:rsid w:val="00DF4887"/>
+    <w:pPr>
+      <w:spacing w:before="240" w:after="0"/>
+      <w:outlineLvl w:val="9"/>
+    </w:pPr>
+    <w:rPr>
+      <w:kern w:val="0"/>
+      <w:sz w:val="32"/>
+      <w:szCs w:val="32"/>
+      <w:lang w:val="en-US"/>
+      <w14:ligatures w14:val="none"/>
+    </w:rPr>
+  </w:style>
+  <w:style w:type="paragraph" w:styleId="TOC1">
+    <w:name w:val="toc 1"/>
+    <w:basedOn w:val="Normal"/>
+    <w:next w:val="Normal"/>
+    <w:autoRedefine/>
+    <w:uiPriority w:val="39"/>
+    <w:unhideWhenUsed/>
+    <w:rsid w:val="00DF4887"/>
+    <w:pPr>
+      <w:spacing w:after="100"/>
+    </w:pPr>
+  </w:style>
+  <w:style w:type="paragraph" w:styleId="TOC2">
+    <w:name w:val="toc 2"/>
+    <w:basedOn w:val="Normal"/>
+    <w:next w:val="Normal"/>
+    <w:autoRedefine/>
+    <w:uiPriority w:val="39"/>
+    <w:unhideWhenUsed/>
+    <w:rsid w:val="00DF4887"/>
+    <w:pPr>
+      <w:spacing w:after="100"/>
+      <w:ind w:left="220"/>
+    </w:pPr>
+  </w:style>
+  <w:style w:type="character" w:styleId="Hyperlink">
+    <w:name w:val="Hyperlink"/>
+    <w:basedOn w:val="DefaultParagraphFont"/>
+    <w:uiPriority w:val="99"/>
+    <w:unhideWhenUsed/>
+    <w:rsid w:val="00DF4887"/>
+    <w:rPr>
+      <w:color w:val="0563C1" w:themeColor="hyperlink"/>
+      <w:u w:val="single"/>
+    </w:rPr>
+  </w:style>
+  <w:style w:type="character" w:styleId="Strong">
+    <w:name w:val="Strong"/>
+    <w:basedOn w:val="DefaultParagraphFont"/>
+    <w:uiPriority w:val="22"/>
+    <w:qFormat/>
+    <w:rsid w:val="00701221"/>
+    <w:rPr>
+      <w:b/>
+      <w:bCs/>
+    </w:rPr>
+  </w:style>
+  <w:style w:type="table" w:styleId="GridTable2">
+    <w:name w:val="Grid Table 2"/>
+    <w:basedOn w:val="TableNormal"/>
+    <w:uiPriority w:val="47"/>
+    <w:rsid w:val="00CA2B36"/>
+    <w:pPr>
+      <w:spacing w:after="0" w:line="240" w:lineRule="auto"/>
+    </w:pPr>
+    <w:tblPr>
+      <w:tblStyleRowBandSize w:val="1"/>
+      <w:tblStyleColBandSize w:val="1"/>
+      <w:tblBorders>
+        <w:top w:val="single" w:sz="2" w:space="0" w:color="666666" w:themeColor="text1" w:themeTint="99"/>
+        <w:bottom w:val="single" w:sz="2" w:space="0" w:color="666666" w:themeColor="text1" w:themeTint="99"/>
+        <w:insideH w:val="single" w:sz="2" w:space="0" w:color="666666" w:themeColor="text1" w:themeTint="99"/>
+        <w:insideV w:val="single" w:sz="2" w:space="0" w:color="666666" w:themeColor="text1" w:themeTint="99"/>
+      </w:tblBorders>
+    </w:tblPr>
+    <w:tblStylePr w:type="firstRow">
+      <w:rPr>
+        <w:b/>
+        <w:bCs/>
+      </w:rPr>
+      <w:tblPr/>
+      <w:tcPr>
+        <w:tcBorders>
+          <w:top w:val="nil"/>
+          <w:bottom w:val="single" w:sz="12" w:space="0" w:color="666666" w:themeColor="text1" w:themeTint="99"/>
+          <w:insideH w:val="nil"/>
+          <w:insideV w:val="nil"/>
+        </w:tcBorders>
+        <w:shd w:val="clear" w:color="auto" w:fill="FFFFFF" w:themeFill="background1"/>
+      </w:tcPr>
+    </w:tblStylePr>
+    <w:tblStylePr w:type="lastRow">
+      <w:rPr>
+        <w:b/>
+        <w:bCs/>
+      </w:rPr>
+      <w:tblPr/>
+      <w:tcPr>
+        <w:tcBorders>
+          <w:top w:val="double" w:sz="2" w:space="0" w:color="666666" w:themeColor="text1" w:themeTint="99"/>
+          <w:bottom w:val="nil"/>
+          <w:insideH w:val="nil"/>
+          <w:insideV w:val="nil"/>
+        </w:tcBorders>
+        <w:shd w:val="clear" w:color="auto" w:fill="FFFFFF" w:themeFill="background1"/>
+      </w:tcPr>
+    </w:tblStylePr>
+    <w:tblStylePr w:type="firstCol">
+      <w:rPr>
+        <w:b/>
+        <w:bCs/>
+      </w:rPr>
+    </w:tblStylePr>
+    <w:tblStylePr w:type="lastCol">
+      <w:rPr>
+        <w:b/>
+        <w:bCs/>
+      </w:rPr>
+    </w:tblStylePr>
+    <w:tblStylePr w:type="band1Vert">
+      <w:tblPr/>
+      <w:tcPr>
+        <w:shd w:val="clear" w:color="auto" w:fill="CCCCCC" w:themeFill="text1" w:themeFillTint="33"/>
+      </w:tcPr>
+    </w:tblStylePr>
+    <w:tblStylePr w:type="band1Horz">
+      <w:tblPr/>
+      <w:tcPr>
+        <w:shd w:val="clear" w:color="auto" w:fill="CCCCCC" w:themeFill="text1" w:themeFillTint="33"/>
+      </w:tcPr>
+    </w:tblStylePr>
   </w:style>
 </w:styles>
 </file>
@@ -1491,4 +8817,16 @@
     </a:ext>
   </a:extLst>
 </a:theme>
+</file>
+
+<file path=customXml/item1.xml><?xml version="1.0" encoding="utf-8"?>
+<b:Sources xmlns:b="http://schemas.openxmlformats.org/officeDocument/2006/bibliography" xmlns="http://schemas.openxmlformats.org/officeDocument/2006/bibliography" SelectedStyle="\APASixthEditionOfficeOnline.xsl" StyleName="APA" Version="6"/>
+</file>
+
+<file path=customXml/itemProps1.xml><?xml version="1.0" encoding="utf-8"?>
+<ds:datastoreItem xmlns:ds="http://schemas.openxmlformats.org/officeDocument/2006/customXml" ds:itemID="{5A92236A-64CB-4D97-870C-C6CCB5E38168}">
+  <ds:schemaRefs>
+    <ds:schemaRef ds:uri="http://schemas.openxmlformats.org/officeDocument/2006/bibliography"/>
+  </ds:schemaRefs>
+</ds:datastoreItem>
 </file>